--- a/prime-hospitality/docs/handover/HANDOVER_CHECKLIST.docx
+++ b/prime-hospitality/docs/handover/HANDOVER_CHECKLIST.docx
@@ -1,13 +1,13 @@
 
 <file path=word/document.xml><?xml version="1.0" encoding="utf-8"?>
-<w:document xmlns:w="http://schemas.openxmlformats.org/wordprocessingml/2006/main" xmlns:m="http://schemas.openxmlformats.org/officeDocument/2006/math" xmlns:r="http://schemas.openxmlformats.org/officeDocument/2006/relationships" xmlns:o="urn:schemas-microsoft-com:office:office" xmlns:v="urn:schemas-microsoft-com:vml" xmlns:w10="urn:schemas-microsoft-com:office:word" xmlns:a="http://schemas.openxmlformats.org/drawingml/2006/main" xmlns:pic="http://schemas.openxmlformats.org/drawingml/2006/picture" xmlns:wp="http://schemas.openxmlformats.org/drawingml/2006/wordprocessingDrawing">
+<w:document xmlns:wpc="http://schemas.microsoft.com/office/word/2010/wordprocessingCanvas" xmlns:mc="http://schemas.openxmlformats.org/markup-compatibility/2006" xmlns:o="urn:schemas-microsoft-com:office:office" xmlns:r="http://schemas.openxmlformats.org/officeDocument/2006/relationships" xmlns:m="http://schemas.openxmlformats.org/officeDocument/2006/math" xmlns:v="urn:schemas-microsoft-com:vml" xmlns:wp14="http://schemas.microsoft.com/office/word/2010/wordprocessingDrawing" xmlns:wp="http://schemas.openxmlformats.org/drawingml/2006/wordprocessingDrawing" xmlns:w10="urn:schemas-microsoft-com:office:word" xmlns:w="http://schemas.openxmlformats.org/wordprocessingml/2006/main" xmlns:w14="http://schemas.microsoft.com/office/word/2010/wordml" xmlns:w15="http://schemas.microsoft.com/office/word/2012/wordml" xmlns:wpg="http://schemas.microsoft.com/office/word/2010/wordprocessingGroup" xmlns:wpi="http://schemas.microsoft.com/office/word/2010/wordprocessingInk" xmlns:wne="http://schemas.microsoft.com/office/word/2006/wordml" xmlns:wps="http://schemas.microsoft.com/office/word/2010/wordprocessingShape" mc:Ignorable="w14 w15 wp14">
   <w:body>
     <w:p>
       <w:pPr>
         <w:pStyle w:val="Title"/>
       </w:pPr>
       <w:r>
-        <w:t xml:space="preserve">JobsAddis — Handover Checklist &amp; Credentials Register</w:t>
+        <w:t>JobsAddis — Handover Checklist &amp; Credentials Register</w:t>
       </w:r>
     </w:p>
     <w:p>
@@ -15,7 +15,7 @@
         <w:pStyle w:val="Author"/>
       </w:pPr>
       <w:r>
-        <w:t xml:space="preserve">Prepared for Prime Hospitality Business Group P.L.C.</w:t>
+        <w:t>Prepared for Prime Hospitality Business Group P.L.C.</w:t>
       </w:r>
     </w:p>
     <w:p>
@@ -23,43 +23,467 @@
         <w:pStyle w:val="Date"/>
       </w:pPr>
       <w:r>
-        <w:t xml:space="preserve">28 July 2026</w:t>
+        <w:t>28 July 2026</w:t>
       </w:r>
     </w:p>
     <w:sdt>
       <w:sdtPr>
+        <w:rPr>
+          <w:rFonts w:asciiTheme="minorHAnsi" w:eastAsiaTheme="minorEastAsia" w:hAnsiTheme="minorHAnsi" w:cstheme="minorBidi"/>
+          <w:color w:val="auto"/>
+          <w:sz w:val="24"/>
+          <w:szCs w:val="24"/>
+        </w:rPr>
+        <w:id w:val="901641515"/>
         <w:docPartObj>
           <w:docPartGallery w:val="Table of Contents"/>
           <w:docPartUnique/>
         </w:docPartObj>
       </w:sdtPr>
+      <w:sdtEndPr/>
       <w:sdtContent>
         <w:p>
           <w:pPr>
             <w:pStyle w:val="TOCHeading"/>
           </w:pPr>
           <w:r>
-            <w:t xml:space="preserve">Table of Contents</w:t>
+            <w:t>Table of Contents</w:t>
           </w:r>
         </w:p>
         <w:p>
+          <w:pPr>
+            <w:pStyle w:val="TOC1"/>
+            <w:tabs>
+              <w:tab w:val="right" w:leader="dot" w:pos="9350"/>
+            </w:tabs>
+            <w:rPr>
+              <w:noProof/>
+            </w:rPr>
+          </w:pPr>
           <w:r>
-            <w:fldChar w:fldCharType="begin" w:dirty="true"/>
-            <w:instrText xml:space="preserve">TOC \o "1-2" \h \z \u</w:instrText>
+            <w:fldChar w:fldCharType="begin"/>
+          </w:r>
+          <w:r>
+            <w:instrText>TOC \o "1-2" \h \z \u</w:instrText>
+          </w:r>
+          <w:r>
             <w:fldChar w:fldCharType="separate"/>
+          </w:r>
+          <w:hyperlink w:anchor="_Toc236213968" w:history="1">
+            <w:r>
+              <w:rPr>
+                <w:rStyle w:val="Hyperlink"/>
+                <w:noProof/>
+              </w:rPr>
+              <w:t>Handover Checklist &amp; Credentials Register</w:t>
+            </w:r>
+            <w:r>
+              <w:rPr>
+                <w:noProof/>
+                <w:webHidden/>
+              </w:rPr>
+              <w:tab/>
+            </w:r>
+            <w:r>
+              <w:rPr>
+                <w:noProof/>
+                <w:webHidden/>
+              </w:rPr>
+              <w:fldChar w:fldCharType="begin"/>
+            </w:r>
+            <w:r>
+              <w:rPr>
+                <w:noProof/>
+                <w:webHidden/>
+              </w:rPr>
+              <w:instrText xml:space="preserve"> PAGEREF _Toc236213968 \h </w:instrText>
+            </w:r>
+            <w:r>
+              <w:rPr>
+                <w:noProof/>
+                <w:webHidden/>
+              </w:rPr>
+            </w:r>
+            <w:r>
+              <w:rPr>
+                <w:noProof/>
+                <w:webHidden/>
+              </w:rPr>
+              <w:fldChar w:fldCharType="separate"/>
+            </w:r>
+            <w:r>
+              <w:rPr>
+                <w:noProof/>
+                <w:webHidden/>
+              </w:rPr>
+              <w:t>1</w:t>
+            </w:r>
+            <w:r>
+              <w:rPr>
+                <w:noProof/>
+                <w:webHidden/>
+              </w:rPr>
+              <w:fldChar w:fldCharType="end"/>
+            </w:r>
+          </w:hyperlink>
+        </w:p>
+        <w:p>
+          <w:pPr>
+            <w:pStyle w:val="TOC2"/>
+            <w:tabs>
+              <w:tab w:val="right" w:leader="dot" w:pos="9350"/>
+            </w:tabs>
+            <w:rPr>
+              <w:noProof/>
+            </w:rPr>
+          </w:pPr>
+          <w:hyperlink w:anchor="_Toc236213969" w:history="1">
+            <w:r>
+              <w:rPr>
+                <w:rStyle w:val="Hyperlink"/>
+                <w:noProof/>
+              </w:rPr>
+              <w:t>1. Ownership status</w:t>
+            </w:r>
+            <w:r>
+              <w:rPr>
+                <w:noProof/>
+                <w:webHidden/>
+              </w:rPr>
+              <w:tab/>
+            </w:r>
+            <w:r>
+              <w:rPr>
+                <w:noProof/>
+                <w:webHidden/>
+              </w:rPr>
+              <w:fldChar w:fldCharType="begin"/>
+            </w:r>
+            <w:r>
+              <w:rPr>
+                <w:noProof/>
+                <w:webHidden/>
+              </w:rPr>
+              <w:instrText xml:space="preserve"> PAGEREF _Toc236213969 \h </w:instrText>
+            </w:r>
+            <w:r>
+              <w:rPr>
+                <w:noProof/>
+                <w:webHidden/>
+              </w:rPr>
+            </w:r>
+            <w:r>
+              <w:rPr>
+                <w:noProof/>
+                <w:webHidden/>
+              </w:rPr>
+              <w:fldChar w:fldCharType="separate"/>
+            </w:r>
+            <w:r>
+              <w:rPr>
+                <w:noProof/>
+                <w:webHidden/>
+              </w:rPr>
+              <w:t>1</w:t>
+            </w:r>
+            <w:r>
+              <w:rPr>
+                <w:noProof/>
+                <w:webHidden/>
+              </w:rPr>
+              <w:fldChar w:fldCharType="end"/>
+            </w:r>
+          </w:hyperlink>
+        </w:p>
+        <w:p>
+          <w:pPr>
+            <w:pStyle w:val="TOC2"/>
+            <w:tabs>
+              <w:tab w:val="right" w:leader="dot" w:pos="9350"/>
+            </w:tabs>
+            <w:rPr>
+              <w:noProof/>
+            </w:rPr>
+          </w:pPr>
+          <w:hyperlink w:anchor="_Toc236213970" w:history="1">
+            <w:r>
+              <w:rPr>
+                <w:rStyle w:val="Hyperlink"/>
+                <w:noProof/>
+              </w:rPr>
+              <w:t>2. Where each credential lives</w:t>
+            </w:r>
+            <w:r>
+              <w:rPr>
+                <w:noProof/>
+                <w:webHidden/>
+              </w:rPr>
+              <w:tab/>
+            </w:r>
+            <w:r>
+              <w:rPr>
+                <w:noProof/>
+                <w:webHidden/>
+              </w:rPr>
+              <w:fldChar w:fldCharType="begin"/>
+            </w:r>
+            <w:r>
+              <w:rPr>
+                <w:noProof/>
+                <w:webHidden/>
+              </w:rPr>
+              <w:instrText xml:space="preserve"> PAGEREF _Toc236213970 \h </w:instrText>
+            </w:r>
+            <w:r>
+              <w:rPr>
+                <w:noProof/>
+                <w:webHidden/>
+              </w:rPr>
+            </w:r>
+            <w:r>
+              <w:rPr>
+                <w:noProof/>
+                <w:webHidden/>
+              </w:rPr>
+              <w:fldChar w:fldCharType="separate"/>
+            </w:r>
+            <w:r>
+              <w:rPr>
+                <w:noProof/>
+                <w:webHidden/>
+              </w:rPr>
+              <w:t>2</w:t>
+            </w:r>
+            <w:r>
+              <w:rPr>
+                <w:noProof/>
+                <w:webHidden/>
+              </w:rPr>
+              <w:fldChar w:fldCharType="end"/>
+            </w:r>
+          </w:hyperlink>
+        </w:p>
+        <w:p>
+          <w:pPr>
+            <w:pStyle w:val="TOC2"/>
+            <w:tabs>
+              <w:tab w:val="right" w:leader="dot" w:pos="9350"/>
+            </w:tabs>
+            <w:rPr>
+              <w:noProof/>
+            </w:rPr>
+          </w:pPr>
+          <w:hyperlink w:anchor="_Toc236213971" w:history="1">
+            <w:r>
+              <w:rPr>
+                <w:rStyle w:val="Hyperlink"/>
+                <w:noProof/>
+              </w:rPr>
+              <w:t>3. Critical operational notes</w:t>
+            </w:r>
+            <w:r>
+              <w:rPr>
+                <w:noProof/>
+                <w:webHidden/>
+              </w:rPr>
+              <w:tab/>
+            </w:r>
+            <w:r>
+              <w:rPr>
+                <w:noProof/>
+                <w:webHidden/>
+              </w:rPr>
+              <w:fldChar w:fldCharType="begin"/>
+            </w:r>
+            <w:r>
+              <w:rPr>
+                <w:noProof/>
+                <w:webHidden/>
+              </w:rPr>
+              <w:instrText xml:space="preserve"> PAGEREF _Toc236213971 \h </w:instrText>
+            </w:r>
+            <w:r>
+              <w:rPr>
+                <w:noProof/>
+                <w:webHidden/>
+              </w:rPr>
+            </w:r>
+            <w:r>
+              <w:rPr>
+                <w:noProof/>
+                <w:webHidden/>
+              </w:rPr>
+              <w:fldChar w:fldCharType="separate"/>
+            </w:r>
+            <w:r>
+              <w:rPr>
+                <w:noProof/>
+                <w:webHidden/>
+              </w:rPr>
+              <w:t>3</w:t>
+            </w:r>
+            <w:r>
+              <w:rPr>
+                <w:noProof/>
+                <w:webHidden/>
+              </w:rPr>
+              <w:fldChar w:fldCharType="end"/>
+            </w:r>
+          </w:hyperlink>
+        </w:p>
+        <w:p>
+          <w:pPr>
+            <w:pStyle w:val="TOC2"/>
+            <w:tabs>
+              <w:tab w:val="right" w:leader="dot" w:pos="9350"/>
+            </w:tabs>
+            <w:rPr>
+              <w:noProof/>
+            </w:rPr>
+          </w:pPr>
+          <w:hyperlink w:anchor="_Toc236213972" w:history="1">
+            <w:r>
+              <w:rPr>
+                <w:rStyle w:val="Hyperlink"/>
+                <w:noProof/>
+              </w:rPr>
+              <w:t>4. Accepted scope decisions</w:t>
+            </w:r>
+            <w:r>
+              <w:rPr>
+                <w:noProof/>
+                <w:webHidden/>
+              </w:rPr>
+              <w:tab/>
+            </w:r>
+            <w:r>
+              <w:rPr>
+                <w:noProof/>
+                <w:webHidden/>
+              </w:rPr>
+              <w:fldChar w:fldCharType="begin"/>
+            </w:r>
+            <w:r>
+              <w:rPr>
+                <w:noProof/>
+                <w:webHidden/>
+              </w:rPr>
+              <w:instrText xml:space="preserve"> PAGEREF _Toc236213972 \h </w:instrText>
+            </w:r>
+            <w:r>
+              <w:rPr>
+                <w:noProof/>
+                <w:webHidden/>
+              </w:rPr>
+            </w:r>
+            <w:r>
+              <w:rPr>
+                <w:noProof/>
+                <w:webHidden/>
+              </w:rPr>
+              <w:fldChar w:fldCharType="separate"/>
+            </w:r>
+            <w:r>
+              <w:rPr>
+                <w:noProof/>
+                <w:webHidden/>
+              </w:rPr>
+              <w:t>3</w:t>
+            </w:r>
+            <w:r>
+              <w:rPr>
+                <w:noProof/>
+                <w:webHidden/>
+              </w:rPr>
+              <w:fldChar w:fldCharType="end"/>
+            </w:r>
+          </w:hyperlink>
+        </w:p>
+        <w:p>
+          <w:pPr>
+            <w:pStyle w:val="TOC2"/>
+            <w:tabs>
+              <w:tab w:val="right" w:leader="dot" w:pos="9350"/>
+            </w:tabs>
+            <w:rPr>
+              <w:noProof/>
+            </w:rPr>
+          </w:pPr>
+          <w:hyperlink w:anchor="_Toc236213973" w:history="1">
+            <w:r>
+              <w:rPr>
+                <w:rStyle w:val="Hyperlink"/>
+                <w:noProof/>
+              </w:rPr>
+              <w:t>5. Final acceptance (§17.F)</w:t>
+            </w:r>
+            <w:r>
+              <w:rPr>
+                <w:noProof/>
+                <w:webHidden/>
+              </w:rPr>
+              <w:tab/>
+            </w:r>
+            <w:r>
+              <w:rPr>
+                <w:noProof/>
+                <w:webHidden/>
+              </w:rPr>
+              <w:fldChar w:fldCharType="begin"/>
+            </w:r>
+            <w:r>
+              <w:rPr>
+                <w:noProof/>
+                <w:webHidden/>
+              </w:rPr>
+              <w:instrText xml:space="preserve"> PAGEREF _Toc236213973 \h </w:instrText>
+            </w:r>
+            <w:r>
+              <w:rPr>
+                <w:noProof/>
+                <w:webHidden/>
+              </w:rPr>
+            </w:r>
+            <w:r>
+              <w:rPr>
+                <w:noProof/>
+                <w:webHidden/>
+              </w:rPr>
+              <w:fldChar w:fldCharType="separate"/>
+            </w:r>
+            <w:r>
+              <w:rPr>
+                <w:noProof/>
+                <w:webHidden/>
+              </w:rPr>
+              <w:t>4</w:t>
+            </w:r>
+            <w:r>
+              <w:rPr>
+                <w:noProof/>
+                <w:webHidden/>
+              </w:rPr>
+              <w:fldChar w:fldCharType="end"/>
+            </w:r>
+          </w:hyperlink>
+        </w:p>
+        <w:p>
+          <w:r>
             <w:fldChar w:fldCharType="end"/>
           </w:r>
         </w:p>
       </w:sdtContent>
     </w:sdt>
-    <w:bookmarkStart w:id="24" w:name="handover-checklist--credentials-register"/>
     <w:p>
       <w:pPr>
         <w:pStyle w:val="Heading1"/>
       </w:pPr>
-      <w:r>
-        <w:t xml:space="preserve">Handover Checklist &amp; Credentials Register</w:t>
-      </w:r>
+      <w:bookmarkStart w:id="0" w:name="handover-checklist--credentials-register"/>
+      <w:bookmarkStart w:id="1" w:name="_Toc236213968"/>
+      <w:r>
+        <w:t>Handover Checklist &amp; Credentials Register</w:t>
+      </w:r>
+      <w:bookmarkEnd w:id="1"/>
     </w:p>
     <w:p>
       <w:pPr>
@@ -70,45 +494,41 @@
           <w:b/>
           <w:bCs/>
         </w:rPr>
-        <w:t xml:space="preserve">Project:</w:t>
+        <w:t>Project:</w:t>
       </w:r>
       <w:r>
         <w:t xml:space="preserve"> </w:t>
       </w:r>
-      <w:r>
-        <w:t xml:space="preserve">JobsAddis — Telegram Recruitment Mini App</w:t>
-      </w:r>
-      <w:r>
-        <w:t xml:space="preserve"> </w:t>
+      <w:proofErr w:type="spellStart"/>
+      <w:r>
+        <w:t>JobsAddis</w:t>
+      </w:r>
+      <w:proofErr w:type="spellEnd"/>
+      <w:r>
+        <w:t xml:space="preserve"> - </w:t>
+      </w:r>
+      <w:r>
+        <w:t xml:space="preserve">Telegram Recruitment Mini App </w:t>
       </w:r>
       <w:r>
         <w:rPr>
           <w:b/>
           <w:bCs/>
         </w:rPr>
-        <w:t xml:space="preserve">Client:</w:t>
-      </w:r>
-      <w:r>
-        <w:t xml:space="preserve"> </w:t>
-      </w:r>
-      <w:r>
-        <w:t xml:space="preserve">Addis Ababa Hotel Associates Union / Prime Hospitality Business Group P.L.C.</w:t>
-      </w:r>
-      <w:r>
-        <w:t xml:space="preserve"> </w:t>
+        <w:t>Client:</w:t>
+      </w:r>
+      <w:r>
+        <w:t xml:space="preserve"> Addis Ababa Hotel Associates Union / Prime Hospitality Business Group P.L.C. </w:t>
       </w:r>
       <w:r>
         <w:rPr>
           <w:b/>
           <w:bCs/>
         </w:rPr>
-        <w:t xml:space="preserve">Prepared:</w:t>
-      </w:r>
-      <w:r>
-        <w:t xml:space="preserve"> </w:t>
-      </w:r>
-      <w:r>
-        <w:t xml:space="preserve">28 July 2026</w:t>
+        <w:t>Prepared:</w:t>
+      </w:r>
+      <w:r>
+        <w:t xml:space="preserve"> 28 July 2026</w:t>
       </w:r>
     </w:p>
     <w:p>
@@ -116,19 +536,10 @@
         <w:pStyle w:val="BodyText"/>
       </w:pPr>
       <w:r>
-        <w:t xml:space="preserve">Per Agreement §6 (Hosting and Infrastructure Ownership) and §17.F (Final Handover</w:t>
-      </w:r>
-      <w:r>
-        <w:t xml:space="preserve"> </w:t>
-      </w:r>
-      <w:r>
-        <w:t xml:space="preserve">Requirements). Nothing here is withheld, and every account listed is owned by the</w:t>
-      </w:r>
-      <w:r>
-        <w:t xml:space="preserve"> </w:t>
-      </w:r>
-      <w:r>
-        <w:t xml:space="preserve">Client, not the Developer.</w:t>
+        <w:t>Per Agreement §6 (Hosting and Infrastructure Ownership) and §17.F (Final Handover Requirements). Nothing h</w:t>
+      </w:r>
+      <w:r>
+        <w:t>ere is withheld, and every account listed is owned by the Client, not the Developer.</w:t>
       </w:r>
     </w:p>
     <w:p>
@@ -140,401 +551,432 @@
           <w:b/>
           <w:bCs/>
         </w:rPr>
-        <w:t xml:space="preserve">This document is part of the recovery procedure, not just paperwork.</w:t>
-      </w:r>
-      <w:r>
-        <w:t xml:space="preserve"> </w:t>
-      </w:r>
-      <w:r>
-        <w:t xml:space="preserve">A database</w:t>
-      </w:r>
-      <w:r>
-        <w:t xml:space="preserve"> </w:t>
-      </w:r>
-      <w:r>
-        <w:t xml:space="preserve">restore is useless without the access listed here. Keep a copy somewhere safe and</w:t>
-      </w:r>
-      <w:r>
-        <w:t xml:space="preserve"> </w:t>
-      </w:r>
-      <w:r>
-        <w:t xml:space="preserve">offline. It deliberately records</w:t>
-      </w:r>
-      <w:r>
-        <w:t xml:space="preserve"> </w:t>
+        <w:t>This document is part of the recovery procedure, not just paperwork.</w:t>
+      </w:r>
+      <w:r>
+        <w:t xml:space="preserve"> A database restore is useless without the access listed here. Keep a copy somewhere safe and offline. </w:t>
+      </w:r>
+      <w:r>
+        <w:t xml:space="preserve">It deliberately records </w:t>
       </w:r>
       <w:r>
         <w:rPr>
           <w:i/>
           <w:iCs/>
         </w:rPr>
-        <w:t xml:space="preserve">where</w:t>
-      </w:r>
-      <w:r>
-        <w:t xml:space="preserve"> </w:t>
-      </w:r>
-      <w:r>
-        <w:t xml:space="preserve">each credential lives rather than the secret</w:t>
-      </w:r>
-      <w:r>
-        <w:t xml:space="preserve"> </w:t>
-      </w:r>
-      <w:r>
-        <w:t xml:space="preserve">values themselves — no passwords or keys are written into this file.</w:t>
+        <w:t>where</w:t>
+      </w:r>
+      <w:r>
+        <w:t xml:space="preserve"> each credential lives rather than the secret values themselves — no passwords or keys are written into this file.</w:t>
       </w:r>
     </w:p>
     <w:p>
       <w:r>
         <w:pict>
-          <v:rect style="width:0;height:1.5pt" o:hralign="center" o:hrstd="t" o:hr="t"/>
+          <v:rect id="_x0000_i1025" style="width:0;height:1.5pt" o:hralign="center" o:hrstd="t" o:hr="t"/>
         </w:pict>
       </w:r>
     </w:p>
-    <w:bookmarkStart w:id="11" w:name="Xb6a315cee7ae184fd713a2220b3359647ad2a0f"/>
     <w:p>
       <w:pPr>
         <w:pStyle w:val="Heading2"/>
       </w:pPr>
-      <w:r>
-        <w:t xml:space="preserve">1. Ownership status</w:t>
-      </w:r>
+      <w:bookmarkStart w:id="2" w:name="Xb6a315cee7ae184fd713a2220b3359647ad2a0f"/>
+      <w:bookmarkStart w:id="3" w:name="_Toc236213969"/>
+      <w:r>
+        <w:t>1. Ownership status</w:t>
+      </w:r>
+      <w:bookmarkEnd w:id="3"/>
     </w:p>
     <w:p>
       <w:pPr>
         <w:pStyle w:val="FirstParagraph"/>
       </w:pPr>
       <w:r>
-        <w:t xml:space="preserve">Every account below was created</w:t>
-      </w:r>
-      <w:r>
-        <w:t xml:space="preserve"> </w:t>
+        <w:t xml:space="preserve">Every account below was created </w:t>
       </w:r>
       <w:r>
         <w:rPr>
           <w:b/>
           <w:bCs/>
         </w:rPr>
-        <w:t xml:space="preserve">directly under the Client's email address</w:t>
-      </w:r>
-      <w:r>
-        <w:t xml:space="preserve">, so there</w:t>
-      </w:r>
-      <w:r>
-        <w:t xml:space="preserve"> </w:t>
-      </w:r>
-      <w:r>
-        <w:t xml:space="preserve">is no ownership transfer pending — the Client has owned these from the outset.</w:t>
+        <w:t>directly under the Client's email address</w:t>
+      </w:r>
+      <w:r>
+        <w:t xml:space="preserve">, so there is no </w:t>
+      </w:r>
+      <w:r>
+        <w:t>ownership transfer pending — the Client has owned these from the outset.</w:t>
       </w:r>
     </w:p>
     <w:tbl>
       <w:tblPr>
         <w:tblStyle w:val="Table"/>
-        <w:tblW w:type="auto" w:w="0"/>
-        <w:tblLook w:firstRow="1" w:lastRow="0" w:firstColumn="0" w:lastColumn="0" w:noHBand="0" w:noVBand="0" w:val="0020"/>
+        <w:tblW w:w="0" w:type="auto"/>
+        <w:tblLook w:val="0020" w:firstRow="1" w:lastRow="0" w:firstColumn="0" w:lastColumn="0" w:noHBand="0" w:noVBand="0"/>
       </w:tblPr>
       <w:tblGrid>
-        <w:gridCol w:w="1980"/>
-        <w:gridCol w:w="1980"/>
-        <w:gridCol w:w="1980"/>
-        <w:gridCol w:w="1980"/>
+        <w:gridCol w:w="1995"/>
+        <w:gridCol w:w="4149"/>
+        <w:gridCol w:w="1319"/>
+        <w:gridCol w:w="2113"/>
       </w:tblGrid>
       <w:tr>
         <w:trPr>
-          <w:tblHeader w:val="on"/>
+          <w:cnfStyle w:val="100000000000" w:firstRow="1" w:lastRow="0" w:firstColumn="0" w:lastColumn="0" w:oddVBand="0" w:evenVBand="0" w:oddHBand="0" w:evenHBand="0" w:firstRowFirstColumn="0" w:firstRowLastColumn="0" w:lastRowFirstColumn="0" w:lastRowLastColumn="0"/>
+          <w:tblHeader/>
         </w:trPr>
         <w:tc>
-          <w:tcPr/>
-          <w:p>
-            <w:pPr>
-              <w:pStyle w:val="Compact"/>
-            </w:pPr>
-            <w:r>
-              <w:t xml:space="preserve">Asset</w:t>
-            </w:r>
-          </w:p>
-        </w:tc>
-        <w:tc>
-          <w:tcPr/>
-          <w:p>
-            <w:pPr>
-              <w:pStyle w:val="Compact"/>
-            </w:pPr>
-            <w:r>
-              <w:t xml:space="preserve">Location</w:t>
-            </w:r>
-          </w:p>
-        </w:tc>
-        <w:tc>
-          <w:tcPr/>
-          <w:p>
-            <w:pPr>
-              <w:pStyle w:val="Compact"/>
-            </w:pPr>
-            <w:r>
-              <w:t xml:space="preserve">Owner</w:t>
-            </w:r>
-          </w:p>
-        </w:tc>
-        <w:tc>
-          <w:tcPr/>
-          <w:p>
-            <w:pPr>
-              <w:pStyle w:val="Compact"/>
-            </w:pPr>
-            <w:r>
-              <w:t xml:space="preserve">Status</w:t>
+          <w:tcPr>
+            <w:tcW w:w="0" w:type="auto"/>
+          </w:tcPr>
+          <w:p>
+            <w:pPr>
+              <w:pStyle w:val="Compact"/>
+            </w:pPr>
+            <w:r>
+              <w:t>Asset</w:t>
+            </w:r>
+          </w:p>
+        </w:tc>
+        <w:tc>
+          <w:tcPr>
+            <w:tcW w:w="0" w:type="auto"/>
+          </w:tcPr>
+          <w:p>
+            <w:pPr>
+              <w:pStyle w:val="Compact"/>
+            </w:pPr>
+            <w:r>
+              <w:t>Location</w:t>
+            </w:r>
+          </w:p>
+        </w:tc>
+        <w:tc>
+          <w:tcPr>
+            <w:tcW w:w="0" w:type="auto"/>
+          </w:tcPr>
+          <w:p>
+            <w:pPr>
+              <w:pStyle w:val="Compact"/>
+            </w:pPr>
+            <w:r>
+              <w:t>Owner</w:t>
+            </w:r>
+          </w:p>
+        </w:tc>
+        <w:tc>
+          <w:tcPr>
+            <w:tcW w:w="0" w:type="auto"/>
+          </w:tcPr>
+          <w:p>
+            <w:pPr>
+              <w:pStyle w:val="Compact"/>
+            </w:pPr>
+            <w:r>
+              <w:t>Status</w:t>
             </w:r>
           </w:p>
         </w:tc>
       </w:tr>
       <w:tr>
         <w:tc>
-          <w:tcPr/>
-          <w:p>
-            <w:pPr>
-              <w:pStyle w:val="Compact"/>
-            </w:pPr>
-            <w:r>
-              <w:t xml:space="preserve">Source code</w:t>
-            </w:r>
-          </w:p>
-        </w:tc>
-        <w:tc>
-          <w:tcPr/>
-          <w:p>
-            <w:pPr>
-              <w:pStyle w:val="Compact"/>
-            </w:pPr>
-            <w:hyperlink r:id="rId9">
+          <w:tcPr>
+            <w:tcW w:w="0" w:type="auto"/>
+          </w:tcPr>
+          <w:p>
+            <w:pPr>
+              <w:pStyle w:val="Compact"/>
+            </w:pPr>
+            <w:r>
+              <w:t>Source code</w:t>
+            </w:r>
+          </w:p>
+        </w:tc>
+        <w:tc>
+          <w:tcPr>
+            <w:tcW w:w="0" w:type="auto"/>
+          </w:tcPr>
+          <w:p>
+            <w:pPr>
+              <w:pStyle w:val="Compact"/>
+            </w:pPr>
+            <w:hyperlink r:id="rId5">
               <w:r>
                 <w:rPr>
                   <w:rStyle w:val="Hyperlink"/>
                 </w:rPr>
-                <w:t xml:space="preserve">github.com/prime-hospitality/JobsAddis</w:t>
+                <w:t>github.com/prime-hospitality/</w:t>
               </w:r>
-            </w:hyperlink>
-          </w:p>
-        </w:tc>
-        <w:tc>
-          <w:tcPr/>
-          <w:p>
-            <w:pPr>
-              <w:pStyle w:val="Compact"/>
-            </w:pPr>
-            <w:r>
-              <w:t xml:space="preserve">Client org</w:t>
-            </w:r>
-          </w:p>
-        </w:tc>
-        <w:tc>
-          <w:tcPr/>
-          <w:p>
-            <w:pPr>
-              <w:pStyle w:val="Compact"/>
-            </w:pPr>
-            <w:r>
-              <w:t xml:space="preserve">✅ Client-owned</w:t>
-            </w:r>
-          </w:p>
-        </w:tc>
-      </w:tr>
-      <w:tr>
-        <w:tc>
-          <w:tcPr/>
-          <w:p>
-            <w:pPr>
-              <w:pStyle w:val="Compact"/>
-            </w:pPr>
-            <w:r>
-              <w:t xml:space="preserve">Backups</w:t>
-            </w:r>
-          </w:p>
-        </w:tc>
-        <w:tc>
-          <w:tcPr/>
-          <w:p>
-            <w:pPr>
-              <w:pStyle w:val="Compact"/>
-            </w:pPr>
-            <w:hyperlink r:id="rId10">
+              <w:proofErr w:type="spellStart"/>
               <w:r>
                 <w:rPr>
                   <w:rStyle w:val="Hyperlink"/>
                 </w:rPr>
-                <w:t xml:space="preserve">github.com/prime-hospitality/backupadisjobs</w:t>
+                <w:t>JobsAddis</w:t>
               </w:r>
+              <w:proofErr w:type="spellEnd"/>
             </w:hyperlink>
-            <w:r>
-              <w:t xml:space="preserve"> </w:t>
-            </w:r>
-            <w:r>
-              <w:t xml:space="preserve">—</w:t>
-            </w:r>
-            <w:r>
-              <w:t xml:space="preserve"> </w:t>
+          </w:p>
+        </w:tc>
+        <w:tc>
+          <w:tcPr>
+            <w:tcW w:w="0" w:type="auto"/>
+          </w:tcPr>
+          <w:p>
+            <w:pPr>
+              <w:pStyle w:val="Compact"/>
+            </w:pPr>
+            <w:r>
+              <w:t>Client org</w:t>
+            </w:r>
+          </w:p>
+        </w:tc>
+        <w:tc>
+          <w:tcPr>
+            <w:tcW w:w="0" w:type="auto"/>
+          </w:tcPr>
+          <w:p>
+            <w:pPr>
+              <w:pStyle w:val="Compact"/>
+            </w:pPr>
+            <w:r>
+              <w:t>✅</w:t>
+            </w:r>
+            <w:r>
+              <w:t xml:space="preserve"> Client-owned</w:t>
+            </w:r>
+          </w:p>
+        </w:tc>
+      </w:tr>
+      <w:tr>
+        <w:tc>
+          <w:tcPr>
+            <w:tcW w:w="0" w:type="auto"/>
+          </w:tcPr>
+          <w:p>
+            <w:pPr>
+              <w:pStyle w:val="Compact"/>
+            </w:pPr>
+            <w:r>
+              <w:lastRenderedPageBreak/>
+              <w:t>Backups</w:t>
+            </w:r>
+          </w:p>
+        </w:tc>
+        <w:tc>
+          <w:tcPr>
+            <w:tcW w:w="0" w:type="auto"/>
+          </w:tcPr>
+          <w:p>
+            <w:pPr>
+              <w:pStyle w:val="Compact"/>
+            </w:pPr>
+            <w:hyperlink r:id="rId6">
+              <w:r>
+                <w:rPr>
+                  <w:rStyle w:val="Hyperlink"/>
+                </w:rPr>
+                <w:t>github.com/prime-hospitality/</w:t>
+              </w:r>
+              <w:proofErr w:type="spellStart"/>
+              <w:r>
+                <w:rPr>
+                  <w:rStyle w:val="Hyperlink"/>
+                </w:rPr>
+                <w:t>backupadisjobs</w:t>
+              </w:r>
+              <w:proofErr w:type="spellEnd"/>
+            </w:hyperlink>
+            <w:r>
+              <w:t xml:space="preserve"> — </w:t>
             </w:r>
             <w:r>
               <w:rPr>
                 <w:b/>
                 <w:bCs/>
               </w:rPr>
-              <w:t xml:space="preserve">private</w:t>
-            </w:r>
-          </w:p>
-        </w:tc>
-        <w:tc>
-          <w:tcPr/>
-          <w:p>
-            <w:pPr>
-              <w:pStyle w:val="Compact"/>
-            </w:pPr>
-            <w:r>
-              <w:t xml:space="preserve">Client org</w:t>
-            </w:r>
-          </w:p>
-        </w:tc>
-        <w:tc>
-          <w:tcPr/>
-          <w:p>
-            <w:pPr>
-              <w:pStyle w:val="Compact"/>
-            </w:pPr>
-            <w:r>
-              <w:t xml:space="preserve">✅ Client-owned</w:t>
+              <w:t>private</w:t>
+            </w:r>
+          </w:p>
+        </w:tc>
+        <w:tc>
+          <w:tcPr>
+            <w:tcW w:w="0" w:type="auto"/>
+          </w:tcPr>
+          <w:p>
+            <w:pPr>
+              <w:pStyle w:val="Compact"/>
+            </w:pPr>
+            <w:r>
+              <w:t>Client org</w:t>
+            </w:r>
+          </w:p>
+        </w:tc>
+        <w:tc>
+          <w:tcPr>
+            <w:tcW w:w="0" w:type="auto"/>
+          </w:tcPr>
+          <w:p>
+            <w:pPr>
+              <w:pStyle w:val="Compact"/>
+            </w:pPr>
+            <w:r>
+              <w:t>✅</w:t>
+            </w:r>
+            <w:r>
+              <w:t xml:space="preserve"> Client-owned</w:t>
             </w:r>
           </w:p>
         </w:tc>
       </w:tr>
       <w:tr>
         <w:tc>
-          <w:tcPr/>
-          <w:p>
-            <w:pPr>
-              <w:pStyle w:val="Compact"/>
-            </w:pPr>
-            <w:r>
-              <w:t xml:space="preserve">Database, storage, functions</w:t>
-            </w:r>
-          </w:p>
-        </w:tc>
-        <w:tc>
-          <w:tcPr/>
-          <w:p>
-            <w:pPr>
-              <w:pStyle w:val="Compact"/>
-            </w:pPr>
-            <w:r>
-              <w:t xml:space="preserve">Supabase project</w:t>
-            </w:r>
-            <w:r>
-              <w:t xml:space="preserve"> </w:t>
+          <w:tcPr>
+            <w:tcW w:w="0" w:type="auto"/>
+          </w:tcPr>
+          <w:p>
+            <w:pPr>
+              <w:pStyle w:val="Compact"/>
+            </w:pPr>
+            <w:r>
+              <w:t>Database, storage, functions</w:t>
+            </w:r>
+          </w:p>
+        </w:tc>
+        <w:tc>
+          <w:tcPr>
+            <w:tcW w:w="0" w:type="auto"/>
+          </w:tcPr>
+          <w:p>
+            <w:pPr>
+              <w:pStyle w:val="Compact"/>
+            </w:pPr>
+            <w:r>
+              <w:t xml:space="preserve">Supabase project </w:t>
             </w:r>
             <w:r>
               <w:rPr>
                 <w:rStyle w:val="VerbatimChar"/>
               </w:rPr>
-              <w:t xml:space="preserve">rrypxbkipixmuufzkdxp</w:t>
-            </w:r>
-            <w:r>
-              <w:t xml:space="preserve"> </w:t>
-            </w:r>
-            <w:r>
-              <w:t xml:space="preserve">(eu-west-1)</w:t>
-            </w:r>
-          </w:p>
-        </w:tc>
-        <w:tc>
-          <w:tcPr/>
-          <w:p>
-            <w:pPr>
-              <w:pStyle w:val="Compact"/>
-            </w:pPr>
-            <w:r>
-              <w:t xml:space="preserve">Client account</w:t>
-            </w:r>
-          </w:p>
-        </w:tc>
-        <w:tc>
-          <w:tcPr/>
-          <w:p>
-            <w:pPr>
-              <w:pStyle w:val="Compact"/>
-            </w:pPr>
-            <w:r>
-              <w:t xml:space="preserve">✅ Client-owned</w:t>
+              <w:t>rrypxbkipixmuufzkdxp</w:t>
+            </w:r>
+            <w:r>
+              <w:t xml:space="preserve"> (eu-west-1)</w:t>
+            </w:r>
+          </w:p>
+        </w:tc>
+        <w:tc>
+          <w:tcPr>
+            <w:tcW w:w="0" w:type="auto"/>
+          </w:tcPr>
+          <w:p>
+            <w:pPr>
+              <w:pStyle w:val="Compact"/>
+            </w:pPr>
+            <w:r>
+              <w:t>Client account</w:t>
+            </w:r>
+          </w:p>
+        </w:tc>
+        <w:tc>
+          <w:tcPr>
+            <w:tcW w:w="0" w:type="auto"/>
+          </w:tcPr>
+          <w:p>
+            <w:pPr>
+              <w:pStyle w:val="Compact"/>
+            </w:pPr>
+            <w:r>
+              <w:t>✅</w:t>
+            </w:r>
+            <w:r>
+              <w:t xml:space="preserve"> Client-owned</w:t>
             </w:r>
           </w:p>
         </w:tc>
       </w:tr>
       <w:tr>
         <w:tc>
-          <w:tcPr/>
-          <w:p>
-            <w:pPr>
-              <w:pStyle w:val="Compact"/>
-            </w:pPr>
-            <w:r>
-              <w:t xml:space="preserve">Web hosting</w:t>
-            </w:r>
-          </w:p>
-        </w:tc>
-        <w:tc>
-          <w:tcPr/>
-          <w:p>
-            <w:pPr>
-              <w:pStyle w:val="Compact"/>
-            </w:pPr>
-            <w:r>
-              <w:t xml:space="preserve">Vercel — auto-deploys from</w:t>
-            </w:r>
-            <w:r>
-              <w:t xml:space="preserve"> </w:t>
+          <w:tcPr>
+            <w:tcW w:w="0" w:type="auto"/>
+          </w:tcPr>
+          <w:p>
+            <w:pPr>
+              <w:pStyle w:val="Compact"/>
+            </w:pPr>
+            <w:r>
+              <w:t>Web hosting</w:t>
+            </w:r>
+          </w:p>
+        </w:tc>
+        <w:tc>
+          <w:tcPr>
+            <w:tcW w:w="0" w:type="auto"/>
+          </w:tcPr>
+          <w:p>
+            <w:pPr>
+              <w:pStyle w:val="Compact"/>
+            </w:pPr>
+            <w:r>
+              <w:t xml:space="preserve">Vercel — auto-deploys from </w:t>
             </w:r>
             <w:r>
               <w:rPr>
                 <w:rStyle w:val="VerbatimChar"/>
               </w:rPr>
-              <w:t xml:space="preserve">main</w:t>
-            </w:r>
-          </w:p>
-        </w:tc>
-        <w:tc>
-          <w:tcPr/>
-          <w:p>
-            <w:pPr>
-              <w:pStyle w:val="Compact"/>
-            </w:pPr>
-            <w:r>
-              <w:t xml:space="preserve">Client account</w:t>
-            </w:r>
-          </w:p>
-        </w:tc>
-        <w:tc>
-          <w:tcPr/>
-          <w:p>
-            <w:pPr>
-              <w:pStyle w:val="Compact"/>
-            </w:pPr>
-            <w:r>
-              <w:t xml:space="preserve">✅ Client-owned</w:t>
+              <w:t>main</w:t>
+            </w:r>
+          </w:p>
+        </w:tc>
+        <w:tc>
+          <w:tcPr>
+            <w:tcW w:w="0" w:type="auto"/>
+          </w:tcPr>
+          <w:p>
+            <w:pPr>
+              <w:pStyle w:val="Compact"/>
+            </w:pPr>
+            <w:r>
+              <w:t>Client account</w:t>
+            </w:r>
+          </w:p>
+        </w:tc>
+        <w:tc>
+          <w:tcPr>
+            <w:tcW w:w="0" w:type="auto"/>
+          </w:tcPr>
+          <w:p>
+            <w:pPr>
+              <w:pStyle w:val="Compact"/>
+            </w:pPr>
+            <w:r>
+              <w:t>✅</w:t>
+            </w:r>
+            <w:r>
+              <w:t xml:space="preserve"> Client-owned</w:t>
             </w:r>
           </w:p>
         </w:tc>
       </w:tr>
       <w:tr>
         <w:tc>
-          <w:tcPr/>
-          <w:p>
-            <w:pPr>
-              <w:pStyle w:val="Compact"/>
-            </w:pPr>
-            <w:r>
-              <w:t xml:space="preserve">Telegram bot</w:t>
-            </w:r>
-          </w:p>
-        </w:tc>
-        <w:tc>
-          <w:tcPr/>
+          <w:tcPr>
+            <w:tcW w:w="0" w:type="auto"/>
+          </w:tcPr>
+          <w:p>
+            <w:pPr>
+              <w:pStyle w:val="Compact"/>
+            </w:pPr>
+            <w:r>
+              <w:t>Telegram bot</w:t>
+            </w:r>
+          </w:p>
+        </w:tc>
+        <w:tc>
+          <w:tcPr>
+            <w:tcW w:w="0" w:type="auto"/>
+          </w:tcPr>
           <w:p>
             <w:pPr>
               <w:pStyle w:val="Compact"/>
@@ -543,47 +985,61 @@
               <w:rPr>
                 <w:rStyle w:val="VerbatimChar"/>
               </w:rPr>
-              <w:t xml:space="preserve">@Addisjobsdemobot</w:t>
-            </w:r>
-          </w:p>
-        </w:tc>
-        <w:tc>
-          <w:tcPr/>
-          <w:p>
-            <w:pPr>
-              <w:pStyle w:val="Compact"/>
-            </w:pPr>
-            <w:r>
-              <w:t xml:space="preserve">Client account</w:t>
-            </w:r>
-          </w:p>
-        </w:tc>
-        <w:tc>
-          <w:tcPr/>
-          <w:p>
-            <w:pPr>
-              <w:pStyle w:val="Compact"/>
-            </w:pPr>
-            <w:r>
-              <w:t xml:space="preserve">⚠️ Confirm BotFather ownership</w:t>
+              <w:t>@Addisjobsdemobot</w:t>
+            </w:r>
+          </w:p>
+        </w:tc>
+        <w:tc>
+          <w:tcPr>
+            <w:tcW w:w="0" w:type="auto"/>
+          </w:tcPr>
+          <w:p>
+            <w:pPr>
+              <w:pStyle w:val="Compact"/>
+            </w:pPr>
+            <w:r>
+              <w:t>Client account</w:t>
+            </w:r>
+          </w:p>
+        </w:tc>
+        <w:tc>
+          <w:tcPr>
+            <w:tcW w:w="0" w:type="auto"/>
+          </w:tcPr>
+          <w:p>
+            <w:pPr>
+              <w:pStyle w:val="Compact"/>
+            </w:pPr>
+            <w:r>
+              <w:t>⚠</w:t>
+            </w:r>
+            <w:r>
+              <w:t>️</w:t>
+            </w:r>
+            <w:r>
+              <w:t xml:space="preserve"> Confirm BotFather ownership</w:t>
             </w:r>
           </w:p>
         </w:tc>
       </w:tr>
       <w:tr>
         <w:tc>
-          <w:tcPr/>
-          <w:p>
-            <w:pPr>
-              <w:pStyle w:val="Compact"/>
-            </w:pPr>
-            <w:r>
-              <w:t xml:space="preserve">Telegram group</w:t>
-            </w:r>
-          </w:p>
-        </w:tc>
-        <w:tc>
-          <w:tcPr/>
+          <w:tcPr>
+            <w:tcW w:w="0" w:type="auto"/>
+          </w:tcPr>
+          <w:p>
+            <w:pPr>
+              <w:pStyle w:val="Compact"/>
+            </w:pPr>
+            <w:r>
+              <w:t>Telegram group</w:t>
+            </w:r>
+          </w:p>
+        </w:tc>
+        <w:tc>
+          <w:tcPr>
+            <w:tcW w:w="0" w:type="auto"/>
+          </w:tcPr>
           <w:p>
             <w:pPr>
               <w:pStyle w:val="Compact"/>
@@ -592,29 +1048,36 @@
               <w:rPr>
                 <w:rStyle w:val="VerbatimChar"/>
               </w:rPr>
-              <w:t xml:space="preserve">@Addisjobsgrp</w:t>
-            </w:r>
-          </w:p>
-        </w:tc>
-        <w:tc>
-          <w:tcPr/>
-          <w:p>
-            <w:pPr>
-              <w:pStyle w:val="Compact"/>
-            </w:pPr>
-            <w:r>
-              <w:t xml:space="preserve">Client account</w:t>
-            </w:r>
-          </w:p>
-        </w:tc>
-        <w:tc>
-          <w:tcPr/>
-          <w:p>
-            <w:pPr>
-              <w:pStyle w:val="Compact"/>
-            </w:pPr>
-            <w:r>
-              <w:t xml:space="preserve">✅ Client-owned</w:t>
+              <w:t>@Addisjobsgrp</w:t>
+            </w:r>
+          </w:p>
+        </w:tc>
+        <w:tc>
+          <w:tcPr>
+            <w:tcW w:w="0" w:type="auto"/>
+          </w:tcPr>
+          <w:p>
+            <w:pPr>
+              <w:pStyle w:val="Compact"/>
+            </w:pPr>
+            <w:r>
+              <w:t>Client account</w:t>
+            </w:r>
+          </w:p>
+        </w:tc>
+        <w:tc>
+          <w:tcPr>
+            <w:tcW w:w="0" w:type="auto"/>
+          </w:tcPr>
+          <w:p>
+            <w:pPr>
+              <w:pStyle w:val="Compact"/>
+            </w:pPr>
+            <w:r>
+              <w:t>✅</w:t>
+            </w:r>
+            <w:r>
+              <w:t xml:space="preserve"> Client-owned</w:t>
             </w:r>
           </w:p>
         </w:tc>
@@ -629,136 +1092,112 @@
           <w:b/>
           <w:bCs/>
         </w:rPr>
-        <w:t xml:space="preserve">Outstanding:</w:t>
+        <w:t>Outstanding:</w:t>
       </w:r>
       <w:r>
         <w:t xml:space="preserve"> </w:t>
       </w:r>
       <w:r>
-        <w:t xml:space="preserve">confirm the bot sits under a Client-controlled Telegram account</w:t>
-      </w:r>
-      <w:r>
-        <w:t xml:space="preserve"> </w:t>
-      </w:r>
-      <w:r>
-        <w:t xml:space="preserve">(BotFather →</w:t>
-      </w:r>
-      <w:r>
-        <w:t xml:space="preserve"> </w:t>
+        <w:t xml:space="preserve">confirm the bot sits under a Client-controlled Telegram account (BotFather → </w:t>
       </w:r>
       <w:r>
         <w:rPr>
           <w:rStyle w:val="VerbatimChar"/>
         </w:rPr>
-        <w:t xml:space="preserve">/mybots</w:t>
-      </w:r>
-      <w:r>
-        <w:t xml:space="preserve"> </w:t>
-      </w:r>
-      <w:r>
-        <w:t xml:space="preserve">→ Transfer Ownership), then rotate</w:t>
-      </w:r>
-      <w:r>
-        <w:t xml:space="preserve"> </w:t>
+        <w:t>/mybots</w:t>
+      </w:r>
+      <w:r>
+        <w:t xml:space="preserve"> → Transfer Ownership), then rotate </w:t>
       </w:r>
       <w:r>
         <w:rPr>
           <w:rStyle w:val="VerbatimChar"/>
         </w:rPr>
-        <w:t xml:space="preserve">TELEGRAM_BOT_TOKEN</w:t>
-      </w:r>
-      <w:r>
-        <w:t xml:space="preserve"> </w:t>
-      </w:r>
-      <w:r>
-        <w:t xml:space="preserve">so no</w:t>
-      </w:r>
-      <w:r>
-        <w:t xml:space="preserve"> </w:t>
-      </w:r>
-      <w:r>
-        <w:t xml:space="preserve">copy held by the Developer remains valid. Note the bot's display name still reads</w:t>
-      </w:r>
-      <w:r>
-        <w:t xml:space="preserve"> </w:t>
-      </w:r>
-      <w:r>
-        <w:t xml:space="preserve">"demobot" — renaming it in BotFather is cosmetic and does not affect the token or any</w:t>
-      </w:r>
-      <w:r>
-        <w:t xml:space="preserve"> </w:t>
-      </w:r>
-      <w:r>
-        <w:t xml:space="preserve">configuration.</w:t>
+        <w:t>TELEGRAM_BOT_TOKEN</w:t>
+      </w:r>
+      <w:r>
+        <w:t xml:space="preserve"> so no copy held by the Developer remains valid. Note the bot's display name still reads "demobot" — renaming it in Bo</w:t>
+      </w:r>
+      <w:r>
+        <w:t>tFather is cosmetic and does not affect the token or any configuration.</w:t>
       </w:r>
     </w:p>
-    <w:bookmarkEnd w:id="11"/>
-    <w:bookmarkStart w:id="16" w:name="X3da4d279239dd5f6819a8b18d2804e1a6afcc9c"/>
     <w:p>
       <w:pPr>
         <w:pStyle w:val="Heading2"/>
       </w:pPr>
-      <w:r>
-        <w:t xml:space="preserve">2. Where each credential lives</w:t>
-      </w:r>
+      <w:bookmarkStart w:id="4" w:name="X3da4d279239dd5f6819a8b18d2804e1a6afcc9c"/>
+      <w:bookmarkStart w:id="5" w:name="_Toc236213970"/>
+      <w:bookmarkEnd w:id="2"/>
+      <w:r>
+        <w:t>2. Where each credential lives</w:t>
+      </w:r>
+      <w:bookmarkEnd w:id="5"/>
     </w:p>
     <w:p>
       <w:pPr>
         <w:pStyle w:val="FirstParagraph"/>
       </w:pPr>
       <w:r>
-        <w:t xml:space="preserve">Three separate stores. Nothing belongs in more than one place except where noted.</w:t>
+        <w:t>Three separate stores. Nothing belongs in more than one place except where noted.</w:t>
       </w:r>
     </w:p>
-    <w:bookmarkStart w:id="12" w:name="Xfe16257b0b6cbf819558dbfdf432bdd77eba494"/>
     <w:p>
       <w:pPr>
         <w:pStyle w:val="Heading3"/>
       </w:pPr>
-      <w:r>
-        <w:t xml:space="preserve">Vercel → Project Settings → Environment Variables</w:t>
+      <w:bookmarkStart w:id="6" w:name="Xfe16257b0b6cbf819558dbfdf432bdd77eba494"/>
+      <w:r>
+        <w:t>Vercel → Project Settings → Environment Variables</w:t>
       </w:r>
     </w:p>
     <w:tbl>
       <w:tblPr>
         <w:tblStyle w:val="Table"/>
-        <w:tblW w:type="auto" w:w="0"/>
-        <w:tblLook w:firstRow="1" w:lastRow="0" w:firstColumn="0" w:lastColumn="0" w:noHBand="0" w:noVBand="0" w:val="0020"/>
+        <w:tblW w:w="0" w:type="auto"/>
+        <w:tblLook w:val="0020" w:firstRow="1" w:lastRow="0" w:firstColumn="0" w:lastColumn="0" w:noHBand="0" w:noVBand="0"/>
       </w:tblPr>
       <w:tblGrid>
-        <w:gridCol w:w="3960"/>
-        <w:gridCol w:w="3960"/>
+        <w:gridCol w:w="3724"/>
+        <w:gridCol w:w="5852"/>
       </w:tblGrid>
       <w:tr>
         <w:trPr>
-          <w:tblHeader w:val="on"/>
+          <w:cnfStyle w:val="100000000000" w:firstRow="1" w:lastRow="0" w:firstColumn="0" w:lastColumn="0" w:oddVBand="0" w:evenVBand="0" w:oddHBand="0" w:evenHBand="0" w:firstRowFirstColumn="0" w:firstRowLastColumn="0" w:lastRowFirstColumn="0" w:lastRowLastColumn="0"/>
+          <w:tblHeader/>
         </w:trPr>
         <w:tc>
-          <w:tcPr/>
-          <w:p>
-            <w:pPr>
-              <w:pStyle w:val="Compact"/>
-            </w:pPr>
-            <w:r>
-              <w:t xml:space="preserve">Variable</w:t>
-            </w:r>
-          </w:p>
-        </w:tc>
-        <w:tc>
-          <w:tcPr/>
-          <w:p>
-            <w:pPr>
-              <w:pStyle w:val="Compact"/>
-            </w:pPr>
-            <w:r>
-              <w:t xml:space="preserve">Purpose</w:t>
+          <w:tcPr>
+            <w:tcW w:w="0" w:type="auto"/>
+          </w:tcPr>
+          <w:p>
+            <w:pPr>
+              <w:pStyle w:val="Compact"/>
+            </w:pPr>
+            <w:r>
+              <w:t>Variable</w:t>
+            </w:r>
+          </w:p>
+        </w:tc>
+        <w:tc>
+          <w:tcPr>
+            <w:tcW w:w="0" w:type="auto"/>
+          </w:tcPr>
+          <w:p>
+            <w:pPr>
+              <w:pStyle w:val="Compact"/>
+            </w:pPr>
+            <w:r>
+              <w:t>Purpose</w:t>
             </w:r>
           </w:p>
         </w:tc>
       </w:tr>
       <w:tr>
         <w:tc>
-          <w:tcPr/>
+          <w:tcPr>
+            <w:tcW w:w="0" w:type="auto"/>
+          </w:tcPr>
           <w:p>
             <w:pPr>
               <w:pStyle w:val="Compact"/>
@@ -767,25 +1206,35 @@
               <w:rPr>
                 <w:rStyle w:val="VerbatimChar"/>
               </w:rPr>
-              <w:t xml:space="preserve">NEXT_PUBLIC_SUPABASE_URL</w:t>
-            </w:r>
-          </w:p>
-        </w:tc>
-        <w:tc>
-          <w:tcPr/>
-          <w:p>
-            <w:pPr>
-              <w:pStyle w:val="Compact"/>
-            </w:pPr>
-            <w:r>
-              <w:t xml:space="preserve">Supabase project URL (public)</w:t>
+              <w:t>NEX</w:t>
+            </w:r>
+            <w:r>
+              <w:rPr>
+                <w:rStyle w:val="VerbatimChar"/>
+              </w:rPr>
+              <w:t>T_PUBLIC_SUPABASE_URL</w:t>
+            </w:r>
+          </w:p>
+        </w:tc>
+        <w:tc>
+          <w:tcPr>
+            <w:tcW w:w="0" w:type="auto"/>
+          </w:tcPr>
+          <w:p>
+            <w:pPr>
+              <w:pStyle w:val="Compact"/>
+            </w:pPr>
+            <w:r>
+              <w:t>Supabase project URL (public)</w:t>
             </w:r>
           </w:p>
         </w:tc>
       </w:tr>
       <w:tr>
         <w:tc>
-          <w:tcPr/>
+          <w:tcPr>
+            <w:tcW w:w="0" w:type="auto"/>
+          </w:tcPr>
           <w:p>
             <w:pPr>
               <w:pStyle w:val="Compact"/>
@@ -794,25 +1243,29 @@
               <w:rPr>
                 <w:rStyle w:val="VerbatimChar"/>
               </w:rPr>
-              <w:t xml:space="preserve">NEXT_PUBLIC_SUPABASE_ANON_KEY</w:t>
-            </w:r>
-          </w:p>
-        </w:tc>
-        <w:tc>
-          <w:tcPr/>
-          <w:p>
-            <w:pPr>
-              <w:pStyle w:val="Compact"/>
-            </w:pPr>
-            <w:r>
-              <w:t xml:space="preserve">Supabase anon key (public)</w:t>
+              <w:t>NEXT_PUBLIC_SUPABASE_ANON_KEY</w:t>
+            </w:r>
+          </w:p>
+        </w:tc>
+        <w:tc>
+          <w:tcPr>
+            <w:tcW w:w="0" w:type="auto"/>
+          </w:tcPr>
+          <w:p>
+            <w:pPr>
+              <w:pStyle w:val="Compact"/>
+            </w:pPr>
+            <w:r>
+              <w:t>Supabase anon key (public)</w:t>
             </w:r>
           </w:p>
         </w:tc>
       </w:tr>
       <w:tr>
         <w:tc>
-          <w:tcPr/>
+          <w:tcPr>
+            <w:tcW w:w="0" w:type="auto"/>
+          </w:tcPr>
           <w:p>
             <w:pPr>
               <w:pStyle w:val="Compact"/>
@@ -821,12 +1274,14 @@
               <w:rPr>
                 <w:rStyle w:val="VerbatimChar"/>
               </w:rPr>
-              <w:t xml:space="preserve">SUPABASE_SERVICE_ROLE_KEY</w:t>
-            </w:r>
-          </w:p>
-        </w:tc>
-        <w:tc>
-          <w:tcPr/>
+              <w:t>SUPABASE_SERVICE_ROLE_KEY</w:t>
+            </w:r>
+          </w:p>
+        </w:tc>
+        <w:tc>
+          <w:tcPr>
+            <w:tcW w:w="0" w:type="auto"/>
+          </w:tcPr>
           <w:p>
             <w:pPr>
               <w:pStyle w:val="Compact"/>
@@ -836,20 +1291,19 @@
                 <w:b/>
                 <w:bCs/>
               </w:rPr>
-              <w:t xml:space="preserve">Secret.</w:t>
-            </w:r>
-            <w:r>
-              <w:t xml:space="preserve"> </w:t>
-            </w:r>
-            <w:r>
-              <w:t xml:space="preserve">Bypasses row-level security</w:t>
+              <w:t>Secret.</w:t>
+            </w:r>
+            <w:r>
+              <w:t xml:space="preserve"> Bypasses row-level security</w:t>
             </w:r>
           </w:p>
         </w:tc>
       </w:tr>
       <w:tr>
         <w:tc>
-          <w:tcPr/>
+          <w:tcPr>
+            <w:tcW w:w="0" w:type="auto"/>
+          </w:tcPr>
           <w:p>
             <w:pPr>
               <w:pStyle w:val="Compact"/>
@@ -858,12 +1312,14 @@
               <w:rPr>
                 <w:rStyle w:val="VerbatimChar"/>
               </w:rPr>
-              <w:t xml:space="preserve">ADMIN_PASSWORD</w:t>
-            </w:r>
-          </w:p>
-        </w:tc>
-        <w:tc>
-          <w:tcPr/>
+              <w:t>ADMIN_PASSWORD</w:t>
+            </w:r>
+          </w:p>
+        </w:tc>
+        <w:tc>
+          <w:tcPr>
+            <w:tcW w:w="0" w:type="auto"/>
+          </w:tcPr>
           <w:p>
             <w:pPr>
               <w:pStyle w:val="Compact"/>
@@ -873,29 +1329,25 @@
                 <w:b/>
                 <w:bCs/>
               </w:rPr>
-              <w:t xml:space="preserve">Secret.</w:t>
-            </w:r>
-            <w:r>
-              <w:t xml:space="preserve"> </w:t>
-            </w:r>
-            <w:r>
-              <w:t xml:space="preserve">Fallback only — a real password is set in</w:t>
-            </w:r>
-            <w:r>
-              <w:t xml:space="preserve"> </w:t>
+              <w:t>Secret.</w:t>
+            </w:r>
+            <w:r>
+              <w:t xml:space="preserve"> Fallback only — a real password is set in </w:t>
             </w:r>
             <w:r>
               <w:rPr>
                 <w:rStyle w:val="VerbatimChar"/>
               </w:rPr>
-              <w:t xml:space="preserve">app_config</w:t>
+              <w:t>app_config</w:t>
             </w:r>
           </w:p>
         </w:tc>
       </w:tr>
       <w:tr>
         <w:tc>
-          <w:tcPr/>
+          <w:tcPr>
+            <w:tcW w:w="0" w:type="auto"/>
+          </w:tcPr>
           <w:p>
             <w:pPr>
               <w:pStyle w:val="Compact"/>
@@ -904,12 +1356,14 @@
               <w:rPr>
                 <w:rStyle w:val="VerbatimChar"/>
               </w:rPr>
-              <w:t xml:space="preserve">IDP_PASSWORD</w:t>
-            </w:r>
-          </w:p>
-        </w:tc>
-        <w:tc>
-          <w:tcPr/>
+              <w:t>IDP_PASSWORD</w:t>
+            </w:r>
+          </w:p>
+        </w:tc>
+        <w:tc>
+          <w:tcPr>
+            <w:tcW w:w="0" w:type="auto"/>
+          </w:tcPr>
           <w:p>
             <w:pPr>
               <w:pStyle w:val="Compact"/>
@@ -919,83 +1373,81 @@
                 <w:b/>
                 <w:bCs/>
               </w:rPr>
-              <w:t xml:space="preserve">Secret.</w:t>
-            </w:r>
-            <w:r>
-              <w:t xml:space="preserve"> </w:t>
-            </w:r>
-            <w:r>
-              <w:t xml:space="preserve">Internal</w:t>
-            </w:r>
-            <w:r>
-              <w:t xml:space="preserve"> </w:t>
+              <w:t>Secret.</w:t>
+            </w:r>
+            <w:r>
+              <w:t xml:space="preserve"> Internal </w:t>
             </w:r>
             <w:r>
               <w:rPr>
                 <w:rStyle w:val="VerbatimChar"/>
               </w:rPr>
-              <w:t xml:space="preserve">/idp</w:t>
-            </w:r>
-            <w:r>
-              <w:t xml:space="preserve"> </w:t>
-            </w:r>
-            <w:r>
-              <w:t xml:space="preserve">developer page</w:t>
+              <w:t>/idp</w:t>
+            </w:r>
+            <w:r>
+              <w:t xml:space="preserve"> developer page</w:t>
             </w:r>
           </w:p>
         </w:tc>
       </w:tr>
     </w:tbl>
-    <w:bookmarkEnd w:id="12"/>
-    <w:bookmarkStart w:id="13" w:name="supabase--edge-functions--secrets"/>
     <w:p>
       <w:pPr>
         <w:pStyle w:val="Heading3"/>
       </w:pPr>
-      <w:r>
-        <w:t xml:space="preserve">Supabase → Edge Functions → Secrets</w:t>
+      <w:bookmarkStart w:id="7" w:name="supabase--edge-functions--secrets"/>
+      <w:bookmarkEnd w:id="6"/>
+      <w:r>
+        <w:t>Supabase → Edge Functions → Secrets</w:t>
       </w:r>
     </w:p>
     <w:tbl>
       <w:tblPr>
         <w:tblStyle w:val="Table"/>
-        <w:tblW w:type="auto" w:w="0"/>
-        <w:tblLook w:firstRow="1" w:lastRow="0" w:firstColumn="0" w:lastColumn="0" w:noHBand="0" w:noVBand="0" w:val="0020"/>
+        <w:tblW w:w="0" w:type="auto"/>
+        <w:tblLook w:val="0020" w:firstRow="1" w:lastRow="0" w:firstColumn="0" w:lastColumn="0" w:noHBand="0" w:noVBand="0"/>
       </w:tblPr>
       <w:tblGrid>
-        <w:gridCol w:w="3960"/>
-        <w:gridCol w:w="3960"/>
+        <w:gridCol w:w="3240"/>
+        <w:gridCol w:w="6135"/>
       </w:tblGrid>
       <w:tr>
         <w:trPr>
-          <w:tblHeader w:val="on"/>
+          <w:cnfStyle w:val="100000000000" w:firstRow="1" w:lastRow="0" w:firstColumn="0" w:lastColumn="0" w:oddVBand="0" w:evenVBand="0" w:oddHBand="0" w:evenHBand="0" w:firstRowFirstColumn="0" w:firstRowLastColumn="0" w:lastRowFirstColumn="0" w:lastRowLastColumn="0"/>
+          <w:tblHeader/>
         </w:trPr>
         <w:tc>
-          <w:tcPr/>
-          <w:p>
-            <w:pPr>
-              <w:pStyle w:val="Compact"/>
-            </w:pPr>
-            <w:r>
-              <w:t xml:space="preserve">Variable</w:t>
-            </w:r>
-          </w:p>
-        </w:tc>
-        <w:tc>
-          <w:tcPr/>
-          <w:p>
-            <w:pPr>
-              <w:pStyle w:val="Compact"/>
-            </w:pPr>
-            <w:r>
-              <w:t xml:space="preserve">Purpose</w:t>
+          <w:tcPr>
+            <w:tcW w:w="0" w:type="auto"/>
+          </w:tcPr>
+          <w:p>
+            <w:pPr>
+              <w:pStyle w:val="Compact"/>
+            </w:pPr>
+            <w:r>
+              <w:t>Variable</w:t>
+            </w:r>
+          </w:p>
+        </w:tc>
+        <w:tc>
+          <w:tcPr>
+            <w:tcW w:w="0" w:type="auto"/>
+          </w:tcPr>
+          <w:p>
+            <w:pPr>
+              <w:pStyle w:val="Compact"/>
+            </w:pPr>
+            <w:r>
+              <w:t>Purpose</w:t>
             </w:r>
           </w:p>
         </w:tc>
       </w:tr>
       <w:tr>
         <w:tc>
-          <w:tcPr/>
+          <w:tcPr>
+            <w:tcW w:w="0" w:type="auto"/>
+          </w:tcPr>
           <w:p>
             <w:pPr>
               <w:pStyle w:val="Compact"/>
@@ -1004,12 +1456,14 @@
               <w:rPr>
                 <w:rStyle w:val="VerbatimChar"/>
               </w:rPr>
-              <w:t xml:space="preserve">TELEGRAM_BOT_TOKEN</w:t>
-            </w:r>
-          </w:p>
-        </w:tc>
-        <w:tc>
-          <w:tcPr/>
+              <w:t>TELEGRAM_BOT_TOKEN</w:t>
+            </w:r>
+          </w:p>
+        </w:tc>
+        <w:tc>
+          <w:tcPr>
+            <w:tcW w:w="0" w:type="auto"/>
+          </w:tcPr>
           <w:p>
             <w:pPr>
               <w:pStyle w:val="Compact"/>
@@ -1019,20 +1473,19 @@
                 <w:b/>
                 <w:bCs/>
               </w:rPr>
-              <w:t xml:space="preserve">Secret.</w:t>
-            </w:r>
-            <w:r>
-              <w:t xml:space="preserve"> </w:t>
-            </w:r>
-            <w:r>
-              <w:t xml:space="preserve">Signs Mini App logins and sends all bot messages</w:t>
+              <w:t>Secret.</w:t>
+            </w:r>
+            <w:r>
+              <w:t xml:space="preserve"> Signs Mini App logins and sends all bot messages</w:t>
             </w:r>
           </w:p>
         </w:tc>
       </w:tr>
       <w:tr>
         <w:tc>
-          <w:tcPr/>
+          <w:tcPr>
+            <w:tcW w:w="0" w:type="auto"/>
+          </w:tcPr>
           <w:p>
             <w:pPr>
               <w:pStyle w:val="Compact"/>
@@ -1041,12 +1494,14 @@
               <w:rPr>
                 <w:rStyle w:val="VerbatimChar"/>
               </w:rPr>
-              <w:t xml:space="preserve">TELEGRAM_MINI_APP_URL</w:t>
-            </w:r>
-          </w:p>
-        </w:tc>
-        <w:tc>
-          <w:tcPr/>
+              <w:t>TELEGRAM_MINI_APP_URL</w:t>
+            </w:r>
+          </w:p>
+        </w:tc>
+        <w:tc>
+          <w:tcPr>
+            <w:tcW w:w="0" w:type="auto"/>
+          </w:tcPr>
           <w:p>
             <w:pPr>
               <w:pStyle w:val="Compact"/>
@@ -1055,14 +1510,16 @@
               <w:rPr>
                 <w:rStyle w:val="VerbatimChar"/>
               </w:rPr>
-              <w:t xml:space="preserve">https://t.me/Addisjobsdemobot/hoteljobs</w:t>
+              <w:t>https://t.me/Addisjobsdemobot/hoteljobs</w:t>
             </w:r>
           </w:p>
         </w:tc>
       </w:tr>
       <w:tr>
         <w:tc>
-          <w:tcPr/>
+          <w:tcPr>
+            <w:tcW w:w="0" w:type="auto"/>
+          </w:tcPr>
           <w:p>
             <w:pPr>
               <w:pStyle w:val="Compact"/>
@@ -1071,28 +1528,38 @@
               <w:rPr>
                 <w:rStyle w:val="VerbatimChar"/>
               </w:rPr>
-              <w:t xml:space="preserve">TELEGRAM_GROUP_CHAT_ID</w:t>
-            </w:r>
-          </w:p>
-        </w:tc>
-        <w:tc>
-          <w:tcPr/>
-          <w:p>
-            <w:pPr>
-              <w:pStyle w:val="Compact"/>
-            </w:pPr>
+              <w:t>TELEGRAM_GR</w:t>
+            </w:r>
             <w:r>
               <w:rPr>
                 <w:rStyle w:val="VerbatimChar"/>
               </w:rPr>
-              <w:t xml:space="preserve">@Addisjobsgrp</w:t>
+              <w:t>OUP_CHAT_ID</w:t>
+            </w:r>
+          </w:p>
+        </w:tc>
+        <w:tc>
+          <w:tcPr>
+            <w:tcW w:w="0" w:type="auto"/>
+          </w:tcPr>
+          <w:p>
+            <w:pPr>
+              <w:pStyle w:val="Compact"/>
+            </w:pPr>
+            <w:r>
+              <w:rPr>
+                <w:rStyle w:val="VerbatimChar"/>
+              </w:rPr>
+              <w:t>@Addisjobsgrp</w:t>
             </w:r>
           </w:p>
         </w:tc>
       </w:tr>
       <w:tr>
         <w:tc>
-          <w:tcPr/>
+          <w:tcPr>
+            <w:tcW w:w="0" w:type="auto"/>
+          </w:tcPr>
           <w:p>
             <w:pPr>
               <w:pStyle w:val="Compact"/>
@@ -1101,12 +1568,14 @@
               <w:rPr>
                 <w:rStyle w:val="VerbatimChar"/>
               </w:rPr>
-              <w:t xml:space="preserve">SUPABASE_SERVICE_ROLE_KEY</w:t>
-            </w:r>
-          </w:p>
-        </w:tc>
-        <w:tc>
-          <w:tcPr/>
+              <w:t>SUPABASE_SERVICE_ROLE_KEY</w:t>
+            </w:r>
+          </w:p>
+        </w:tc>
+        <w:tc>
+          <w:tcPr>
+            <w:tcW w:w="0" w:type="auto"/>
+          </w:tcPr>
           <w:p>
             <w:pPr>
               <w:pStyle w:val="Compact"/>
@@ -1116,68 +1585,73 @@
                 <w:b/>
                 <w:bCs/>
               </w:rPr>
-              <w:t xml:space="preserve">Secret.</w:t>
-            </w:r>
-            <w:r>
-              <w:t xml:space="preserve"> </w:t>
-            </w:r>
-            <w:r>
-              <w:t xml:space="preserve">Same key as Vercel — the one genuine overlap</w:t>
+              <w:t>Secret.</w:t>
+            </w:r>
+            <w:r>
+              <w:t xml:space="preserve"> Same key as Vercel — the one genuine overlap</w:t>
             </w:r>
           </w:p>
         </w:tc>
       </w:tr>
     </w:tbl>
-    <w:bookmarkEnd w:id="13"/>
-    <w:bookmarkStart w:id="14" w:name="X14ee743eae7d60e5120ab992be30caf18370c04"/>
     <w:p>
       <w:pPr>
         <w:pStyle w:val="Heading3"/>
       </w:pPr>
-      <w:r>
-        <w:t xml:space="preserve">GitHub → JobsAddis → Settings → Secrets and variables → Actions</w:t>
+      <w:bookmarkStart w:id="8" w:name="X14ee743eae7d60e5120ab992be30caf18370c04"/>
+      <w:bookmarkEnd w:id="7"/>
+      <w:r>
+        <w:lastRenderedPageBreak/>
+        <w:t>GitHub → JobsAddis → Settings → Secrets and variables → Actions</w:t>
       </w:r>
     </w:p>
     <w:tbl>
       <w:tblPr>
         <w:tblStyle w:val="Table"/>
-        <w:tblW w:type="auto" w:w="0"/>
-        <w:tblLook w:firstRow="1" w:lastRow="0" w:firstColumn="0" w:lastColumn="0" w:noHBand="0" w:noVBand="0" w:val="0020"/>
+        <w:tblW w:w="0" w:type="auto"/>
+        <w:tblLook w:val="0020" w:firstRow="1" w:lastRow="0" w:firstColumn="0" w:lastColumn="0" w:noHBand="0" w:noVBand="0"/>
       </w:tblPr>
       <w:tblGrid>
-        <w:gridCol w:w="3960"/>
-        <w:gridCol w:w="3960"/>
+        <w:gridCol w:w="4384"/>
+        <w:gridCol w:w="5192"/>
       </w:tblGrid>
       <w:tr>
         <w:trPr>
-          <w:tblHeader w:val="on"/>
+          <w:cnfStyle w:val="100000000000" w:firstRow="1" w:lastRow="0" w:firstColumn="0" w:lastColumn="0" w:oddVBand="0" w:evenVBand="0" w:oddHBand="0" w:evenHBand="0" w:firstRowFirstColumn="0" w:firstRowLastColumn="0" w:lastRowFirstColumn="0" w:lastRowLastColumn="0"/>
+          <w:tblHeader/>
         </w:trPr>
         <w:tc>
-          <w:tcPr/>
-          <w:p>
-            <w:pPr>
-              <w:pStyle w:val="Compact"/>
-            </w:pPr>
-            <w:r>
-              <w:t xml:space="preserve">Variable</w:t>
-            </w:r>
-          </w:p>
-        </w:tc>
-        <w:tc>
-          <w:tcPr/>
-          <w:p>
-            <w:pPr>
-              <w:pStyle w:val="Compact"/>
-            </w:pPr>
-            <w:r>
-              <w:t xml:space="preserve">Purpose</w:t>
+          <w:tcPr>
+            <w:tcW w:w="0" w:type="auto"/>
+          </w:tcPr>
+          <w:p>
+            <w:pPr>
+              <w:pStyle w:val="Compact"/>
+            </w:pPr>
+            <w:r>
+              <w:t>Variable</w:t>
+            </w:r>
+          </w:p>
+        </w:tc>
+        <w:tc>
+          <w:tcPr>
+            <w:tcW w:w="0" w:type="auto"/>
+          </w:tcPr>
+          <w:p>
+            <w:pPr>
+              <w:pStyle w:val="Compact"/>
+            </w:pPr>
+            <w:r>
+              <w:t>Purpose</w:t>
             </w:r>
           </w:p>
         </w:tc>
       </w:tr>
       <w:tr>
         <w:tc>
-          <w:tcPr/>
+          <w:tcPr>
+            <w:tcW w:w="0" w:type="auto"/>
+          </w:tcPr>
           <w:p>
             <w:pPr>
               <w:pStyle w:val="Compact"/>
@@ -1186,12 +1660,14 @@
               <w:rPr>
                 <w:rStyle w:val="VerbatimChar"/>
               </w:rPr>
-              <w:t xml:space="preserve">SUPABASE_DB_URL</w:t>
-            </w:r>
-          </w:p>
-        </w:tc>
-        <w:tc>
-          <w:tcPr/>
+              <w:t>SUPABASE_DB_URL</w:t>
+            </w:r>
+          </w:p>
+        </w:tc>
+        <w:tc>
+          <w:tcPr>
+            <w:tcW w:w="0" w:type="auto"/>
+          </w:tcPr>
           <w:p>
             <w:pPr>
               <w:pStyle w:val="Compact"/>
@@ -1201,20 +1677,22 @@
                 <w:b/>
                 <w:bCs/>
               </w:rPr>
-              <w:t xml:space="preserve">Secret.</w:t>
+              <w:t>Secret.</w:t>
             </w:r>
             <w:r>
               <w:t xml:space="preserve"> </w:t>
             </w:r>
             <w:r>
-              <w:t xml:space="preserve">Postgres connection string used by the nightly backup</w:t>
+              <w:t>Postgres connection string used by the nightly backup</w:t>
             </w:r>
           </w:p>
         </w:tc>
       </w:tr>
       <w:tr>
         <w:tc>
-          <w:tcPr/>
+          <w:tcPr>
+            <w:tcW w:w="0" w:type="auto"/>
+          </w:tcPr>
           <w:p>
             <w:pPr>
               <w:pStyle w:val="Compact"/>
@@ -1223,24 +1701,23 @@
               <w:rPr>
                 <w:rStyle w:val="VerbatimChar"/>
               </w:rPr>
-              <w:t xml:space="preserve">SUPABASE_URL</w:t>
-            </w:r>
-            <w:r>
-              <w:t xml:space="preserve">,</w:t>
-            </w:r>
-            <w:r>
-              <w:t xml:space="preserve"> </w:t>
+              <w:t>SUPABASE_URL</w:t>
+            </w:r>
+            <w:r>
+              <w:t xml:space="preserve">, </w:t>
             </w:r>
             <w:r>
               <w:rPr>
                 <w:rStyle w:val="VerbatimChar"/>
               </w:rPr>
-              <w:t xml:space="preserve">SUPABASE_SERVICE_ROLE_KEY</w:t>
-            </w:r>
-          </w:p>
-        </w:tc>
-        <w:tc>
-          <w:tcPr/>
+              <w:t>SUPABASE_SERVICE_ROLE_KEY</w:t>
+            </w:r>
+          </w:p>
+        </w:tc>
+        <w:tc>
+          <w:tcPr>
+            <w:tcW w:w="0" w:type="auto"/>
+          </w:tcPr>
           <w:p>
             <w:pPr>
               <w:pStyle w:val="Compact"/>
@@ -1250,20 +1727,19 @@
                 <w:b/>
                 <w:bCs/>
               </w:rPr>
-              <w:t xml:space="preserve">Secret.</w:t>
-            </w:r>
-            <w:r>
-              <w:t xml:space="preserve"> </w:t>
-            </w:r>
-            <w:r>
-              <w:t xml:space="preserve">Storage backup</w:t>
+              <w:t>Secret.</w:t>
+            </w:r>
+            <w:r>
+              <w:t xml:space="preserve"> Storage backup</w:t>
             </w:r>
           </w:p>
         </w:tc>
       </w:tr>
       <w:tr>
         <w:tc>
-          <w:tcPr/>
+          <w:tcPr>
+            <w:tcW w:w="0" w:type="auto"/>
+          </w:tcPr>
           <w:p>
             <w:pPr>
               <w:pStyle w:val="Compact"/>
@@ -1272,12 +1748,14 @@
               <w:rPr>
                 <w:rStyle w:val="VerbatimChar"/>
               </w:rPr>
-              <w:t xml:space="preserve">BACKUP_REPO_TOKEN</w:t>
-            </w:r>
-          </w:p>
-        </w:tc>
-        <w:tc>
-          <w:tcPr/>
+              <w:t>BACKUP_REPO_TOKEN</w:t>
+            </w:r>
+          </w:p>
+        </w:tc>
+        <w:tc>
+          <w:tcPr>
+            <w:tcW w:w="0" w:type="auto"/>
+          </w:tcPr>
           <w:p>
             <w:pPr>
               <w:pStyle w:val="Compact"/>
@@ -1287,20 +1765,19 @@
                 <w:b/>
                 <w:bCs/>
               </w:rPr>
-              <w:t xml:space="preserve">Secret.</w:t>
-            </w:r>
-            <w:r>
-              <w:t xml:space="preserve"> </w:t>
-            </w:r>
-            <w:r>
-              <w:t xml:space="preserve">GitHub token that pushes into the backup repo</w:t>
+              <w:t>Secret.</w:t>
+            </w:r>
+            <w:r>
+              <w:t xml:space="preserve"> GitHub token that pushes into the backup repo</w:t>
             </w:r>
           </w:p>
         </w:tc>
       </w:tr>
       <w:tr>
         <w:tc>
-          <w:tcPr/>
+          <w:tcPr>
+            <w:tcW w:w="0" w:type="auto"/>
+          </w:tcPr>
           <w:p>
             <w:pPr>
               <w:pStyle w:val="Compact"/>
@@ -1309,12 +1786,14 @@
               <w:rPr>
                 <w:rStyle w:val="VerbatimChar"/>
               </w:rPr>
-              <w:t xml:space="preserve">SUPABASE_ACCESS_TOKEN</w:t>
-            </w:r>
-          </w:p>
-        </w:tc>
-        <w:tc>
-          <w:tcPr/>
+              <w:t>SUPABASE_ACCESS_TOKEN</w:t>
+            </w:r>
+          </w:p>
+        </w:tc>
+        <w:tc>
+          <w:tcPr>
+            <w:tcW w:w="0" w:type="auto"/>
+          </w:tcPr>
           <w:p>
             <w:pPr>
               <w:pStyle w:val="Compact"/>
@@ -1324,35 +1803,29 @@
                 <w:b/>
                 <w:bCs/>
               </w:rPr>
-              <w:t xml:space="preserve">Secret.</w:t>
-            </w:r>
-            <w:r>
-              <w:t xml:space="preserve"> </w:t>
-            </w:r>
-            <w:r>
-              <w:t xml:space="preserve">Deploys edge functions on push to</w:t>
-            </w:r>
-            <w:r>
-              <w:t xml:space="preserve"> </w:t>
+              <w:t>Secret.</w:t>
+            </w:r>
+            <w:r>
+              <w:t xml:space="preserve"> Deploys edge functions on push to </w:t>
             </w:r>
             <w:r>
               <w:rPr>
                 <w:rStyle w:val="VerbatimChar"/>
               </w:rPr>
-              <w:t xml:space="preserve">main</w:t>
+              <w:t>main</w:t>
             </w:r>
           </w:p>
         </w:tc>
       </w:tr>
     </w:tbl>
-    <w:bookmarkEnd w:id="14"/>
-    <w:bookmarkStart w:id="15" w:name="admin-dashboard"/>
     <w:p>
       <w:pPr>
         <w:pStyle w:val="Heading3"/>
       </w:pPr>
-      <w:r>
-        <w:t xml:space="preserve">Admin dashboard</w:t>
+      <w:bookmarkStart w:id="9" w:name="admin-dashboard"/>
+      <w:bookmarkEnd w:id="8"/>
+      <w:r>
+        <w:t>Admin dashboard</w:t>
       </w:r>
     </w:p>
     <w:p>
@@ -1360,24 +1833,14 @@
         <w:pStyle w:val="FirstParagraph"/>
       </w:pPr>
       <w:r>
-        <w:t xml:space="preserve">Super-admin username and password are stored</w:t>
-      </w:r>
-      <w:r>
-        <w:t xml:space="preserve"> </w:t>
+        <w:t xml:space="preserve">Super-admin username and password are stored </w:t>
       </w:r>
       <w:r>
         <w:rPr>
           <w:b/>
           <w:bCs/>
         </w:rPr>
-        <w:t xml:space="preserve">hashed (bcrypt) in the</w:t>
-      </w:r>
-      <w:r>
-        <w:rPr>
-          <w:b/>
-          <w:bCs/>
-        </w:rPr>
-        <w:t xml:space="preserve"> </w:t>
+        <w:t xml:space="preserve">hashed (bcrypt) in the </w:t>
       </w:r>
       <w:r>
         <w:rPr>
@@ -1385,85 +1848,59 @@
           <w:b/>
           <w:bCs/>
         </w:rPr>
-        <w:t xml:space="preserve">app_config</w:t>
+        <w:t>app_config</w:t>
       </w:r>
       <w:r>
         <w:rPr>
           <w:b/>
           <w:bCs/>
         </w:rPr>
-        <w:t xml:space="preserve"> </w:t>
+        <w:t xml:space="preserve"> table</w:t>
+      </w:r>
+      <w:r>
+        <w:t xml:space="preserve">, not in an environment variable. A real password is set — the built-in </w:t>
+      </w:r>
+      <w:r>
+        <w:rPr>
+          <w:rStyle w:val="VerbatimChar"/>
+        </w:rPr>
+        <w:t>admin</w:t>
+      </w:r>
+      <w:r>
+        <w:t xml:space="preserve"> / </w:t>
+      </w:r>
+      <w:r>
+        <w:rPr>
+          <w:rStyle w:val="VerbatimChar"/>
+        </w:rPr>
+        <w:t>admin123</w:t>
+      </w:r>
+      <w:r>
+        <w:t xml:space="preserve"> fallback is not in use. Change it after handover from </w:t>
       </w:r>
       <w:r>
         <w:rPr>
           <w:b/>
           <w:bCs/>
         </w:rPr>
-        <w:t xml:space="preserve">table</w:t>
-      </w:r>
-      <w:r>
-        <w:t xml:space="preserve">, not in an environment variable. A real password is set — the built-in</w:t>
-      </w:r>
-      <w:r>
-        <w:t xml:space="preserve"> </w:t>
-      </w:r>
-      <w:r>
-        <w:rPr>
-          <w:rStyle w:val="VerbatimChar"/>
-        </w:rPr>
-        <w:t xml:space="preserve">admin</w:t>
-      </w:r>
-      <w:r>
-        <w:t xml:space="preserve"> </w:t>
-      </w:r>
-      <w:r>
-        <w:t xml:space="preserve">/</w:t>
-      </w:r>
-      <w:r>
-        <w:t xml:space="preserve"> </w:t>
-      </w:r>
-      <w:r>
-        <w:rPr>
-          <w:rStyle w:val="VerbatimChar"/>
-        </w:rPr>
-        <w:t xml:space="preserve">admin123</w:t>
-      </w:r>
-      <w:r>
-        <w:t xml:space="preserve"> </w:t>
-      </w:r>
-      <w:r>
-        <w:t xml:space="preserve">fallback is not in use. Change it after handover from</w:t>
-      </w:r>
-      <w:r>
-        <w:t xml:space="preserve"> </w:t>
-      </w:r>
-      <w:r>
-        <w:rPr>
-          <w:b/>
-          <w:bCs/>
-        </w:rPr>
-        <w:t xml:space="preserve">Admin → Settings</w:t>
-      </w:r>
-      <w:r>
-        <w:t xml:space="preserve">, and review the sub-admin list for any accounts created for</w:t>
-      </w:r>
-      <w:r>
-        <w:t xml:space="preserve"> </w:t>
-      </w:r>
-      <w:r>
-        <w:t xml:space="preserve">development.</w:t>
+        <w:t>Admin → Settings</w:t>
+      </w:r>
+      <w:r>
+        <w:t>, and review the sub-admin list for any accounts created for development.</w:t>
       </w:r>
     </w:p>
-    <w:bookmarkEnd w:id="15"/>
-    <w:bookmarkEnd w:id="16"/>
-    <w:bookmarkStart w:id="18" w:name="Xfaf3e35f33f007ab5c0d3885c2ef4032c432f94"/>
     <w:p>
       <w:pPr>
         <w:pStyle w:val="Heading2"/>
       </w:pPr>
-      <w:r>
-        <w:t xml:space="preserve">3. Critical operational notes</w:t>
-      </w:r>
+      <w:bookmarkStart w:id="10" w:name="Xfaf3e35f33f007ab5c0d3885c2ef4032c432f94"/>
+      <w:bookmarkStart w:id="11" w:name="_Toc236213971"/>
+      <w:bookmarkEnd w:id="4"/>
+      <w:bookmarkEnd w:id="9"/>
+      <w:r>
+        <w:t>3. Critical operational notes</w:t>
+      </w:r>
+      <w:bookmarkEnd w:id="11"/>
     </w:p>
     <w:p>
       <w:pPr>
@@ -1474,65 +1911,41 @@
           <w:b/>
           <w:bCs/>
         </w:rPr>
-        <w:t xml:space="preserve">The bot token signs Mini App logins.</w:t>
-      </w:r>
-      <w:r>
-        <w:t xml:space="preserve"> </w:t>
-      </w:r>
-      <w:r>
-        <w:t xml:space="preserve">Telegram</w:t>
-      </w:r>
-      <w:r>
-        <w:t xml:space="preserve"> </w:t>
+        <w:t>The bot token signs Mini App logins.</w:t>
+      </w:r>
+      <w:r>
+        <w:t xml:space="preserve"> Telegram </w:t>
       </w:r>
       <w:r>
         <w:rPr>
           <w:rStyle w:val="VerbatimChar"/>
         </w:rPr>
-        <w:t xml:space="preserve">initData</w:t>
-      </w:r>
-      <w:r>
-        <w:t xml:space="preserve"> </w:t>
-      </w:r>
-      <w:r>
-        <w:t xml:space="preserve">is HMAC-signed with</w:t>
-      </w:r>
-      <w:r>
-        <w:t xml:space="preserve"> </w:t>
+        <w:t>initData</w:t>
+      </w:r>
+      <w:r>
+        <w:t xml:space="preserve"> is HMAC-signed with </w:t>
       </w:r>
       <w:r>
         <w:rPr>
           <w:rStyle w:val="VerbatimChar"/>
         </w:rPr>
-        <w:t xml:space="preserve">TELEGRAM_BOT_TOKEN</w:t>
-      </w:r>
-      <w:r>
-        <w:t xml:space="preserve">. If that token is rotated, or the Mini App is served from a</w:t>
-      </w:r>
-      <w:r>
-        <w:t xml:space="preserve"> </w:t>
-      </w:r>
-      <w:r>
-        <w:t xml:space="preserve">different bot,</w:t>
-      </w:r>
-      <w:r>
-        <w:t xml:space="preserve"> </w:t>
+        <w:t>TELEGRAM_BOT_TOKEN</w:t>
+      </w:r>
+      <w:r>
+        <w:t>. If that token is rotated, or the Mini App</w:t>
+      </w:r>
+      <w:r>
+        <w:t xml:space="preserve"> is served from a different bot, </w:t>
       </w:r>
       <w:r>
         <w:rPr>
           <w:b/>
           <w:bCs/>
         </w:rPr>
-        <w:t xml:space="preserve">every job seeker's login fails instantly</w:t>
-      </w:r>
-      <w:r>
-        <w:t xml:space="preserve">. Token and Mini App must</w:t>
-      </w:r>
-      <w:r>
-        <w:t xml:space="preserve"> </w:t>
-      </w:r>
-      <w:r>
-        <w:t xml:space="preserve">always match. Rotate deliberately, and redeploy the edge functions afterwards.</w:t>
+        <w:t>every job seeker's login fails instantly</w:t>
+      </w:r>
+      <w:r>
+        <w:t>. Token and Mini App must always match. Rotate deliberately, and redeploy the edge functions afterwards.</w:t>
       </w:r>
     </w:p>
     <w:p>
@@ -1544,61 +1957,34 @@
           <w:b/>
           <w:bCs/>
         </w:rPr>
-        <w:t xml:space="preserve">Supabase is on the Free plan.</w:t>
-      </w:r>
-      <w:r>
-        <w:t xml:space="preserve"> </w:t>
-      </w:r>
-      <w:r>
-        <w:t xml:space="preserve">There are no platform backups and no</w:t>
-      </w:r>
-      <w:r>
-        <w:t xml:space="preserve"> </w:t>
-      </w:r>
-      <w:r>
-        <w:t xml:space="preserve">Point-in-Time Recovery. The nightly GitHub Actions backup is the</w:t>
-      </w:r>
-      <w:r>
-        <w:t xml:space="preserve"> </w:t>
+        <w:t>Supabase is on the Free plan.</w:t>
+      </w:r>
+      <w:r>
+        <w:t xml:space="preserve"> There are no platform backups and no Point-in-Ti</w:t>
+      </w:r>
+      <w:r>
+        <w:t xml:space="preserve">me Recovery. The nightly GitHub Actions backup is the </w:t>
       </w:r>
       <w:r>
         <w:rPr>
           <w:i/>
           <w:iCs/>
         </w:rPr>
-        <w:t xml:space="preserve">only</w:t>
-      </w:r>
-      <w:r>
-        <w:t xml:space="preserve"> </w:t>
-      </w:r>
-      <w:r>
-        <w:t xml:space="preserve">recoverable</w:t>
-      </w:r>
-      <w:r>
-        <w:t xml:space="preserve"> </w:t>
-      </w:r>
-      <w:r>
-        <w:t xml:space="preserve">copy of the data. Free projects also pause after 7 days of inactivity, taking the app</w:t>
-      </w:r>
-      <w:r>
-        <w:t xml:space="preserve"> </w:t>
-      </w:r>
-      <w:r>
-        <w:t xml:space="preserve">offline until manually resumed. Upgrading to Pro (~$25/month) resolves both. See</w:t>
-      </w:r>
-      <w:r>
-        <w:t xml:space="preserve"> </w:t>
-      </w:r>
-      <w:hyperlink r:id="rId17">
+        <w:t>only</w:t>
+      </w:r>
+      <w:r>
+        <w:t xml:space="preserve"> recoverable copy of the data. Free projects also pause after 7 days of inactivity, taking the app offline until manually resumed. Upgrading to Pro (~$25/month) resolves both. See </w:t>
+      </w:r>
+      <w:hyperlink r:id="rId7">
         <w:r>
           <w:rPr>
             <w:rStyle w:val="Hyperlink"/>
           </w:rPr>
-          <w:t xml:space="preserve">BACKUP_RECOVERY.md</w:t>
+          <w:t>BACKUP_RECOVERY.md</w:t>
         </w:r>
       </w:hyperlink>
       <w:r>
-        <w:t xml:space="preserve">.</w:t>
+        <w:t>.</w:t>
       </w:r>
     </w:p>
     <w:p>
@@ -1610,19 +1996,10 @@
           <w:b/>
           <w:bCs/>
         </w:rPr>
-        <w:t xml:space="preserve">Deleting a user is unrecoverable.</w:t>
-      </w:r>
-      <w:r>
-        <w:t xml:space="preserve"> </w:t>
-      </w:r>
-      <w:r>
-        <w:t xml:space="preserve">Removing a user cascades to their profile,</w:t>
-      </w:r>
-      <w:r>
-        <w:t xml:space="preserve"> </w:t>
-      </w:r>
-      <w:r>
-        <w:t xml:space="preserve">applications and jobs. On the Free plan the only way back is the nightly backup.</w:t>
+        <w:t>Deleting a user is unrecoverable.</w:t>
+      </w:r>
+      <w:r>
+        <w:t xml:space="preserve"> Removing a user cascades to their profile, applications and jobs. On the Free plan the only way back is the nightly backup.</w:t>
       </w:r>
     </w:p>
     <w:p>
@@ -1634,432 +2011,459 @@
           <w:b/>
           <w:bCs/>
         </w:rPr>
-        <w:t xml:space="preserve">Edge functions deploy automatically</w:t>
-      </w:r>
-      <w:r>
-        <w:t xml:space="preserve"> </w:t>
-      </w:r>
-      <w:r>
-        <w:t xml:space="preserve">on push to</w:t>
-      </w:r>
-      <w:r>
-        <w:t xml:space="preserve"> </w:t>
+        <w:t>Edge functions deploy automatically</w:t>
+      </w:r>
+      <w:r>
+        <w:t xml:space="preserve"> on push to </w:t>
       </w:r>
       <w:r>
         <w:rPr>
           <w:rStyle w:val="VerbatimChar"/>
         </w:rPr>
-        <w:t xml:space="preserve">main</w:t>
-      </w:r>
-      <w:r>
-        <w:t xml:space="preserve"> </w:t>
-      </w:r>
-      <w:r>
-        <w:t xml:space="preserve">via</w:t>
-      </w:r>
-      <w:r>
-        <w:t xml:space="preserve"> </w:t>
+        <w:t>main</w:t>
+      </w:r>
+      <w:r>
+        <w:t xml:space="preserve"> via </w:t>
       </w:r>
       <w:r>
         <w:rPr>
           <w:rStyle w:val="VerbatimChar"/>
         </w:rPr>
-        <w:t xml:space="preserve">.github/workflows/deploy-functions.yml</w:t>
-      </w:r>
-      <w:r>
-        <w:t xml:space="preserve">. Migrations do</w:t>
-      </w:r>
-      <w:r>
-        <w:t xml:space="preserve"> </w:t>
+        <w:t>.g</w:t>
+      </w:r>
+      <w:r>
+        <w:rPr>
+          <w:rStyle w:val="VerbatimChar"/>
+        </w:rPr>
+        <w:t>ithub/workflows/deploy-functions.yml</w:t>
+      </w:r>
+      <w:r>
+        <w:t xml:space="preserve">. Migrations do </w:t>
       </w:r>
       <w:r>
         <w:rPr>
           <w:b/>
           <w:bCs/>
         </w:rPr>
-        <w:t xml:space="preserve">not</w:t>
-      </w:r>
-      <w:r>
-        <w:t xml:space="preserve"> </w:t>
-      </w:r>
-      <w:r>
-        <w:t xml:space="preserve">— apply them with</w:t>
-      </w:r>
-      <w:r>
-        <w:t xml:space="preserve"> </w:t>
+        <w:t>not</w:t>
+      </w:r>
+      <w:r>
+        <w:t xml:space="preserve"> — apply them with </w:t>
       </w:r>
       <w:r>
         <w:rPr>
           <w:rStyle w:val="VerbatimChar"/>
         </w:rPr>
-        <w:t xml:space="preserve">npx supabase db push</w:t>
-      </w:r>
-      <w:r>
-        <w:t xml:space="preserve">. When a function reads a column a migration adds, push the</w:t>
-      </w:r>
-      <w:r>
-        <w:t xml:space="preserve"> </w:t>
-      </w:r>
-      <w:r>
-        <w:t xml:space="preserve">migration first.</w:t>
+        <w:t>npx supabase db push</w:t>
+      </w:r>
+      <w:r>
+        <w:t>. When a function reads a column a migration adds, push the migration first.</w:t>
       </w:r>
     </w:p>
-    <w:bookmarkEnd w:id="18"/>
-    <w:bookmarkStart w:id="19" w:name="X0958c808e7efeafa296c0919d8b8157411a7067"/>
     <w:p>
       <w:pPr>
         <w:pStyle w:val="Heading2"/>
       </w:pPr>
-      <w:r>
-        <w:t xml:space="preserve">4. Accepted scope decisions</w:t>
-      </w:r>
+      <w:bookmarkStart w:id="12" w:name="X0958c808e7efeafa296c0919d8b8157411a7067"/>
+      <w:bookmarkStart w:id="13" w:name="_Toc236213972"/>
+      <w:bookmarkEnd w:id="10"/>
+      <w:r>
+        <w:t>4. Accepted scope decisions</w:t>
+      </w:r>
+      <w:bookmarkEnd w:id="13"/>
     </w:p>
     <w:p>
       <w:pPr>
         <w:pStyle w:val="FirstParagraph"/>
       </w:pPr>
       <w:r>
-        <w:t xml:space="preserve">Two items in §17 were delivered differently from the literal wording, by agreement.</w:t>
-      </w:r>
-      <w:r>
-        <w:t xml:space="preserve"> </w:t>
-      </w:r>
-      <w:r>
-        <w:t xml:space="preserve">Both should be initialled by the Client at acceptance so they are not later read as</w:t>
-      </w:r>
-      <w:r>
-        <w:t xml:space="preserve"> </w:t>
-      </w:r>
-      <w:r>
-        <w:t xml:space="preserve">undelivered:</w:t>
+        <w:t>Two items in §17 were delivered differently from the lite</w:t>
+      </w:r>
+      <w:r>
+        <w:t>ral wording, by agreement. Both should be initialled by the Client at acceptance so they are not later read as undelivered:</w:t>
       </w:r>
     </w:p>
     <w:tbl>
       <w:tblPr>
         <w:tblStyle w:val="Table"/>
-        <w:tblW w:type="auto" w:w="0"/>
-        <w:tblLook w:firstRow="1" w:lastRow="0" w:firstColumn="0" w:lastColumn="0" w:noHBand="0" w:noVBand="0" w:val="0020"/>
+        <w:tblW w:w="0" w:type="auto"/>
+        <w:tblLook w:val="0020" w:firstRow="1" w:lastRow="0" w:firstColumn="0" w:lastColumn="0" w:noHBand="0" w:noVBand="0"/>
       </w:tblPr>
       <w:tblGrid>
-        <w:gridCol w:w="1980"/>
-        <w:gridCol w:w="1980"/>
-        <w:gridCol w:w="1980"/>
-        <w:gridCol w:w="1980"/>
+        <w:gridCol w:w="883"/>
+        <w:gridCol w:w="2682"/>
+        <w:gridCol w:w="5218"/>
+        <w:gridCol w:w="793"/>
       </w:tblGrid>
       <w:tr>
         <w:trPr>
-          <w:tblHeader w:val="on"/>
+          <w:cnfStyle w:val="100000000000" w:firstRow="1" w:lastRow="0" w:firstColumn="0" w:lastColumn="0" w:oddVBand="0" w:evenVBand="0" w:oddHBand="0" w:evenHBand="0" w:firstRowFirstColumn="0" w:firstRowLastColumn="0" w:lastRowFirstColumn="0" w:lastRowLastColumn="0"/>
+          <w:tblHeader/>
         </w:trPr>
         <w:tc>
-          <w:tcPr/>
-          <w:p>
-            <w:pPr>
-              <w:pStyle w:val="Compact"/>
-            </w:pPr>
-            <w:r>
-              <w:t xml:space="preserve">§</w:t>
-            </w:r>
-          </w:p>
-        </w:tc>
-        <w:tc>
-          <w:tcPr/>
-          <w:p>
-            <w:pPr>
-              <w:pStyle w:val="Compact"/>
-            </w:pPr>
-            <w:r>
-              <w:t xml:space="preserve">As written</w:t>
-            </w:r>
-          </w:p>
-        </w:tc>
-        <w:tc>
-          <w:tcPr/>
-          <w:p>
-            <w:pPr>
-              <w:pStyle w:val="Compact"/>
-            </w:pPr>
-            <w:r>
-              <w:t xml:space="preserve">As delivered</w:t>
-            </w:r>
-          </w:p>
-        </w:tc>
-        <w:tc>
-          <w:tcPr/>
-          <w:p>
-            <w:pPr>
-              <w:pStyle w:val="Compact"/>
-            </w:pPr>
-            <w:r>
-              <w:t xml:space="preserve">Initial</w:t>
+          <w:tcPr>
+            <w:tcW w:w="0" w:type="auto"/>
+          </w:tcPr>
+          <w:p>
+            <w:pPr>
+              <w:pStyle w:val="Compact"/>
+            </w:pPr>
+            <w:r>
+              <w:t>§</w:t>
+            </w:r>
+          </w:p>
+        </w:tc>
+        <w:tc>
+          <w:tcPr>
+            <w:tcW w:w="0" w:type="auto"/>
+          </w:tcPr>
+          <w:p>
+            <w:pPr>
+              <w:pStyle w:val="Compact"/>
+            </w:pPr>
+            <w:r>
+              <w:t>As written</w:t>
+            </w:r>
+          </w:p>
+        </w:tc>
+        <w:tc>
+          <w:tcPr>
+            <w:tcW w:w="0" w:type="auto"/>
+          </w:tcPr>
+          <w:p>
+            <w:pPr>
+              <w:pStyle w:val="Compact"/>
+            </w:pPr>
+            <w:r>
+              <w:t>As delivered</w:t>
+            </w:r>
+          </w:p>
+        </w:tc>
+        <w:tc>
+          <w:tcPr>
+            <w:tcW w:w="0" w:type="auto"/>
+          </w:tcPr>
+          <w:p>
+            <w:pPr>
+              <w:pStyle w:val="Compact"/>
+            </w:pPr>
+            <w:r>
+              <w:t>Initial</w:t>
             </w:r>
           </w:p>
         </w:tc>
       </w:tr>
       <w:tr>
         <w:tc>
-          <w:tcPr/>
-          <w:p>
-            <w:pPr>
-              <w:pStyle w:val="Compact"/>
-            </w:pPr>
-            <w:r>
-              <w:t xml:space="preserve">17.B.4</w:t>
-            </w:r>
-          </w:p>
-        </w:tc>
-        <w:tc>
-          <w:tcPr/>
-          <w:p>
-            <w:pPr>
-              <w:pStyle w:val="Compact"/>
-            </w:pPr>
-            <w:r>
-              <w:t xml:space="preserve">Advertisement package selection and duration setup</w:t>
-            </w:r>
-          </w:p>
-        </w:tc>
-        <w:tc>
-          <w:tcPr/>
-          <w:p>
-            <w:pPr>
-              <w:pStyle w:val="Compact"/>
-            </w:pPr>
-            <w:r>
-              <w:t xml:space="preserve">Packages are assigned by an administrator; employers view their plan and request renewal, payment handled offline by bank transfer</w:t>
-            </w:r>
-          </w:p>
-        </w:tc>
-        <w:tc>
-          <w:tcPr/>
-          <w:p>
-            <w:pPr>
-              <w:pStyle w:val="Compact"/>
-            </w:pPr>
-            <w:r>
-              <w:t xml:space="preserve">☐</w:t>
+          <w:tcPr>
+            <w:tcW w:w="0" w:type="auto"/>
+          </w:tcPr>
+          <w:p>
+            <w:pPr>
+              <w:pStyle w:val="Compact"/>
+            </w:pPr>
+            <w:r>
+              <w:t>17.B.4</w:t>
+            </w:r>
+          </w:p>
+        </w:tc>
+        <w:tc>
+          <w:tcPr>
+            <w:tcW w:w="0" w:type="auto"/>
+          </w:tcPr>
+          <w:p>
+            <w:pPr>
+              <w:pStyle w:val="Compact"/>
+            </w:pPr>
+            <w:r>
+              <w:t>Advertisement package selection and duration setup</w:t>
+            </w:r>
+          </w:p>
+        </w:tc>
+        <w:tc>
+          <w:tcPr>
+            <w:tcW w:w="0" w:type="auto"/>
+          </w:tcPr>
+          <w:p>
+            <w:pPr>
+              <w:pStyle w:val="Compact"/>
+            </w:pPr>
+            <w:r>
+              <w:t>Packages are assigned by an administrator; employers view their plan and request renewal, payment handled offline by bank transfer</w:t>
+            </w:r>
+          </w:p>
+        </w:tc>
+        <w:tc>
+          <w:tcPr>
+            <w:tcW w:w="0" w:type="auto"/>
+          </w:tcPr>
+          <w:p>
+            <w:pPr>
+              <w:pStyle w:val="Compact"/>
+            </w:pPr>
+            <w:r>
+              <w:t>☐</w:t>
             </w:r>
           </w:p>
         </w:tc>
       </w:tr>
       <w:tr>
         <w:tc>
-          <w:tcPr/>
-          <w:p>
-            <w:pPr>
-              <w:pStyle w:val="Compact"/>
-            </w:pPr>
-            <w:r>
-              <w:t xml:space="preserve">17.B.2</w:t>
-            </w:r>
-          </w:p>
-        </w:tc>
-        <w:tc>
-          <w:tcPr/>
-          <w:p>
-            <w:pPr>
-              <w:pStyle w:val="Compact"/>
-            </w:pPr>
-            <w:r>
-              <w:t xml:space="preserve">Employer verification workflow</w:t>
-            </w:r>
-          </w:p>
-        </w:tc>
-        <w:tc>
-          <w:tcPr/>
-          <w:p>
-            <w:pPr>
-              <w:pStyle w:val="Compact"/>
-            </w:pPr>
-            <w:r>
-              <w:t xml:space="preserve">Employers are vetted and registered directly by an administrator, who issues a 5-digit authorisation code — there is no self-service signup awaiting approval</w:t>
-            </w:r>
-          </w:p>
-        </w:tc>
-        <w:tc>
-          <w:tcPr/>
-          <w:p>
-            <w:pPr>
-              <w:pStyle w:val="Compact"/>
-            </w:pPr>
-            <w:r>
-              <w:t xml:space="preserve">☐</w:t>
+          <w:tcPr>
+            <w:tcW w:w="0" w:type="auto"/>
+          </w:tcPr>
+          <w:p>
+            <w:pPr>
+              <w:pStyle w:val="Compact"/>
+            </w:pPr>
+            <w:r>
+              <w:lastRenderedPageBreak/>
+              <w:t>17.B.2</w:t>
+            </w:r>
+          </w:p>
+        </w:tc>
+        <w:tc>
+          <w:tcPr>
+            <w:tcW w:w="0" w:type="auto"/>
+          </w:tcPr>
+          <w:p>
+            <w:pPr>
+              <w:pStyle w:val="Compact"/>
+            </w:pPr>
+            <w:r>
+              <w:t>Employer verification workflow</w:t>
+            </w:r>
+          </w:p>
+        </w:tc>
+        <w:tc>
+          <w:tcPr>
+            <w:tcW w:w="0" w:type="auto"/>
+          </w:tcPr>
+          <w:p>
+            <w:pPr>
+              <w:pStyle w:val="Compact"/>
+            </w:pPr>
+            <w:r>
+              <w:t>Employers are vetted and registered directly by an administrator, who issues a 5-digit authorisation code — there is no self-service signup awaiting approval</w:t>
+            </w:r>
+          </w:p>
+        </w:tc>
+        <w:tc>
+          <w:tcPr>
+            <w:tcW w:w="0" w:type="auto"/>
+          </w:tcPr>
+          <w:p>
+            <w:pPr>
+              <w:pStyle w:val="Compact"/>
+            </w:pPr>
+            <w:r>
+              <w:t>☐</w:t>
             </w:r>
           </w:p>
         </w:tc>
       </w:tr>
     </w:tbl>
-    <w:bookmarkEnd w:id="19"/>
-    <w:bookmarkStart w:id="23" w:name="X95c0ac2a629bb0f1a6a0c7c0baff3b3c4e352c4"/>
     <w:p>
       <w:pPr>
         <w:pStyle w:val="Heading2"/>
       </w:pPr>
-      <w:r>
-        <w:t xml:space="preserve">5. Final acceptance (§17.F)</w:t>
-      </w:r>
+      <w:bookmarkStart w:id="14" w:name="X95c0ac2a629bb0f1a6a0c7c0baff3b3c4e352c4"/>
+      <w:bookmarkStart w:id="15" w:name="_Toc236213973"/>
+      <w:bookmarkEnd w:id="12"/>
+      <w:r>
+        <w:t>5. Final acceptance (§17.F)</w:t>
+      </w:r>
+      <w:bookmarkEnd w:id="15"/>
     </w:p>
     <w:tbl>
       <w:tblPr>
         <w:tblStyle w:val="Table"/>
-        <w:tblW w:type="auto" w:w="0"/>
-        <w:tblLook w:firstRow="1" w:lastRow="0" w:firstColumn="0" w:lastColumn="0" w:noHBand="0" w:noVBand="0" w:val="0020"/>
+        <w:tblW w:w="0" w:type="auto"/>
+        <w:tblLook w:val="0020" w:firstRow="1" w:lastRow="0" w:firstColumn="0" w:lastColumn="0" w:noHBand="0" w:noVBand="0"/>
       </w:tblPr>
       <w:tblGrid>
-        <w:gridCol w:w="3960"/>
-        <w:gridCol w:w="3960"/>
+        <w:gridCol w:w="5388"/>
+        <w:gridCol w:w="4188"/>
       </w:tblGrid>
       <w:tr>
         <w:trPr>
-          <w:tblHeader w:val="on"/>
+          <w:cnfStyle w:val="100000000000" w:firstRow="1" w:lastRow="0" w:firstColumn="0" w:lastColumn="0" w:oddVBand="0" w:evenVBand="0" w:oddHBand="0" w:evenHBand="0" w:firstRowFirstColumn="0" w:firstRowLastColumn="0" w:lastRowFirstColumn="0" w:lastRowLastColumn="0"/>
+          <w:tblHeader/>
         </w:trPr>
         <w:tc>
-          <w:tcPr/>
-          <w:p>
-            <w:pPr>
-              <w:pStyle w:val="Compact"/>
-            </w:pPr>
-            <w:r>
-              <w:t xml:space="preserve">Requirement</w:t>
-            </w:r>
-          </w:p>
-        </w:tc>
-        <w:tc>
-          <w:tcPr/>
-          <w:p>
-            <w:pPr>
-              <w:pStyle w:val="Compact"/>
-            </w:pPr>
-            <w:r>
-              <w:t xml:space="preserve">Status</w:t>
+          <w:tcPr>
+            <w:tcW w:w="0" w:type="auto"/>
+          </w:tcPr>
+          <w:p>
+            <w:pPr>
+              <w:pStyle w:val="Compact"/>
+            </w:pPr>
+            <w:r>
+              <w:t>Requirement</w:t>
+            </w:r>
+          </w:p>
+        </w:tc>
+        <w:tc>
+          <w:tcPr>
+            <w:tcW w:w="0" w:type="auto"/>
+          </w:tcPr>
+          <w:p>
+            <w:pPr>
+              <w:pStyle w:val="Compact"/>
+            </w:pPr>
+            <w:r>
+              <w:t>Status</w:t>
             </w:r>
           </w:p>
         </w:tc>
       </w:tr>
       <w:tr>
         <w:tc>
-          <w:tcPr/>
-          <w:p>
-            <w:pPr>
-              <w:pStyle w:val="Compact"/>
-            </w:pPr>
-            <w:r>
-              <w:t xml:space="preserve">Complete source code + Git repository under Client ownership</w:t>
-            </w:r>
-          </w:p>
-        </w:tc>
-        <w:tc>
-          <w:tcPr/>
-          <w:p>
-            <w:pPr>
-              <w:pStyle w:val="Compact"/>
-            </w:pPr>
-            <w:r>
-              <w:t xml:space="preserve">✅</w:t>
+          <w:tcPr>
+            <w:tcW w:w="0" w:type="auto"/>
+          </w:tcPr>
+          <w:p>
+            <w:pPr>
+              <w:pStyle w:val="Compact"/>
+            </w:pPr>
+            <w:r>
+              <w:t>Complete source code + Git repository under Cli</w:t>
+            </w:r>
+            <w:r>
+              <w:t>ent ownership</w:t>
+            </w:r>
+          </w:p>
+        </w:tc>
+        <w:tc>
+          <w:tcPr>
+            <w:tcW w:w="0" w:type="auto"/>
+          </w:tcPr>
+          <w:p>
+            <w:pPr>
+              <w:pStyle w:val="Compact"/>
+            </w:pPr>
+            <w:r>
+              <w:t>✅</w:t>
             </w:r>
           </w:p>
         </w:tc>
       </w:tr>
       <w:tr>
         <w:tc>
-          <w:tcPr/>
-          <w:p>
-            <w:pPr>
-              <w:pStyle w:val="Compact"/>
-            </w:pPr>
-            <w:r>
-              <w:t xml:space="preserve">Database scripts and structure (</w:t>
+          <w:tcPr>
+            <w:tcW w:w="0" w:type="auto"/>
+          </w:tcPr>
+          <w:p>
+            <w:pPr>
+              <w:pStyle w:val="Compact"/>
+            </w:pPr>
+            <w:r>
+              <w:t>Database scripts and structure (</w:t>
             </w:r>
             <w:r>
               <w:rPr>
                 <w:rStyle w:val="VerbatimChar"/>
               </w:rPr>
-              <w:t xml:space="preserve">supabase/migrations/</w:t>
-            </w:r>
-            <w:r>
-              <w:t xml:space="preserve">)</w:t>
-            </w:r>
-          </w:p>
-        </w:tc>
-        <w:tc>
-          <w:tcPr/>
-          <w:p>
-            <w:pPr>
-              <w:pStyle w:val="Compact"/>
-            </w:pPr>
-            <w:r>
-              <w:t xml:space="preserve">✅</w:t>
+              <w:t>supabase/migrations/</w:t>
+            </w:r>
+            <w:r>
+              <w:t>)</w:t>
+            </w:r>
+          </w:p>
+        </w:tc>
+        <w:tc>
+          <w:tcPr>
+            <w:tcW w:w="0" w:type="auto"/>
+          </w:tcPr>
+          <w:p>
+            <w:pPr>
+              <w:pStyle w:val="Compact"/>
+            </w:pPr>
+            <w:r>
+              <w:t>✅</w:t>
             </w:r>
           </w:p>
         </w:tc>
       </w:tr>
       <w:tr>
         <w:tc>
-          <w:tcPr/>
-          <w:p>
-            <w:pPr>
-              <w:pStyle w:val="Compact"/>
-            </w:pPr>
-            <w:r>
-              <w:t xml:space="preserve">Hosting deployment files and Telegram Bot configuration</w:t>
-            </w:r>
-          </w:p>
-        </w:tc>
-        <w:tc>
-          <w:tcPr/>
-          <w:p>
-            <w:pPr>
-              <w:pStyle w:val="Compact"/>
-            </w:pPr>
-            <w:r>
-              <w:t xml:space="preserve">✅ Documented in §2 above</w:t>
+          <w:tcPr>
+            <w:tcW w:w="0" w:type="auto"/>
+          </w:tcPr>
+          <w:p>
+            <w:pPr>
+              <w:pStyle w:val="Compact"/>
+            </w:pPr>
+            <w:r>
+              <w:t>Hosting deployment files and Telegram Bot configuration</w:t>
+            </w:r>
+          </w:p>
+        </w:tc>
+        <w:tc>
+          <w:tcPr>
+            <w:tcW w:w="0" w:type="auto"/>
+          </w:tcPr>
+          <w:p>
+            <w:pPr>
+              <w:pStyle w:val="Compact"/>
+            </w:pPr>
+            <w:r>
+              <w:t>✅</w:t>
+            </w:r>
+            <w:r>
+              <w:t xml:space="preserve">    </w:t>
+            </w:r>
+            <w:r>
+              <w:t>Documented in §2 above</w:t>
             </w:r>
           </w:p>
         </w:tc>
       </w:tr>
       <w:tr>
         <w:tc>
-          <w:tcPr/>
-          <w:p>
-            <w:pPr>
-              <w:pStyle w:val="Compact"/>
-            </w:pPr>
-            <w:r>
-              <w:t xml:space="preserve">Technical documentation</w:t>
-            </w:r>
-          </w:p>
-        </w:tc>
-        <w:tc>
-          <w:tcPr/>
-          <w:p>
-            <w:pPr>
-              <w:pStyle w:val="Compact"/>
-            </w:pPr>
-            <w:r>
-              <w:t xml:space="preserve">✅</w:t>
+          <w:tcPr>
+            <w:tcW w:w="0" w:type="auto"/>
+          </w:tcPr>
+          <w:p>
+            <w:pPr>
+              <w:pStyle w:val="Compact"/>
+            </w:pPr>
+            <w:r>
+              <w:t>Technical documentation</w:t>
+            </w:r>
+          </w:p>
+        </w:tc>
+        <w:tc>
+          <w:tcPr>
+            <w:tcW w:w="0" w:type="auto"/>
+          </w:tcPr>
+          <w:p>
+            <w:pPr>
+              <w:pStyle w:val="Compact"/>
+            </w:pPr>
+            <w:r>
+              <w:t xml:space="preserve">✅   </w:t>
             </w:r>
             <w:r>
               <w:t xml:space="preserve"> </w:t>
             </w:r>
-            <w:hyperlink r:id="rId20">
+            <w:hyperlink r:id="rId8">
               <w:r>
                 <w:rPr>
                   <w:rStyle w:val="Hyperlink"/>
                 </w:rPr>
-                <w:t xml:space="preserve">ARCHITECTURE.md</w:t>
+                <w:t>ARCHITECTURE.md</w:t>
               </w:r>
             </w:hyperlink>
             <w:r>
-              <w:t xml:space="preserve">,</w:t>
-            </w:r>
-            <w:r>
-              <w:t xml:space="preserve"> </w:t>
-            </w:r>
-            <w:hyperlink r:id="rId21">
+              <w:t xml:space="preserve">, </w:t>
+            </w:r>
+            <w:hyperlink r:id="rId9">
               <w:r>
                 <w:rPr>
                   <w:rStyle w:val="Hyperlink"/>
                 </w:rPr>
-                <w:t xml:space="preserve">API.md</w:t>
+                <w:t>API.md</w:t>
               </w:r>
             </w:hyperlink>
           </w:p>
@@ -2067,68 +2471,85 @@
       </w:tr>
       <w:tr>
         <w:tc>
-          <w:tcPr/>
-          <w:p>
-            <w:pPr>
-              <w:pStyle w:val="Compact"/>
-            </w:pPr>
-            <w:r>
-              <w:t xml:space="preserve">Administrator training</w:t>
-            </w:r>
-          </w:p>
-        </w:tc>
-        <w:tc>
-          <w:tcPr/>
-          <w:p>
-            <w:pPr>
-              <w:pStyle w:val="Compact"/>
-            </w:pPr>
-            <w:r>
-              <w:t xml:space="preserve">☐</w:t>
-            </w:r>
-            <w:r>
-              <w:t xml:space="preserve"> </w:t>
+          <w:tcPr>
+            <w:tcW w:w="0" w:type="auto"/>
+          </w:tcPr>
+          <w:p>
+            <w:pPr>
+              <w:pStyle w:val="Compact"/>
+            </w:pPr>
+            <w:r>
+              <w:t>Administrator training</w:t>
+            </w:r>
+          </w:p>
+        </w:tc>
+        <w:tc>
+          <w:tcPr>
+            <w:tcW w:w="0" w:type="auto"/>
+          </w:tcPr>
+          <w:p>
+            <w:pPr>
+              <w:pStyle w:val="Compact"/>
+            </w:pPr>
+            <w:r>
+              <w:t>☐</w:t>
+            </w:r>
+            <w:r>
+              <w:t xml:space="preserve">   </w:t>
             </w:r>
             <w:r>
               <w:rPr>
                 <w:b/>
                 <w:bCs/>
               </w:rPr>
-              <w:t xml:space="preserve">Outstanding — session to be delivered</w:t>
+              <w:t xml:space="preserve">Outstanding — session to be    </w:t>
+            </w:r>
+            <w:bookmarkStart w:id="16" w:name="_GoBack"/>
+            <w:bookmarkEnd w:id="16"/>
+            <w:r>
+              <w:rPr>
+                <w:b/>
+                <w:bCs/>
+              </w:rPr>
+              <w:t>delivered</w:t>
             </w:r>
           </w:p>
         </w:tc>
       </w:tr>
       <w:tr>
         <w:tc>
-          <w:tcPr/>
-          <w:p>
-            <w:pPr>
-              <w:pStyle w:val="Compact"/>
-            </w:pPr>
-            <w:r>
-              <w:t xml:space="preserve">User guide</w:t>
-            </w:r>
-          </w:p>
-        </w:tc>
-        <w:tc>
-          <w:tcPr/>
-          <w:p>
-            <w:pPr>
-              <w:pStyle w:val="Compact"/>
-            </w:pPr>
-            <w:r>
-              <w:t xml:space="preserve">✅</w:t>
-            </w:r>
-            <w:r>
-              <w:t xml:space="preserve"> </w:t>
-            </w:r>
-            <w:hyperlink r:id="rId22">
+          <w:tcPr>
+            <w:tcW w:w="0" w:type="auto"/>
+          </w:tcPr>
+          <w:p>
+            <w:pPr>
+              <w:pStyle w:val="Compact"/>
+            </w:pPr>
+            <w:r>
+              <w:t>User guide</w:t>
+            </w:r>
+          </w:p>
+        </w:tc>
+        <w:tc>
+          <w:tcPr>
+            <w:tcW w:w="0" w:type="auto"/>
+          </w:tcPr>
+          <w:p>
+            <w:pPr>
+              <w:pStyle w:val="Compact"/>
+            </w:pPr>
+            <w:r>
+              <w:t>✅</w:t>
+            </w:r>
+            <w:r>
+              <w:t xml:space="preserve">    </w:t>
+            </w:r>
+            <w:hyperlink r:id="rId10">
               <w:r>
                 <w:rPr>
                   <w:rStyle w:val="Hyperlink"/>
                 </w:rPr>
-                <w:t xml:space="preserve">USER_GUIDE.md</w:t>
+                <w:t>USER_GUIDE.md</w:t>
               </w:r>
             </w:hyperlink>
           </w:p>
@@ -2136,34 +2557,38 @@
       </w:tr>
       <w:tr>
         <w:tc>
-          <w:tcPr/>
-          <w:p>
-            <w:pPr>
-              <w:pStyle w:val="Compact"/>
-            </w:pPr>
-            <w:r>
-              <w:t xml:space="preserve">Backup and recovery procedures</w:t>
-            </w:r>
-          </w:p>
-        </w:tc>
-        <w:tc>
-          <w:tcPr/>
-          <w:p>
-            <w:pPr>
-              <w:pStyle w:val="Compact"/>
-            </w:pPr>
-            <w:r>
-              <w:t xml:space="preserve">✅</w:t>
+          <w:tcPr>
+            <w:tcW w:w="0" w:type="auto"/>
+          </w:tcPr>
+          <w:p>
+            <w:pPr>
+              <w:pStyle w:val="Compact"/>
+            </w:pPr>
+            <w:r>
+              <w:t>Backup and recovery procedures</w:t>
+            </w:r>
+          </w:p>
+        </w:tc>
+        <w:tc>
+          <w:tcPr>
+            <w:tcW w:w="0" w:type="auto"/>
+          </w:tcPr>
+          <w:p>
+            <w:pPr>
+              <w:pStyle w:val="Compact"/>
+            </w:pPr>
+            <w:r>
+              <w:t xml:space="preserve">✅    </w:t>
             </w:r>
             <w:r>
               <w:t xml:space="preserve"> </w:t>
             </w:r>
-            <w:hyperlink r:id="rId17">
+            <w:hyperlink r:id="rId11">
               <w:r>
                 <w:rPr>
                   <w:rStyle w:val="Hyperlink"/>
                 </w:rPr>
-                <w:t xml:space="preserve">BACKUP_RECOVERY.md</w:t>
+                <w:t>BACKUP_RECOVERY.md</w:t>
               </w:r>
             </w:hyperlink>
           </w:p>
@@ -2171,24 +2596,37 @@
       </w:tr>
       <w:tr>
         <w:tc>
-          <w:tcPr/>
-          <w:p>
-            <w:pPr>
-              <w:pStyle w:val="Compact"/>
-            </w:pPr>
-            <w:r>
-              <w:t xml:space="preserve">All credentials, access details and API keys</w:t>
-            </w:r>
-          </w:p>
-        </w:tc>
-        <w:tc>
-          <w:tcPr/>
-          <w:p>
-            <w:pPr>
-              <w:pStyle w:val="Compact"/>
-            </w:pPr>
-            <w:r>
-              <w:t xml:space="preserve">✅ This document</w:t>
+          <w:tcPr>
+            <w:tcW w:w="0" w:type="auto"/>
+          </w:tcPr>
+          <w:p>
+            <w:pPr>
+              <w:pStyle w:val="Compact"/>
+            </w:pPr>
+            <w:r>
+              <w:t>All cred</w:t>
+            </w:r>
+            <w:r>
+              <w:t>entials, access details and API keys</w:t>
+            </w:r>
+          </w:p>
+        </w:tc>
+        <w:tc>
+          <w:tcPr>
+            <w:tcW w:w="0" w:type="auto"/>
+          </w:tcPr>
+          <w:p>
+            <w:pPr>
+              <w:pStyle w:val="Compact"/>
+            </w:pPr>
+            <w:r>
+              <w:t>✅</w:t>
+            </w:r>
+            <w:r>
+              <w:t xml:space="preserve">      </w:t>
+            </w:r>
+            <w:r>
+              <w:t>This document</w:t>
             </w:r>
           </w:p>
         </w:tc>
@@ -2197,7 +2635,7 @@
     <w:p>
       <w:r>
         <w:pict>
-          <v:rect style="width:0;height:1.5pt" o:hralign="center" o:hrstd="t" o:hr="t"/>
+          <v:rect id="_x0000_i1026" style="width:0;height:1.5pt" o:hralign="center" o:hrstd="t" o:hr="t"/>
         </w:pict>
       </w:r>
     </w:p>
@@ -2210,7 +2648,7 @@
           <w:b/>
           <w:bCs/>
         </w:rPr>
-        <w:t xml:space="preserve">Client acceptance</w:t>
+        <w:t>Client acceptance</w:t>
       </w:r>
     </w:p>
     <w:p>
@@ -2218,7 +2656,7 @@
         <w:pStyle w:val="BodyText"/>
       </w:pPr>
       <w:r>
-        <w:t xml:space="preserve">Name: ................................................ (Eyob Dege, CEO)</w:t>
+        <w:t>Name: ................................................ (Eyob Dege, CEO)</w:t>
       </w:r>
     </w:p>
     <w:p>
@@ -2226,7 +2664,7 @@
         <w:pStyle w:val="BodyText"/>
       </w:pPr>
       <w:r>
-        <w:t xml:space="preserve">Signature: ................................................</w:t>
+        <w:t>Signature: ................................................</w:t>
       </w:r>
     </w:p>
     <w:p>
@@ -2234,48 +2672,32 @@
         <w:pStyle w:val="BodyText"/>
       </w:pPr>
       <w:r>
-        <w:t xml:space="preserve">Date: ................................................</w:t>
-      </w:r>
+        <w:t>Date: ............................................</w:t>
+      </w:r>
+      <w:r>
+        <w:t>....</w:t>
+      </w:r>
+      <w:bookmarkEnd w:id="0"/>
+      <w:bookmarkEnd w:id="14"/>
     </w:p>
-    <w:bookmarkEnd w:id="23"/>
-    <w:bookmarkEnd w:id="24"/>
     <w:sectPr>
       <w:footnotePr>
         <w:numRestart w:val="eachSect"/>
       </w:footnotePr>
+      <w:pgSz w:w="12240" w:h="15840"/>
+      <w:pgMar w:top="1440" w:right="1440" w:bottom="1440" w:left="1440" w:header="720" w:footer="720" w:gutter="0"/>
+      <w:cols w:space="720"/>
     </w:sectPr>
   </w:body>
 </w:document>
 </file>
 
-<file path=word/comments.xml><?xml version="1.0" encoding="utf-8"?>
-<w:comments xmlns:w="http://schemas.openxmlformats.org/wordprocessingml/2006/main" xmlns:m="http://schemas.openxmlformats.org/officeDocument/2006/math" xmlns:r="http://schemas.openxmlformats.org/officeDocument/2006/relationships" xmlns:o="urn:schemas-microsoft-com:office:office" xmlns:v="urn:schemas-microsoft-com:vml" xmlns:w10="urn:schemas-microsoft-com:office:word" xmlns:a="http://schemas.openxmlformats.org/drawingml/2006/main" xmlns:pic="http://schemas.openxmlformats.org/drawingml/2006/picture" xmlns:wp="http://schemas.openxmlformats.org/drawingml/2006/wordprocessingDrawing"/>
-</file>
-
-<file path=word/footnotes.xml><?xml version="1.0" encoding="utf-8"?>
-<w:footnotes xmlns:w="http://schemas.openxmlformats.org/wordprocessingml/2006/main" xmlns:m="http://schemas.openxmlformats.org/officeDocument/2006/math" xmlns:r="http://schemas.openxmlformats.org/officeDocument/2006/relationships" xmlns:o="urn:schemas-microsoft-com:office:office" xmlns:v="urn:schemas-microsoft-com:vml" xmlns:w10="urn:schemas-microsoft-com:office:word" xmlns:a="http://schemas.openxmlformats.org/drawingml/2006/main" xmlns:pic="http://schemas.openxmlformats.org/drawingml/2006/picture" xmlns:wp="http://schemas.openxmlformats.org/drawingml/2006/wordprocessingDrawing">
-  <w:footnote w:type="continuationSeparator" w:id="0">
-    <w:p>
-      <w:r>
-        <w:continuationSeparator/>
-      </w:r>
-    </w:p>
-  </w:footnote>
-  <w:footnote w:type="separator" w:id="-1">
-    <w:p>
-      <w:r>
-        <w:separator/>
-      </w:r>
-    </w:p>
-  </w:footnote>
-</w:footnotes>
-</file>
-
 <file path=word/numbering.xml><?xml version="1.0" encoding="utf-8"?>
-<w:numbering xmlns:w="http://schemas.openxmlformats.org/wordprocessingml/2006/main">
-  <w:abstractNum w:abstractNumId="990">
+<w:numbering xmlns:wpc="http://schemas.microsoft.com/office/word/2010/wordprocessingCanvas" xmlns:mc="http://schemas.openxmlformats.org/markup-compatibility/2006" xmlns:o="urn:schemas-microsoft-com:office:office" xmlns:r="http://schemas.openxmlformats.org/officeDocument/2006/relationships" xmlns:m="http://schemas.openxmlformats.org/officeDocument/2006/math" xmlns:v="urn:schemas-microsoft-com:vml" xmlns:wp14="http://schemas.microsoft.com/office/word/2010/wordprocessingDrawing" xmlns:wp="http://schemas.openxmlformats.org/drawingml/2006/wordprocessingDrawing" xmlns:w10="urn:schemas-microsoft-com:office:word" xmlns:w="http://schemas.openxmlformats.org/wordprocessingml/2006/main" xmlns:w14="http://schemas.microsoft.com/office/word/2010/wordml" xmlns:w15="http://schemas.microsoft.com/office/word/2012/wordml" xmlns:wpg="http://schemas.microsoft.com/office/word/2010/wordprocessingGroup" xmlns:wpi="http://schemas.microsoft.com/office/word/2010/wordprocessingInk" xmlns:wne="http://schemas.microsoft.com/office/word/2006/wordml" xmlns:wps="http://schemas.microsoft.com/office/word/2010/wordprocessingShape" mc:Ignorable="w14 w15 wp14">
+  <w:abstractNum w:abstractNumId="0">
     <w:nsid w:val="0000A990"/>
     <w:multiLevelType w:val="multilevel"/>
+    <w:tmpl w:val="DC985454"/>
     <w:lvl w:ilvl="0">
       <w:numFmt w:val="bullet"/>
       <w:lvlText w:val=" "/>
@@ -2349,21 +2771,21 @@
       </w:pPr>
     </w:lvl>
   </w:abstractNum>
-  <w:num w:numId="1000">
-    <w:abstractNumId w:val="990"/>
+  <w:num w:numId="1">
+    <w:abstractNumId w:val="0"/>
   </w:num>
 </w:numbering>
 </file>
 
 <file path=word/styles.xml><?xml version="1.0" encoding="utf-8"?>
-<w:styles xmlns:r="http://schemas.openxmlformats.org/officeDocument/2006/relationships" xmlns:w="http://schemas.openxmlformats.org/wordprocessingml/2006/main">
+<w:styles xmlns:mc="http://schemas.openxmlformats.org/markup-compatibility/2006" xmlns:r="http://schemas.openxmlformats.org/officeDocument/2006/relationships" xmlns:w="http://schemas.openxmlformats.org/wordprocessingml/2006/main" xmlns:w14="http://schemas.microsoft.com/office/word/2010/wordml" xmlns:w15="http://schemas.microsoft.com/office/word/2012/wordml" mc:Ignorable="w14 w15">
   <w:docDefaults>
     <w:rPrDefault>
       <w:rPr>
-        <w:rFonts w:asciiTheme="minorHAnsi" w:cstheme="minorBidi" w:eastAsiaTheme="minorEastAsia" w:hAnsiTheme="minorHAnsi"/>
+        <w:rFonts w:asciiTheme="minorHAnsi" w:eastAsiaTheme="minorEastAsia" w:hAnsiTheme="minorHAnsi" w:cstheme="minorBidi"/>
         <w:sz w:val="24"/>
         <w:szCs w:val="24"/>
-        <w:lang w:bidi="ar-SA" w:eastAsia="zh-CN" w:val="en-GB"/>
+        <w:lang w:val="en-GB" w:eastAsia="zh-CN" w:bidi="ar-SA"/>
       </w:rPr>
     </w:rPrDefault>
     <w:pPrDefault>
@@ -2372,168 +2794,334 @@
       </w:pPr>
     </w:pPrDefault>
   </w:docDefaults>
-  <w:latentStyles w:count="276" w:defLockedState="0" w:defQFormat="0" w:defSemiHidden="0" w:defUIPriority="0" w:defUnhideWhenUsed="0"/>
-  <w:style w:default="1" w:styleId="Normal" w:type="paragraph">
+  <w:latentStyles w:defLockedState="0" w:defUIPriority="0" w:defSemiHidden="0" w:defUnhideWhenUsed="0" w:defQFormat="0" w:count="371">
+    <w:lsdException w:name="index 1" w:semiHidden="1" w:unhideWhenUsed="1"/>
+    <w:lsdException w:name="index 7" w:semiHidden="1" w:unhideWhenUsed="1"/>
+    <w:lsdException w:name="index 8" w:semiHidden="1" w:unhideWhenUsed="1"/>
+    <w:lsdException w:name="index 9" w:semiHidden="1" w:unhideWhenUsed="1"/>
+    <w:lsdException w:name="toc 1" w:semiHidden="1" w:uiPriority="39" w:unhideWhenUsed="1"/>
+    <w:lsdException w:name="toc 2" w:semiHidden="1" w:uiPriority="39" w:unhideWhenUsed="1"/>
+    <w:lsdException w:name="toc 3" w:semiHidden="1" w:unhideWhenUsed="1"/>
+    <w:lsdException w:name="toc 4" w:semiHidden="1" w:unhideWhenUsed="1"/>
+    <w:lsdException w:name="toc 5" w:semiHidden="1" w:unhideWhenUsed="1"/>
+    <w:lsdException w:name="toc 6" w:semiHidden="1" w:unhideWhenUsed="1"/>
+    <w:lsdException w:name="toc 7" w:semiHidden="1" w:unhideWhenUsed="1"/>
+    <w:lsdException w:name="toc 8" w:semiHidden="1" w:unhideWhenUsed="1"/>
+    <w:lsdException w:name="toc 9" w:semiHidden="1" w:unhideWhenUsed="1"/>
+    <w:lsdException w:name="Normal Indent" w:semiHidden="1" w:unhideWhenUsed="1"/>
+    <w:lsdException w:name="footnote text" w:semiHidden="1" w:unhideWhenUsed="1"/>
+    <w:lsdException w:name="annotation text" w:semiHidden="1" w:unhideWhenUsed="1"/>
+    <w:lsdException w:name="header" w:semiHidden="1" w:unhideWhenUsed="1"/>
+    <w:lsdException w:name="footer" w:semiHidden="1" w:unhideWhenUsed="1"/>
+    <w:lsdException w:name="index heading" w:semiHidden="1" w:unhideWhenUsed="1"/>
+    <w:lsdException w:name="caption" w:semiHidden="1" w:unhideWhenUsed="1"/>
+    <w:lsdException w:name="table of figures" w:semiHidden="1" w:unhideWhenUsed="1"/>
+    <w:lsdException w:name="envelope address" w:semiHidden="1" w:unhideWhenUsed="1"/>
+    <w:lsdException w:name="envelope return" w:semiHidden="1" w:unhideWhenUsed="1"/>
+    <w:lsdException w:name="footnote reference" w:semiHidden="1" w:unhideWhenUsed="1"/>
+    <w:lsdException w:name="annotation reference" w:semiHidden="1" w:unhideWhenUsed="1"/>
+    <w:lsdException w:name="line number" w:semiHidden="1" w:unhideWhenUsed="1"/>
+    <w:lsdException w:name="page number" w:semiHidden="1" w:unhideWhenUsed="1"/>
+    <w:lsdException w:name="endnote reference" w:semiHidden="1" w:unhideWhenUsed="1"/>
+    <w:lsdException w:name="endnote text" w:semiHidden="1" w:unhideWhenUsed="1"/>
+    <w:lsdException w:name="table of authorities" w:semiHidden="1" w:unhideWhenUsed="1"/>
+    <w:lsdException w:name="macro" w:semiHidden="1" w:unhideWhenUsed="1"/>
+    <w:lsdException w:name="toa heading" w:semiHidden="1" w:unhideWhenUsed="1"/>
+    <w:lsdException w:name="List" w:semiHidden="1" w:unhideWhenUsed="1"/>
+    <w:lsdException w:name="List Bullet" w:semiHidden="1" w:unhideWhenUsed="1"/>
+    <w:lsdException w:name="List Number" w:semiHidden="1" w:unhideWhenUsed="1"/>
+    <w:lsdException w:name="List 2" w:semiHidden="1" w:unhideWhenUsed="1"/>
+    <w:lsdException w:name="List 3" w:semiHidden="1" w:unhideWhenUsed="1"/>
+    <w:lsdException w:name="List 4" w:semiHidden="1" w:unhideWhenUsed="1"/>
+    <w:lsdException w:name="List 5" w:semiHidden="1" w:unhideWhenUsed="1"/>
+    <w:lsdException w:name="List Bullet 2" w:semiHidden="1" w:unhideWhenUsed="1"/>
+    <w:lsdException w:name="List Bullet 3" w:semiHidden="1" w:unhideWhenUsed="1"/>
+    <w:lsdException w:name="List Bullet 4" w:semiHidden="1" w:unhideWhenUsed="1"/>
+    <w:lsdException w:name="List Bullet 5" w:semiHidden="1" w:unhideWhenUsed="1"/>
+    <w:lsdException w:name="List Number 3" w:semiHidden="1" w:unhideWhenUsed="1"/>
+    <w:lsdException w:name="List Number 4" w:semiHidden="1" w:unhideWhenUsed="1"/>
+    <w:lsdException w:name="Closing" w:semiHidden="1" w:unhideWhenUsed="1"/>
+    <w:lsdException w:name="Signature" w:semiHidden="1" w:unhideWhenUsed="1"/>
+    <w:lsdException w:name="Default Paragraph Font" w:semiHidden="1" w:unhideWhenUsed="1"/>
+    <w:lsdException w:name="Body Text" w:semiHidden="1" w:unhideWhenUsed="1"/>
+    <w:lsdException w:name="Body Text Indent" w:semiHidden="1" w:unhideWhenUsed="1"/>
+    <w:lsdException w:name="List Continue" w:semiHidden="1" w:unhideWhenUsed="1"/>
+    <w:lsdException w:name="List Continue 2" w:semiHidden="1" w:unhideWhenUsed="1"/>
+    <w:lsdException w:name="List Continue 3" w:semiHidden="1" w:unhideWhenUsed="1"/>
+    <w:lsdException w:name="List Continue 4" w:semiHidden="1" w:unhideWhenUsed="1"/>
+    <w:lsdException w:name="List Continue 5" w:semiHidden="1" w:unhideWhenUsed="1"/>
+    <w:lsdException w:name="Message Header" w:semiHidden="1" w:unhideWhenUsed="1"/>
+    <w:lsdException w:name="Salutation" w:semiHidden="1" w:unhideWhenUsed="1"/>
+    <w:lsdException w:name="Date" w:semiHidden="1" w:unhideWhenUsed="1"/>
+    <w:lsdException w:name="Body Text First Indent" w:semiHidden="1" w:unhideWhenUsed="1"/>
+    <w:lsdException w:name="Body Text First Indent 2" w:semiHidden="1" w:unhideWhenUsed="1"/>
+    <w:lsdException w:name="Note Heading" w:semiHidden="1" w:unhideWhenUsed="1"/>
+    <w:lsdException w:name="Body Text 2" w:semiHidden="1" w:unhideWhenUsed="1"/>
+    <w:lsdException w:name="Body Text 3" w:semiHidden="1" w:unhideWhenUsed="1"/>
+    <w:lsdException w:name="Body Text Indent 2" w:semiHidden="1" w:unhideWhenUsed="1"/>
+    <w:lsdException w:name="Hyperlink" w:uiPriority="99"/>
+    <w:lsdException w:name="Document Map" w:semiHidden="1" w:unhideWhenUsed="1"/>
+    <w:lsdException w:name="Plain Text" w:semiHidden="1" w:unhideWhenUsed="1"/>
+    <w:lsdException w:name="E-mail Signature" w:semiHidden="1" w:unhideWhenUsed="1"/>
+    <w:lsdException w:name="HTML Top of Form" w:semiHidden="1" w:unhideWhenUsed="1"/>
+    <w:lsdException w:name="HTML Bottom of Form" w:semiHidden="1" w:unhideWhenUsed="1"/>
+    <w:lsdException w:name="Normal (Web)" w:semiHidden="1" w:unhideWhenUsed="1"/>
+    <w:lsdException w:name="HTML Acronym" w:semiHidden="1" w:unhideWhenUsed="1"/>
+    <w:lsdException w:name="HTML Address" w:semiHidden="1" w:unhideWhenUsed="1"/>
+    <w:lsdException w:name="HTML Cite" w:semiHidden="1" w:unhideWhenUsed="1"/>
+    <w:lsdException w:name="HTML Code" w:semiHidden="1" w:unhideWhenUsed="1"/>
+    <w:lsdException w:name="HTML Definition" w:semiHidden="1" w:unhideWhenUsed="1"/>
+    <w:lsdException w:name="HTML Keyboard" w:semiHidden="1" w:unhideWhenUsed="1"/>
+    <w:lsdException w:name="HTML Preformatted" w:semiHidden="1" w:unhideWhenUsed="1"/>
+    <w:lsdException w:name="HTML Sample" w:semiHidden="1" w:unhideWhenUsed="1"/>
+    <w:lsdException w:name="HTML Typewriter" w:semiHidden="1" w:unhideWhenUsed="1"/>
+    <w:lsdException w:name="HTML Variable" w:semiHidden="1" w:unhideWhenUsed="1"/>
+    <w:lsdException w:name="Normal Table" w:semiHidden="1" w:unhideWhenUsed="1"/>
+    <w:lsdException w:name="annotation subject" w:semiHidden="1" w:unhideWhenUsed="1"/>
+    <w:lsdException w:name="No List" w:semiHidden="1" w:unhideWhenUsed="1"/>
+    <w:lsdException w:name="Outline List 1" w:semiHidden="1" w:unhideWhenUsed="1"/>
+    <w:lsdException w:name="Outline List 2" w:semiHidden="1" w:unhideWhenUsed="1"/>
+    <w:lsdException w:name="Outline List 3" w:semiHidden="1" w:unhideWhenUsed="1"/>
+    <w:lsdException w:name="Table Simple 1" w:semiHidden="1" w:unhideWhenUsed="1"/>
+    <w:lsdException w:name="Table Simple 2" w:semiHidden="1" w:unhideWhenUsed="1"/>
+    <w:lsdException w:name="Table Simple 3" w:semiHidden="1" w:unhideWhenUsed="1"/>
+    <w:lsdException w:name="Table Classic 1" w:semiHidden="1" w:unhideWhenUsed="1"/>
+    <w:lsdException w:name="Table Classic 2" w:semiHidden="1" w:unhideWhenUsed="1"/>
+    <w:lsdException w:name="Table Classic 3" w:semiHidden="1" w:unhideWhenUsed="1"/>
+    <w:lsdException w:name="Table Classic 4" w:semiHidden="1" w:unhideWhenUsed="1"/>
+    <w:lsdException w:name="Table Colorful 1" w:semiHidden="1" w:unhideWhenUsed="1"/>
+    <w:lsdException w:name="Table Colorful 2" w:semiHidden="1" w:unhideWhenUsed="1"/>
+    <w:lsdException w:name="Table Colorful 3" w:semiHidden="1" w:unhideWhenUsed="1"/>
+    <w:lsdException w:name="Table Columns 1" w:semiHidden="1" w:unhideWhenUsed="1"/>
+    <w:lsdException w:name="Table Columns 2" w:semiHidden="1" w:unhideWhenUsed="1"/>
+    <w:lsdException w:name="Table Columns 3" w:semiHidden="1" w:unhideWhenUsed="1"/>
+    <w:lsdException w:name="Table Columns 4" w:semiHidden="1" w:unhideWhenUsed="1"/>
+    <w:lsdException w:name="Table Columns 5" w:semiHidden="1" w:unhideWhenUsed="1"/>
+    <w:lsdException w:name="Table Grid 1" w:semiHidden="1" w:unhideWhenUsed="1"/>
+    <w:lsdException w:name="Table Grid 2" w:semiHidden="1" w:unhideWhenUsed="1"/>
+    <w:lsdException w:name="Table Grid 3" w:semiHidden="1" w:unhideWhenUsed="1"/>
+    <w:lsdException w:name="Table Grid 4" w:semiHidden="1" w:unhideWhenUsed="1"/>
+    <w:lsdException w:name="Table Grid 5" w:semiHidden="1" w:unhideWhenUsed="1"/>
+    <w:lsdException w:name="Table Grid 6" w:semiHidden="1" w:unhideWhenUsed="1"/>
+    <w:lsdException w:name="Table Grid 7" w:semiHidden="1" w:unhideWhenUsed="1"/>
+    <w:lsdException w:name="Table Grid 8" w:semiHidden="1" w:unhideWhenUsed="1"/>
+    <w:lsdException w:name="Table List 1" w:semiHidden="1" w:unhideWhenUsed="1"/>
+    <w:lsdException w:name="Table List 2" w:semiHidden="1" w:unhideWhenUsed="1"/>
+    <w:lsdException w:name="Table List 3" w:semiHidden="1" w:unhideWhenUsed="1"/>
+    <w:lsdException w:name="Table List 4" w:semiHidden="1" w:unhideWhenUsed="1"/>
+    <w:lsdException w:name="Table List 5" w:semiHidden="1" w:unhideWhenUsed="1"/>
+    <w:lsdException w:name="Table List 6" w:semiHidden="1" w:unhideWhenUsed="1"/>
+    <w:lsdException w:name="Table List 7" w:semiHidden="1" w:unhideWhenUsed="1"/>
+    <w:lsdException w:name="Table List 8" w:semiHidden="1" w:unhideWhenUsed="1"/>
+    <w:lsdException w:name="Table 3D effects 1" w:semiHidden="1" w:unhideWhenUsed="1"/>
+    <w:lsdException w:name="Table 3D effects 2" w:semiHidden="1" w:unhideWhenUsed="1"/>
+    <w:lsdException w:name="Table 3D effects 3" w:semiHidden="1" w:unhideWhenUsed="1"/>
+    <w:lsdException w:name="Table Contemporary" w:semiHidden="1" w:unhideWhenUsed="1"/>
+    <w:lsdException w:name="Table Elegant" w:semiHidden="1" w:unhideWhenUsed="1"/>
+    <w:lsdException w:name="Table Professional" w:semiHidden="1" w:unhideWhenUsed="1"/>
+    <w:lsdException w:name="Table Subtle 1" w:semiHidden="1" w:unhideWhenUsed="1"/>
+    <w:lsdException w:name="Table Subtle 2" w:semiHidden="1" w:unhideWhenUsed="1"/>
+    <w:lsdException w:name="Table Web 1" w:semiHidden="1" w:unhideWhenUsed="1"/>
+    <w:lsdException w:name="Table Web 2" w:semiHidden="1" w:unhideWhenUsed="1"/>
+    <w:lsdException w:name="Table Web 3" w:semiHidden="1" w:unhideWhenUsed="1"/>
+    <w:lsdException w:name="Balloon Text" w:semiHidden="1" w:unhideWhenUsed="1"/>
+    <w:lsdException w:name="Table Theme" w:semiHidden="1" w:unhideWhenUsed="1"/>
+    <w:lsdException w:name="Placeholder Text" w:semiHidden="1"/>
+    <w:lsdException w:name="Light Shading"/>
+    <w:lsdException w:name="Light List"/>
+    <w:lsdException w:name="Light Grid"/>
+    <w:lsdException w:name="Medium Shading 1"/>
+    <w:lsdException w:name="Medium Shading 2"/>
+    <w:lsdException w:name="Medium List 1"/>
+    <w:lsdException w:name="Medium List 2"/>
+    <w:lsdException w:name="Light Shading Accent 1"/>
+    <w:lsdException w:name="Light List Accent 1"/>
+    <w:lsdException w:name="Light Grid Accent 1"/>
+    <w:lsdException w:name="Medium Shading 1 Accent 1"/>
+    <w:lsdException w:name="Medium Shading 2 Accent 1"/>
+    <w:lsdException w:name="Medium List 1 Accent 1"/>
+    <w:lsdException w:name="Revision" w:semiHidden="1"/>
+    <w:lsdException w:name="Medium List 2 Accent 1"/>
+    <w:lsdException w:name="Medium Grid 1 Accent 1"/>
+    <w:lsdException w:name="Medium Grid 2 Accent 1"/>
+    <w:lsdException w:name="Medium Grid 3 Accent 1"/>
+    <w:lsdException w:name="Dark List Accent 1"/>
+    <w:lsdException w:name="Colorful Shading Accent 1"/>
+    <w:lsdException w:name="Colorful List Accent 1"/>
+    <w:lsdException w:name="Colorful Grid Accent 1"/>
+    <w:lsdException w:name="Light Shading Accent 2"/>
+    <w:lsdException w:name="Light List Accent 2"/>
+    <w:lsdException w:name="Light Grid Accent 2"/>
+    <w:lsdException w:name="Medium Shading 1 Accent 2"/>
+    <w:lsdException w:name="Medium Shading 2 Accent 2"/>
+    <w:lsdException w:name="Medium List 1 Accent 2"/>
+    <w:lsdException w:name="Medium List 2 Accent 2"/>
+    <w:lsdException w:name="Medium Grid 1 Accent 2"/>
+    <w:lsdException w:name="Medium Grid 2 Accent 2"/>
+    <w:lsdException w:name="Medium Grid 3 Accent 2"/>
+    <w:lsdException w:name="Dark List Accent 2"/>
+    <w:lsdException w:name="Colorful Shading Accent 2"/>
+    <w:lsdException w:name="Colorful List Accent 2"/>
+    <w:lsdException w:name="Colorful Grid Accent 2"/>
+    <w:lsdException w:name="Light Shading Accent 3"/>
+    <w:lsdException w:name="Light List Accent 3"/>
+    <w:lsdException w:name="Light Grid Accent 3"/>
+    <w:lsdException w:name="Medium Shading 1 Accent 3"/>
+    <w:lsdException w:name="Medium Shading 2 Accent 3"/>
+    <w:lsdException w:name="Medium List 1 Accent 3"/>
+    <w:lsdException w:name="Medium List 2 Accent 3"/>
+    <w:lsdException w:name="Medium Grid 1 Accent 3"/>
+    <w:lsdException w:name="Medium Grid 2 Accent 3"/>
+    <w:lsdException w:name="Medium Grid 3 Accent 3"/>
+    <w:lsdException w:name="Dark List Accent 3"/>
+    <w:lsdException w:name="Colorful Shading Accent 3"/>
+    <w:lsdException w:name="Colorful List Accent 3"/>
+    <w:lsdException w:name="Colorful Grid Accent 3"/>
+    <w:lsdException w:name="Light Shading Accent 4"/>
+    <w:lsdException w:name="Light List Accent 4"/>
+    <w:lsdException w:name="Light Grid Accent 4"/>
+    <w:lsdException w:name="Medium Shading 1 Accent 4"/>
+    <w:lsdException w:name="Medium Shading 2 Accent 4"/>
+    <w:lsdException w:name="Medium List 1 Accent 4"/>
+    <w:lsdException w:name="Medium List 2 Accent 4"/>
+    <w:lsdException w:name="Medium Grid 1 Accent 4"/>
+    <w:lsdException w:name="Medium Grid 2 Accent 4"/>
+    <w:lsdException w:name="Medium Grid 3 Accent 4"/>
+    <w:lsdException w:name="Dark List Accent 4"/>
+    <w:lsdException w:name="Colorful Shading Accent 4"/>
+    <w:lsdException w:name="Colorful List Accent 4"/>
+    <w:lsdException w:name="Colorful Grid Accent 4"/>
+    <w:lsdException w:name="Light Shading Accent 5"/>
+    <w:lsdException w:name="Light List Accent 5"/>
+    <w:lsdException w:name="Light Grid Accent 5"/>
+    <w:lsdException w:name="Medium Shading 1 Accent 5"/>
+    <w:lsdException w:name="Medium Shading 2 Accent 5"/>
+    <w:lsdException w:name="Medium List 1 Accent 5"/>
+    <w:lsdException w:name="Medium List 2 Accent 5"/>
+    <w:lsdException w:name="Medium Grid 1 Accent 5"/>
+    <w:lsdException w:name="Medium Grid 2 Accent 5"/>
+    <w:lsdException w:name="Medium Grid 3 Accent 5"/>
+    <w:lsdException w:name="Dark List Accent 5"/>
+    <w:lsdException w:name="Colorful Shading Accent 5"/>
+    <w:lsdException w:name="Colorful List Accent 5"/>
+    <w:lsdException w:name="Colorful Grid Accent 5"/>
+    <w:lsdException w:name="Light Shading Accent 6"/>
+    <w:lsdException w:name="Light List Accent 6"/>
+    <w:lsdException w:name="Light Grid Accent 6"/>
+    <w:lsdException w:name="Medium Shading 1 Accent 6"/>
+    <w:lsdException w:name="Medium Shading 2 Accent 6"/>
+    <w:lsdException w:name="Medium List 1 Accent 6"/>
+    <w:lsdException w:name="Medium List 2 Accent 6"/>
+    <w:lsdException w:name="Medium Grid 1 Accent 6"/>
+    <w:lsdException w:name="Medium Grid 2 Accent 6"/>
+    <w:lsdException w:name="Medium Grid 3 Accent 6"/>
+    <w:lsdException w:name="Dark List Accent 6"/>
+    <w:lsdException w:name="Colorful Shading Accent 6"/>
+    <w:lsdException w:name="Colorful List Accent 6"/>
+    <w:lsdException w:name="Colorful Grid Accent 6"/>
+    <w:lsdException w:name="Bibliography" w:semiHidden="1" w:unhideWhenUsed="1"/>
+    <w:lsdException w:name="TOC Heading" w:semiHidden="1" w:unhideWhenUsed="1"/>
+    <w:lsdException w:name="Grid Table 4" w:uiPriority="49"/>
+    <w:lsdException w:name="Grid Table 5 Dark" w:uiPriority="50"/>
+    <w:lsdException w:name="Grid Table 6 Colorful" w:uiPriority="51"/>
+    <w:lsdException w:name="Grid Table 7 Colorful" w:uiPriority="52"/>
+    <w:lsdException w:name="Grid Table 1 Light Accent 1" w:uiPriority="46"/>
+    <w:lsdException w:name="Grid Table 2 Accent 1" w:uiPriority="47"/>
+    <w:lsdException w:name="Grid Table 3 Accent 1" w:uiPriority="48"/>
+    <w:lsdException w:name="Grid Table 4 Accent 1" w:uiPriority="49"/>
+    <w:lsdException w:name="Grid Table 5 Dark Accent 1" w:uiPriority="50"/>
+    <w:lsdException w:name="Grid Table 6 Colorful Accent 1" w:uiPriority="51"/>
+    <w:lsdException w:name="Grid Table 7 Colorful Accent 1" w:uiPriority="52"/>
+    <w:lsdException w:name="Grid Table 1 Light Accent 2" w:uiPriority="46"/>
+    <w:lsdException w:name="Grid Table 2 Accent 2" w:uiPriority="47"/>
+    <w:lsdException w:name="Grid Table 3 Accent 2" w:uiPriority="48"/>
+    <w:lsdException w:name="Grid Table 4 Accent 2" w:uiPriority="49"/>
+    <w:lsdException w:name="Grid Table 5 Dark Accent 2" w:uiPriority="50"/>
+    <w:lsdException w:name="Grid Table 6 Colorful Accent 2" w:uiPriority="51"/>
+    <w:lsdException w:name="Grid Table 7 Colorful Accent 2" w:uiPriority="52"/>
+    <w:lsdException w:name="Grid Table 1 Light Accent 3" w:uiPriority="46"/>
+    <w:lsdException w:name="Grid Table 2 Accent 3" w:uiPriority="47"/>
+    <w:lsdException w:name="Grid Table 3 Accent 3" w:uiPriority="48"/>
+    <w:lsdException w:name="Grid Table 4 Accent 3" w:uiPriority="49"/>
+    <w:lsdException w:name="Grid Table 5 Dark Accent 3" w:uiPriority="50"/>
+    <w:lsdException w:name="Grid Table 6 Colorful Accent 3" w:uiPriority="51"/>
+    <w:lsdException w:name="Grid Table 7 Colorful Accent 3" w:uiPriority="52"/>
+    <w:lsdException w:name="Grid Table 1 Light Accent 4" w:uiPriority="46"/>
+    <w:lsdException w:name="Grid Table 2 Accent 4" w:uiPriority="47"/>
+    <w:lsdException w:name="Grid Table 3 Accent 4" w:uiPriority="48"/>
+    <w:lsdException w:name="Grid Table 4 Accent 4" w:uiPriority="49"/>
+    <w:lsdException w:name="Grid Table 5 Dark Accent 4" w:uiPriority="50"/>
+    <w:lsdException w:name="Grid Table 6 Colorful Accent 4" w:uiPriority="51"/>
+    <w:lsdException w:name="Grid Table 7 Colorful Accent 4" w:uiPriority="52"/>
+    <w:lsdException w:name="Grid Table 1 Light Accent 5" w:uiPriority="46"/>
+    <w:lsdException w:name="Grid Table 2 Accent 5" w:uiPriority="47"/>
+    <w:lsdException w:name="Grid Table 3 Accent 5" w:uiPriority="48"/>
+    <w:lsdException w:name="Grid Table 4 Accent 5" w:uiPriority="49"/>
+    <w:lsdException w:name="Grid Table 5 Dark Accent 5" w:uiPriority="50"/>
+    <w:lsdException w:name="Grid Table 6 Colorful Accent 5" w:uiPriority="51"/>
+    <w:lsdException w:name="Grid Table 7 Colorful Accent 5" w:uiPriority="52"/>
+    <w:lsdException w:name="Grid Table 1 Light Accent 6" w:uiPriority="46"/>
+    <w:lsdException w:name="Grid Table 2 Accent 6" w:uiPriority="47"/>
+    <w:lsdException w:name="Grid Table 3 Accent 6" w:uiPriority="48"/>
+    <w:lsdException w:name="Grid Table 4 Accent 6" w:uiPriority="49"/>
+    <w:lsdException w:name="Grid Table 5 Dark Accent 6" w:uiPriority="50"/>
+    <w:lsdException w:name="Grid Table 6 Colorful Accent 6" w:uiPriority="51"/>
+    <w:lsdException w:name="Grid Table 7 Colorful Accent 6" w:uiPriority="52"/>
+    <w:lsdException w:name="List Table 1 Light" w:uiPriority="46"/>
+    <w:lsdException w:name="List Table 2" w:uiPriority="47"/>
+    <w:lsdException w:name="List Table 3" w:uiPriority="48"/>
+    <w:lsdException w:name="List Table 4" w:uiPriority="49"/>
+    <w:lsdException w:name="List Table 5 Dark" w:uiPriority="50"/>
+    <w:lsdException w:name="List Table 6 Colorful" w:uiPriority="51"/>
+    <w:lsdException w:name="List Table 7 Colorful" w:uiPriority="52"/>
+    <w:lsdException w:name="List Table 1 Light Accent 1" w:uiPriority="46"/>
+    <w:lsdException w:name="List Table 2 Accent 1" w:uiPriority="47"/>
+    <w:lsdException w:name="List Table 3 Accent 1" w:uiPriority="48"/>
+    <w:lsdException w:name="List Table 4 Accent 1" w:uiPriority="49"/>
+    <w:lsdException w:name="List Table 5 Dark Accent 1" w:uiPriority="50"/>
+    <w:lsdException w:name="List Table 6 Colorful Accent 1" w:uiPriority="51"/>
+    <w:lsdException w:name="List Table 7 Colorful Accent 1" w:uiPriority="52"/>
+    <w:lsdException w:name="List Table 1 Light Accent 2" w:uiPriority="46"/>
+    <w:lsdException w:name="List Table 2 Accent 2" w:uiPriority="47"/>
+    <w:lsdException w:name="List Table 3 Accent 2" w:uiPriority="48"/>
+    <w:lsdException w:name="List Table 4 Accent 2" w:uiPriority="49"/>
+    <w:lsdException w:name="List Table 5 Dark Accent 2" w:uiPriority="50"/>
+    <w:lsdException w:name="List Table 6 Colorful Accent 2" w:uiPriority="51"/>
+    <w:lsdException w:name="List Table 7 Colorful Accent 2" w:uiPriority="52"/>
+    <w:lsdException w:name="List Table 1 Light Accent 3" w:uiPriority="46"/>
+    <w:lsdException w:name="List Table 2 Accent 3" w:uiPriority="47"/>
+    <w:lsdException w:name="List Table 3 Accent 3" w:uiPriority="48"/>
+    <w:lsdException w:name="List Table 4 Accent 3" w:uiPriority="49"/>
+    <w:lsdException w:name="List Table 5 Dark Accent 3" w:uiPriority="50"/>
+    <w:lsdException w:name="List Table 6 Colorful Accent 3" w:uiPriority="51"/>
+    <w:lsdException w:name="List Table 7 Colorful Accent 3" w:uiPriority="52"/>
+    <w:lsdException w:name="List Table 1 Light Accent 4" w:uiPriority="46"/>
+    <w:lsdException w:name="List Table 2 Accent 4" w:uiPriority="47"/>
+    <w:lsdException w:name="List Table 3 Accent 4" w:uiPriority="48"/>
+    <w:lsdException w:name="List Table 4 Accent 4" w:uiPriority="49"/>
+    <w:lsdException w:name="List Table 5 Dark Accent 4" w:uiPriority="50"/>
+    <w:lsdException w:name="List Table 6 Colorful Accent 4" w:uiPriority="51"/>
+    <w:lsdException w:name="List Table 7 Colorful Accent 4" w:uiPriority="52"/>
+    <w:lsdException w:name="List Table 1 Light Accent 5" w:uiPriority="46"/>
+    <w:lsdException w:name="List Table 2 Accent 5" w:uiPriority="47"/>
+    <w:lsdException w:name="List Table 3 Accent 5" w:uiPriority="48"/>
+    <w:lsdException w:name="List Table 4 Accent 5" w:uiPriority="49"/>
+    <w:lsdException w:name="List Table 5 Dark Accent 5" w:uiPriority="50"/>
+    <w:lsdException w:name="List Table 6 Colorful Accent 5" w:uiPriority="51"/>
+    <w:lsdException w:name="List Table 7 Colorful Accent 5" w:uiPriority="52"/>
+    <w:lsdException w:name="List Table 1 Light Accent 6" w:uiPriority="46"/>
+    <w:lsdException w:name="List Table 2 Accent 6" w:uiPriority="47"/>
+    <w:lsdException w:name="List Table 3 Accent 6" w:uiPriority="48"/>
+    <w:lsdException w:name="List Table 4 Accent 6" w:uiPriority="49"/>
+    <w:lsdException w:name="List Table 5 Dark Accent 6" w:uiPriority="50"/>
+    <w:lsdException w:name="List Table 6 Colorful Accent 6" w:uiPriority="51"/>
+    <w:lsdException w:name="List Table 7 Colorful Accent 6" w:uiPriority="52"/>
+  </w:latentStyles>
+  <w:style w:type="paragraph" w:default="1" w:styleId="Normal">
     <w:name w:val="Normal"/>
     <w:qFormat/>
   </w:style>
-  <w:style w:styleId="BodyText" w:type="paragraph">
-    <w:name w:val="Body Text"/>
-    <w:basedOn w:val="Normal"/>
-    <w:link w:val="BodyTextChar"/>
-    <w:qFormat/>
-    <w:pPr>
-      <w:spacing w:after="180" w:before="180"/>
-    </w:pPr>
-  </w:style>
-  <w:style w:customStyle="1" w:styleId="FirstParagraph" w:type="paragraph">
-    <w:name w:val="First Paragraph"/>
-    <w:basedOn w:val="BodyText"/>
-    <w:next w:val="BodyText"/>
-    <w:qFormat/>
-  </w:style>
-  <w:style w:customStyle="1" w:styleId="Compact" w:type="paragraph">
-    <w:name w:val="Compact"/>
-    <w:basedOn w:val="BodyText"/>
-    <w:qFormat/>
-    <w:pPr>
-      <w:spacing w:after="36" w:before="36"/>
-    </w:pPr>
-  </w:style>
-  <w:style w:styleId="Title" w:type="paragraph">
-    <w:name w:val="Title"/>
-    <w:basedOn w:val="Normal"/>
-    <w:next w:val="BodyText"/>
-    <w:link w:val="TitleChar"/>
-    <w:uiPriority w:val="10"/>
-    <w:qFormat/>
-    <w:rsid w:val="00A10FD9"/>
-    <w:pPr>
-      <w:spacing w:after="80" w:line="240" w:lineRule="auto"/>
-      <w:contextualSpacing/>
-      <w:jc w:val="center"/>
-    </w:pPr>
-    <w:rPr>
-      <w:rFonts w:asciiTheme="majorHAnsi" w:cstheme="majorBidi" w:eastAsiaTheme="majorEastAsia" w:hAnsiTheme="majorHAnsi"/>
-      <w:sz w:val="56"/>
-      <w:szCs w:val="56"/>
-    </w:rPr>
-  </w:style>
-  <w:style w:customStyle="1" w:styleId="TitleChar" w:type="character">
-    <w:name w:val="Title Char"/>
-    <w:basedOn w:val="DefaultParagraphFont"/>
-    <w:link w:val="Title"/>
-    <w:uiPriority w:val="10"/>
-    <w:rsid w:val="00A10FD9"/>
-    <w:rPr>
-      <w:rFonts w:asciiTheme="majorHAnsi" w:cstheme="majorBidi" w:eastAsiaTheme="majorEastAsia" w:hAnsiTheme="majorHAnsi"/>
-      <w:sz w:val="56"/>
-      <w:szCs w:val="56"/>
-    </w:rPr>
-  </w:style>
-  <w:style w:styleId="Subtitle" w:type="paragraph">
-    <w:name w:val="Subtitle"/>
-    <w:basedOn w:val="Title"/>
-    <w:next w:val="BodyText"/>
-    <w:link w:val="SubtitleChar"/>
-    <w:uiPriority w:val="11"/>
-    <w:qFormat/>
-    <w:rsid w:val="00A10FD9"/>
-    <w:pPr>
-      <w:numPr>
-        <w:ilvl w:val="1"/>
-      </w:numPr>
-    </w:pPr>
-    <w:rPr>
-      <w:rFonts w:cstheme="majorBidi" w:eastAsiaTheme="majorEastAsia"/>
-      <w:spacing w:val="15"/>
-      <w:sz w:val="28"/>
-      <w:szCs w:val="28"/>
-    </w:rPr>
-  </w:style>
-  <w:style w:customStyle="1" w:styleId="SubtitleChar" w:type="character">
-    <w:name w:val="Subtitle Char"/>
-    <w:basedOn w:val="DefaultParagraphFont"/>
-    <w:link w:val="Subtitle"/>
-    <w:uiPriority w:val="11"/>
-    <w:rsid w:val="00A10FD9"/>
-    <w:rPr>
-      <w:rFonts w:cstheme="majorBidi" w:eastAsiaTheme="majorEastAsia"/>
-      <w:color w:themeColor="text1" w:themeTint="A6" w:val="595959"/>
-      <w:spacing w:val="15"/>
-      <w:sz w:val="28"/>
-      <w:szCs w:val="28"/>
-    </w:rPr>
-  </w:style>
-  <w:style w:customStyle="1" w:styleId="Author" w:type="paragraph">
-    <w:name w:val="Author"/>
-    <w:basedOn w:val="Title"/>
-    <w:next w:val="BodyText"/>
-    <w:qFormat/>
-    <w:pPr>
-      <w:keepNext/>
-      <w:keepLines/>
-    </w:pPr>
-    <w:rPr>
-      <w:sz w:val="24"/>
-      <w:szCs w:val="24"/>
-    </w:rPr>
-  </w:style>
-  <w:style w:styleId="Date" w:type="paragraph">
-    <w:name w:val="Date"/>
-    <w:basedOn w:val="Title"/>
-    <w:next w:val="BodyText"/>
-    <w:qFormat/>
-    <w:pPr>
-      <w:keepNext/>
-      <w:keepLines/>
-    </w:pPr>
-    <w:rPr>
-      <w:sz w:val="24"/>
-      <w:szCs w:val="24"/>
-    </w:rPr>
-  </w:style>
-  <w:style w:customStyle="1" w:styleId="AbstractTitle" w:type="paragraph">
-    <w:name w:val="Abstract Title"/>
-    <w:basedOn w:val="Normal"/>
-    <w:next w:val="Abstract"/>
-    <w:qFormat/>
-    <w:pPr>
-      <w:keepNext/>
-      <w:keepLines/>
-      <w:spacing w:after="0" w:before="300"/>
-      <w:jc w:val="center"/>
-    </w:pPr>
-    <w:rPr>
-      <w:b/>
-      <w:sz w:val="20"/>
-      <w:szCs w:val="20"/>
-    </w:rPr>
-  </w:style>
-  <w:style w:customStyle="1" w:styleId="Abstract" w:type="paragraph">
-    <w:name w:val="Abstract"/>
-    <w:basedOn w:val="Normal"/>
-    <w:next w:val="BodyText"/>
-    <w:qFormat/>
-    <w:pPr>
-      <w:keepNext/>
-      <w:keepLines/>
-      <w:spacing w:after="300" w:before="100"/>
-    </w:pPr>
-    <w:rPr>
-      <w:sz w:val="20"/>
-      <w:szCs w:val="20"/>
-    </w:rPr>
-  </w:style>
-  <w:style w:styleId="Bibliography" w:type="paragraph">
-    <w:name w:val="Bibliography"/>
-    <w:basedOn w:val="Normal"/>
-    <w:next w:val="Bibliography"/>
-    <w:qFormat/>
-    <w:pPr/>
-    <w:rPr/>
-  </w:style>
-  <w:style w:styleId="Heading1" w:type="paragraph">
+  <w:style w:type="paragraph" w:styleId="Heading1">
     <w:name w:val="heading 1"/>
     <w:basedOn w:val="Normal"/>
     <w:next w:val="BodyText"/>
@@ -2544,17 +3132,17 @@
     <w:pPr>
       <w:keepNext/>
       <w:keepLines/>
-      <w:spacing w:after="80" w:before="360"/>
+      <w:spacing w:before="360" w:after="80"/>
       <w:outlineLvl w:val="0"/>
     </w:pPr>
     <w:rPr>
-      <w:rFonts w:asciiTheme="majorHAnsi" w:cstheme="majorBidi" w:eastAsiaTheme="majorEastAsia" w:hAnsiTheme="majorHAnsi"/>
-      <w:color w:themeColor="accent1" w:themeShade="BF" w:val="0F4761"/>
+      <w:rFonts w:asciiTheme="majorHAnsi" w:eastAsiaTheme="majorEastAsia" w:hAnsiTheme="majorHAnsi" w:cstheme="majorBidi"/>
+      <w:color w:val="0F4761" w:themeColor="accent1" w:themeShade="BF"/>
       <w:sz w:val="40"/>
       <w:szCs w:val="40"/>
     </w:rPr>
   </w:style>
-  <w:style w:styleId="Heading2" w:type="paragraph">
+  <w:style w:type="paragraph" w:styleId="Heading2">
     <w:name w:val="heading 2"/>
     <w:basedOn w:val="Normal"/>
     <w:next w:val="BodyText"/>
@@ -2567,17 +3155,17 @@
     <w:pPr>
       <w:keepNext/>
       <w:keepLines/>
-      <w:spacing w:after="80" w:before="160"/>
+      <w:spacing w:before="160" w:after="80"/>
       <w:outlineLvl w:val="1"/>
     </w:pPr>
     <w:rPr>
-      <w:rFonts w:asciiTheme="majorHAnsi" w:cstheme="majorBidi" w:eastAsiaTheme="majorEastAsia" w:hAnsiTheme="majorHAnsi"/>
-      <w:color w:themeColor="accent1" w:themeShade="BF" w:val="0F4761"/>
+      <w:rFonts w:asciiTheme="majorHAnsi" w:eastAsiaTheme="majorEastAsia" w:hAnsiTheme="majorHAnsi" w:cstheme="majorBidi"/>
+      <w:color w:val="0F4761" w:themeColor="accent1" w:themeShade="BF"/>
       <w:sz w:val="32"/>
       <w:szCs w:val="32"/>
     </w:rPr>
   </w:style>
-  <w:style w:styleId="Heading3" w:type="paragraph">
+  <w:style w:type="paragraph" w:styleId="Heading3">
     <w:name w:val="heading 3"/>
     <w:basedOn w:val="Normal"/>
     <w:next w:val="BodyText"/>
@@ -2590,17 +3178,17 @@
     <w:pPr>
       <w:keepNext/>
       <w:keepLines/>
-      <w:spacing w:after="80" w:before="160"/>
+      <w:spacing w:before="160" w:after="80"/>
       <w:outlineLvl w:val="2"/>
     </w:pPr>
     <w:rPr>
-      <w:rFonts w:cstheme="majorBidi" w:eastAsiaTheme="majorEastAsia"/>
-      <w:color w:themeColor="accent1" w:themeShade="BF" w:val="0F4761"/>
+      <w:rFonts w:eastAsiaTheme="majorEastAsia" w:cstheme="majorBidi"/>
+      <w:color w:val="0F4761" w:themeColor="accent1" w:themeShade="BF"/>
       <w:sz w:val="28"/>
       <w:szCs w:val="28"/>
     </w:rPr>
   </w:style>
-  <w:style w:styleId="Heading4" w:type="paragraph">
+  <w:style w:type="paragraph" w:styleId="Heading4">
     <w:name w:val="heading 4"/>
     <w:basedOn w:val="Normal"/>
     <w:next w:val="BodyText"/>
@@ -2613,17 +3201,17 @@
     <w:pPr>
       <w:keepNext/>
       <w:keepLines/>
-      <w:spacing w:after="40" w:before="80"/>
+      <w:spacing w:before="80" w:after="40"/>
       <w:outlineLvl w:val="3"/>
     </w:pPr>
     <w:rPr>
-      <w:rFonts w:cstheme="majorBidi" w:eastAsiaTheme="majorEastAsia"/>
+      <w:rFonts w:eastAsiaTheme="majorEastAsia" w:cstheme="majorBidi"/>
       <w:i/>
       <w:iCs/>
-      <w:color w:themeColor="accent1" w:themeShade="BF" w:val="0F4761"/>
-    </w:rPr>
-  </w:style>
-  <w:style w:styleId="Heading5" w:type="paragraph">
+      <w:color w:val="0F4761" w:themeColor="accent1" w:themeShade="BF"/>
+    </w:rPr>
+  </w:style>
+  <w:style w:type="paragraph" w:styleId="Heading5">
     <w:name w:val="heading 5"/>
     <w:basedOn w:val="Normal"/>
     <w:next w:val="BodyText"/>
@@ -2636,15 +3224,15 @@
     <w:pPr>
       <w:keepNext/>
       <w:keepLines/>
-      <w:spacing w:after="40" w:before="80"/>
+      <w:spacing w:before="80" w:after="40"/>
       <w:outlineLvl w:val="4"/>
     </w:pPr>
     <w:rPr>
-      <w:rFonts w:cstheme="majorBidi" w:eastAsiaTheme="majorEastAsia"/>
-      <w:color w:themeColor="accent1" w:themeShade="BF" w:val="0F4761"/>
-    </w:rPr>
-  </w:style>
-  <w:style w:styleId="Heading6" w:type="paragraph">
+      <w:rFonts w:eastAsiaTheme="majorEastAsia" w:cstheme="majorBidi"/>
+      <w:color w:val="0F4761" w:themeColor="accent1" w:themeShade="BF"/>
+    </w:rPr>
+  </w:style>
+  <w:style w:type="paragraph" w:styleId="Heading6">
     <w:name w:val="heading 6"/>
     <w:basedOn w:val="Normal"/>
     <w:next w:val="BodyText"/>
@@ -2657,17 +3245,17 @@
     <w:pPr>
       <w:keepNext/>
       <w:keepLines/>
-      <w:spacing w:after="0" w:before="40"/>
+      <w:spacing w:before="40" w:after="0"/>
       <w:outlineLvl w:val="5"/>
     </w:pPr>
     <w:rPr>
-      <w:rFonts w:cstheme="majorBidi" w:eastAsiaTheme="majorEastAsia"/>
+      <w:rFonts w:eastAsiaTheme="majorEastAsia" w:cstheme="majorBidi"/>
       <w:i/>
       <w:iCs/>
-      <w:color w:themeColor="text1" w:themeTint="A6" w:val="595959"/>
-    </w:rPr>
-  </w:style>
-  <w:style w:styleId="Heading7" w:type="paragraph">
+      <w:color w:val="595959" w:themeColor="text1" w:themeTint="A6"/>
+    </w:rPr>
+  </w:style>
+  <w:style w:type="paragraph" w:styleId="Heading7">
     <w:name w:val="heading 7"/>
     <w:basedOn w:val="Normal"/>
     <w:next w:val="BodyText"/>
@@ -2680,15 +3268,15 @@
     <w:pPr>
       <w:keepNext/>
       <w:keepLines/>
-      <w:spacing w:after="0" w:before="40"/>
+      <w:spacing w:before="40" w:after="0"/>
       <w:outlineLvl w:val="6"/>
     </w:pPr>
     <w:rPr>
-      <w:rFonts w:cstheme="majorBidi" w:eastAsiaTheme="majorEastAsia"/>
-      <w:color w:themeColor="text1" w:themeTint="A6" w:val="595959"/>
-    </w:rPr>
-  </w:style>
-  <w:style w:styleId="Heading8" w:type="paragraph">
+      <w:rFonts w:eastAsiaTheme="majorEastAsia" w:cstheme="majorBidi"/>
+      <w:color w:val="595959" w:themeColor="text1" w:themeTint="A6"/>
+    </w:rPr>
+  </w:style>
+  <w:style w:type="paragraph" w:styleId="Heading8">
     <w:name w:val="heading 8"/>
     <w:basedOn w:val="Normal"/>
     <w:next w:val="BodyText"/>
@@ -2705,13 +3293,13 @@
       <w:outlineLvl w:val="7"/>
     </w:pPr>
     <w:rPr>
-      <w:rFonts w:cstheme="majorBidi" w:eastAsiaTheme="majorEastAsia"/>
+      <w:rFonts w:eastAsiaTheme="majorEastAsia" w:cstheme="majorBidi"/>
       <w:i/>
       <w:iCs/>
-      <w:color w:themeColor="text1" w:themeTint="D8" w:val="272727"/>
-    </w:rPr>
-  </w:style>
-  <w:style w:styleId="Heading9" w:type="paragraph">
+      <w:color w:val="272727" w:themeColor="text1" w:themeTint="D8"/>
+    </w:rPr>
+  </w:style>
+  <w:style w:type="paragraph" w:styleId="Heading9">
     <w:name w:val="heading 9"/>
     <w:basedOn w:val="Normal"/>
     <w:next w:val="BodyText"/>
@@ -2728,24 +3316,202 @@
       <w:outlineLvl w:val="8"/>
     </w:pPr>
     <w:rPr>
-      <w:rFonts w:cstheme="majorBidi" w:eastAsiaTheme="majorEastAsia"/>
-      <w:color w:themeColor="text1" w:themeTint="D8" w:val="272727"/>
-    </w:rPr>
-  </w:style>
-  <w:style w:customStyle="1" w:styleId="Heading1Char" w:type="character">
+      <w:rFonts w:eastAsiaTheme="majorEastAsia" w:cstheme="majorBidi"/>
+      <w:color w:val="272727" w:themeColor="text1" w:themeTint="D8"/>
+    </w:rPr>
+  </w:style>
+  <w:style w:type="character" w:default="1" w:styleId="DefaultParagraphFont">
+    <w:name w:val="Default Paragraph Font"/>
+    <w:uiPriority w:val="1"/>
+    <w:semiHidden/>
+    <w:unhideWhenUsed/>
+  </w:style>
+  <w:style w:type="table" w:default="1" w:styleId="TableNormal">
+    <w:name w:val="Normal Table"/>
+    <w:uiPriority w:val="99"/>
+    <w:semiHidden/>
+    <w:unhideWhenUsed/>
+    <w:tblPr>
+      <w:tblInd w:w="0" w:type="dxa"/>
+      <w:tblCellMar>
+        <w:top w:w="0" w:type="dxa"/>
+        <w:left w:w="108" w:type="dxa"/>
+        <w:bottom w:w="0" w:type="dxa"/>
+        <w:right w:w="108" w:type="dxa"/>
+      </w:tblCellMar>
+    </w:tblPr>
+  </w:style>
+  <w:style w:type="numbering" w:default="1" w:styleId="NoList">
+    <w:name w:val="No List"/>
+    <w:uiPriority w:val="99"/>
+    <w:semiHidden/>
+    <w:unhideWhenUsed/>
+  </w:style>
+  <w:style w:type="paragraph" w:styleId="BodyText">
+    <w:name w:val="Body Text"/>
+    <w:basedOn w:val="Normal"/>
+    <w:qFormat/>
+    <w:pPr>
+      <w:spacing w:before="180" w:after="180"/>
+    </w:pPr>
+  </w:style>
+  <w:style w:type="paragraph" w:customStyle="1" w:styleId="FirstParagraph">
+    <w:name w:val="First Paragraph"/>
+    <w:basedOn w:val="BodyText"/>
+    <w:next w:val="BodyText"/>
+    <w:qFormat/>
+  </w:style>
+  <w:style w:type="paragraph" w:customStyle="1" w:styleId="Compact">
+    <w:name w:val="Compact"/>
+    <w:basedOn w:val="BodyText"/>
+    <w:qFormat/>
+    <w:pPr>
+      <w:spacing w:before="36" w:after="36"/>
+    </w:pPr>
+  </w:style>
+  <w:style w:type="paragraph" w:styleId="Title">
+    <w:name w:val="Title"/>
+    <w:basedOn w:val="Normal"/>
+    <w:next w:val="BodyText"/>
+    <w:link w:val="TitleChar"/>
+    <w:uiPriority w:val="10"/>
+    <w:qFormat/>
+    <w:rsid w:val="00A10FD9"/>
+    <w:pPr>
+      <w:spacing w:after="80"/>
+      <w:contextualSpacing/>
+      <w:jc w:val="center"/>
+    </w:pPr>
+    <w:rPr>
+      <w:rFonts w:asciiTheme="majorHAnsi" w:eastAsiaTheme="majorEastAsia" w:hAnsiTheme="majorHAnsi" w:cstheme="majorBidi"/>
+      <w:sz w:val="56"/>
+      <w:szCs w:val="56"/>
+    </w:rPr>
+  </w:style>
+  <w:style w:type="character" w:customStyle="1" w:styleId="TitleChar">
+    <w:name w:val="Title Char"/>
+    <w:basedOn w:val="DefaultParagraphFont"/>
+    <w:link w:val="Title"/>
+    <w:uiPriority w:val="10"/>
+    <w:rsid w:val="00A10FD9"/>
+    <w:rPr>
+      <w:rFonts w:asciiTheme="majorHAnsi" w:eastAsiaTheme="majorEastAsia" w:hAnsiTheme="majorHAnsi" w:cstheme="majorBidi"/>
+      <w:sz w:val="56"/>
+      <w:szCs w:val="56"/>
+    </w:rPr>
+  </w:style>
+  <w:style w:type="paragraph" w:styleId="Subtitle">
+    <w:name w:val="Subtitle"/>
+    <w:basedOn w:val="Title"/>
+    <w:next w:val="BodyText"/>
+    <w:link w:val="SubtitleChar"/>
+    <w:uiPriority w:val="11"/>
+    <w:qFormat/>
+    <w:rsid w:val="00A10FD9"/>
+    <w:pPr>
+      <w:numPr>
+        <w:ilvl w:val="1"/>
+      </w:numPr>
+    </w:pPr>
+    <w:rPr>
+      <w:spacing w:val="15"/>
+      <w:sz w:val="28"/>
+      <w:szCs w:val="28"/>
+    </w:rPr>
+  </w:style>
+  <w:style w:type="character" w:customStyle="1" w:styleId="SubtitleChar">
+    <w:name w:val="Subtitle Char"/>
+    <w:basedOn w:val="DefaultParagraphFont"/>
+    <w:link w:val="Subtitle"/>
+    <w:uiPriority w:val="11"/>
+    <w:rsid w:val="00A10FD9"/>
+    <w:rPr>
+      <w:rFonts w:eastAsiaTheme="majorEastAsia" w:cstheme="majorBidi"/>
+      <w:color w:val="595959" w:themeColor="text1" w:themeTint="A6"/>
+      <w:spacing w:val="15"/>
+      <w:sz w:val="28"/>
+      <w:szCs w:val="28"/>
+    </w:rPr>
+  </w:style>
+  <w:style w:type="paragraph" w:customStyle="1" w:styleId="Author">
+    <w:name w:val="Author"/>
+    <w:basedOn w:val="Title"/>
+    <w:next w:val="BodyText"/>
+    <w:qFormat/>
+    <w:pPr>
+      <w:keepNext/>
+      <w:keepLines/>
+    </w:pPr>
+    <w:rPr>
+      <w:sz w:val="24"/>
+      <w:szCs w:val="24"/>
+    </w:rPr>
+  </w:style>
+  <w:style w:type="paragraph" w:styleId="Date">
+    <w:name w:val="Date"/>
+    <w:basedOn w:val="Title"/>
+    <w:next w:val="BodyText"/>
+    <w:qFormat/>
+    <w:pPr>
+      <w:keepNext/>
+      <w:keepLines/>
+    </w:pPr>
+    <w:rPr>
+      <w:sz w:val="24"/>
+      <w:szCs w:val="24"/>
+    </w:rPr>
+  </w:style>
+  <w:style w:type="paragraph" w:customStyle="1" w:styleId="AbstractTitle">
+    <w:name w:val="Abstract Title"/>
+    <w:basedOn w:val="Normal"/>
+    <w:next w:val="Abstract"/>
+    <w:qFormat/>
+    <w:pPr>
+      <w:keepNext/>
+      <w:keepLines/>
+      <w:spacing w:before="300" w:after="0"/>
+      <w:jc w:val="center"/>
+    </w:pPr>
+    <w:rPr>
+      <w:b/>
+      <w:sz w:val="20"/>
+      <w:szCs w:val="20"/>
+    </w:rPr>
+  </w:style>
+  <w:style w:type="paragraph" w:customStyle="1" w:styleId="Abstract">
+    <w:name w:val="Abstract"/>
+    <w:basedOn w:val="Normal"/>
+    <w:next w:val="BodyText"/>
+    <w:qFormat/>
+    <w:pPr>
+      <w:keepNext/>
+      <w:keepLines/>
+      <w:spacing w:before="100" w:after="300"/>
+    </w:pPr>
+    <w:rPr>
+      <w:sz w:val="20"/>
+      <w:szCs w:val="20"/>
+    </w:rPr>
+  </w:style>
+  <w:style w:type="paragraph" w:styleId="Bibliography">
+    <w:name w:val="Bibliography"/>
+    <w:basedOn w:val="Normal"/>
+    <w:qFormat/>
+  </w:style>
+  <w:style w:type="character" w:customStyle="1" w:styleId="Heading1Char">
     <w:name w:val="Heading 1 Char"/>
     <w:basedOn w:val="DefaultParagraphFont"/>
     <w:link w:val="Heading1"/>
     <w:uiPriority w:val="9"/>
     <w:rsid w:val="00A10FD9"/>
     <w:rPr>
-      <w:rFonts w:asciiTheme="majorHAnsi" w:cstheme="majorBidi" w:eastAsiaTheme="majorEastAsia" w:hAnsiTheme="majorHAnsi"/>
-      <w:color w:themeColor="accent1" w:themeShade="BF" w:val="0F4761"/>
+      <w:rFonts w:asciiTheme="majorHAnsi" w:eastAsiaTheme="majorEastAsia" w:hAnsiTheme="majorHAnsi" w:cstheme="majorBidi"/>
+      <w:color w:val="0F4761" w:themeColor="accent1" w:themeShade="BF"/>
       <w:sz w:val="40"/>
       <w:szCs w:val="40"/>
     </w:rPr>
   </w:style>
-  <w:style w:customStyle="1" w:styleId="Heading2Char" w:type="character">
+  <w:style w:type="character" w:customStyle="1" w:styleId="Heading2Char">
     <w:name w:val="Heading 2 Char"/>
     <w:basedOn w:val="DefaultParagraphFont"/>
     <w:link w:val="Heading2"/>
@@ -2753,13 +3519,13 @@
     <w:semiHidden/>
     <w:rsid w:val="00A10FD9"/>
     <w:rPr>
-      <w:rFonts w:asciiTheme="majorHAnsi" w:cstheme="majorBidi" w:eastAsiaTheme="majorEastAsia" w:hAnsiTheme="majorHAnsi"/>
-      <w:color w:themeColor="accent1" w:themeShade="BF" w:val="0F4761"/>
+      <w:rFonts w:asciiTheme="majorHAnsi" w:eastAsiaTheme="majorEastAsia" w:hAnsiTheme="majorHAnsi" w:cstheme="majorBidi"/>
+      <w:color w:val="0F4761" w:themeColor="accent1" w:themeShade="BF"/>
       <w:sz w:val="32"/>
       <w:szCs w:val="32"/>
     </w:rPr>
   </w:style>
-  <w:style w:customStyle="1" w:styleId="Heading3Char" w:type="character">
+  <w:style w:type="character" w:customStyle="1" w:styleId="Heading3Char">
     <w:name w:val="Heading 3 Char"/>
     <w:basedOn w:val="DefaultParagraphFont"/>
     <w:link w:val="Heading3"/>
@@ -2767,13 +3533,13 @@
     <w:semiHidden/>
     <w:rsid w:val="00A10FD9"/>
     <w:rPr>
-      <w:rFonts w:cstheme="majorBidi" w:eastAsiaTheme="majorEastAsia"/>
-      <w:color w:themeColor="accent1" w:themeShade="BF" w:val="0F4761"/>
+      <w:rFonts w:eastAsiaTheme="majorEastAsia" w:cstheme="majorBidi"/>
+      <w:color w:val="0F4761" w:themeColor="accent1" w:themeShade="BF"/>
       <w:sz w:val="28"/>
       <w:szCs w:val="28"/>
     </w:rPr>
   </w:style>
-  <w:style w:customStyle="1" w:styleId="Heading4Char" w:type="character">
+  <w:style w:type="character" w:customStyle="1" w:styleId="Heading4Char">
     <w:name w:val="Heading 4 Char"/>
     <w:basedOn w:val="DefaultParagraphFont"/>
     <w:link w:val="Heading4"/>
@@ -2781,13 +3547,13 @@
     <w:semiHidden/>
     <w:rsid w:val="00A10FD9"/>
     <w:rPr>
-      <w:rFonts w:cstheme="majorBidi" w:eastAsiaTheme="majorEastAsia"/>
+      <w:rFonts w:eastAsiaTheme="majorEastAsia" w:cstheme="majorBidi"/>
       <w:i/>
       <w:iCs/>
-      <w:color w:themeColor="accent1" w:themeShade="BF" w:val="0F4761"/>
-    </w:rPr>
-  </w:style>
-  <w:style w:customStyle="1" w:styleId="Heading5Char" w:type="character">
+      <w:color w:val="0F4761" w:themeColor="accent1" w:themeShade="BF"/>
+    </w:rPr>
+  </w:style>
+  <w:style w:type="character" w:customStyle="1" w:styleId="Heading5Char">
     <w:name w:val="Heading 5 Char"/>
     <w:basedOn w:val="DefaultParagraphFont"/>
     <w:link w:val="Heading5"/>
@@ -2795,11 +3561,11 @@
     <w:semiHidden/>
     <w:rsid w:val="00A10FD9"/>
     <w:rPr>
-      <w:rFonts w:cstheme="majorBidi" w:eastAsiaTheme="majorEastAsia"/>
-      <w:color w:themeColor="accent1" w:themeShade="BF" w:val="0F4761"/>
-    </w:rPr>
-  </w:style>
-  <w:style w:customStyle="1" w:styleId="Heading6Char" w:type="character">
+      <w:rFonts w:eastAsiaTheme="majorEastAsia" w:cstheme="majorBidi"/>
+      <w:color w:val="0F4761" w:themeColor="accent1" w:themeShade="BF"/>
+    </w:rPr>
+  </w:style>
+  <w:style w:type="character" w:customStyle="1" w:styleId="Heading6Char">
     <w:name w:val="Heading 6 Char"/>
     <w:basedOn w:val="DefaultParagraphFont"/>
     <w:link w:val="Heading6"/>
@@ -2807,13 +3573,13 @@
     <w:semiHidden/>
     <w:rsid w:val="00A10FD9"/>
     <w:rPr>
-      <w:rFonts w:cstheme="majorBidi" w:eastAsiaTheme="majorEastAsia"/>
+      <w:rFonts w:eastAsiaTheme="majorEastAsia" w:cstheme="majorBidi"/>
       <w:i/>
       <w:iCs/>
-      <w:color w:themeColor="text1" w:themeTint="A6" w:val="595959"/>
-    </w:rPr>
-  </w:style>
-  <w:style w:customStyle="1" w:styleId="Heading7Char" w:type="character">
+      <w:color w:val="595959" w:themeColor="text1" w:themeTint="A6"/>
+    </w:rPr>
+  </w:style>
+  <w:style w:type="character" w:customStyle="1" w:styleId="Heading7Char">
     <w:name w:val="Heading 7 Char"/>
     <w:basedOn w:val="DefaultParagraphFont"/>
     <w:link w:val="Heading7"/>
@@ -2821,11 +3587,11 @@
     <w:semiHidden/>
     <w:rsid w:val="00A10FD9"/>
     <w:rPr>
-      <w:rFonts w:cstheme="majorBidi" w:eastAsiaTheme="majorEastAsia"/>
-      <w:color w:themeColor="text1" w:themeTint="A6" w:val="595959"/>
-    </w:rPr>
-  </w:style>
-  <w:style w:customStyle="1" w:styleId="Heading8Char" w:type="character">
+      <w:rFonts w:eastAsiaTheme="majorEastAsia" w:cstheme="majorBidi"/>
+      <w:color w:val="595959" w:themeColor="text1" w:themeTint="A6"/>
+    </w:rPr>
+  </w:style>
+  <w:style w:type="character" w:customStyle="1" w:styleId="Heading8Char">
     <w:name w:val="Heading 8 Char"/>
     <w:basedOn w:val="DefaultParagraphFont"/>
     <w:link w:val="Heading8"/>
@@ -2833,13 +3599,13 @@
     <w:semiHidden/>
     <w:rsid w:val="00A10FD9"/>
     <w:rPr>
-      <w:rFonts w:cstheme="majorBidi" w:eastAsiaTheme="majorEastAsia"/>
+      <w:rFonts w:eastAsiaTheme="majorEastAsia" w:cstheme="majorBidi"/>
       <w:i/>
       <w:iCs/>
-      <w:color w:themeColor="text1" w:themeTint="D8" w:val="272727"/>
-    </w:rPr>
-  </w:style>
-  <w:style w:customStyle="1" w:styleId="Heading9Char" w:type="character">
+      <w:color w:val="272727" w:themeColor="text1" w:themeTint="D8"/>
+    </w:rPr>
+  </w:style>
+  <w:style w:type="character" w:customStyle="1" w:styleId="Heading9Char">
     <w:name w:val="Heading 9 Char"/>
     <w:basedOn w:val="DefaultParagraphFont"/>
     <w:link w:val="Heading9"/>
@@ -2847,11 +3613,11 @@
     <w:semiHidden/>
     <w:rsid w:val="00A10FD9"/>
     <w:rPr>
-      <w:rFonts w:cstheme="majorBidi" w:eastAsiaTheme="majorEastAsia"/>
-      <w:color w:themeColor="text1" w:themeTint="D8" w:val="272727"/>
-    </w:rPr>
-  </w:style>
-  <w:style w:styleId="BlockText" w:type="paragraph">
+      <w:rFonts w:eastAsiaTheme="majorEastAsia" w:cstheme="majorBidi"/>
+      <w:color w:val="272727" w:themeColor="text1" w:themeTint="D8"/>
+    </w:rPr>
+  </w:style>
+  <w:style w:type="paragraph" w:styleId="BlockText">
     <w:name w:val="Block Text"/>
     <w:basedOn w:val="BodyText"/>
     <w:next w:val="BodyText"/>
@@ -2859,19 +3625,18 @@
     <w:unhideWhenUsed/>
     <w:qFormat/>
     <w:pPr>
-      <w:spacing w:after="100" w:before="100"/>
-      <w:ind w:firstLine="0" w:left="480" w:right="480"/>
+      <w:spacing w:before="100" w:after="100"/>
+      <w:ind w:left="480" w:right="480"/>
     </w:pPr>
   </w:style>
-  <w:style w:styleId="FootnoteText" w:type="paragraph">
-    <w:name w:val="Footnote Text"/>
+  <w:style w:type="paragraph" w:styleId="FootnoteText">
+    <w:name w:val="footnote text"/>
     <w:basedOn w:val="Normal"/>
-    <w:next w:val="FootnoteText"/>
     <w:uiPriority w:val="9"/>
     <w:unhideWhenUsed/>
     <w:qFormat/>
   </w:style>
-  <w:style w:styleId="FootnoteBlockText" w:type="paragraph">
+  <w:style w:type="paragraph" w:customStyle="1" w:styleId="FootnoteBlockText">
     <w:name w:val="Footnote Block Text"/>
     <w:basedOn w:val="FootnoteText"/>
     <w:next w:val="FootnoteText"/>
@@ -2879,40 +3644,35 @@
     <w:unhideWhenUsed/>
     <w:qFormat/>
     <w:pPr>
-      <w:spacing w:after="100" w:before="100"/>
-      <w:ind w:firstLine="0" w:left="480" w:right="480"/>
+      <w:spacing w:before="100" w:after="100"/>
+      <w:ind w:left="480" w:right="480"/>
     </w:pPr>
   </w:style>
-  <w:style w:default="1" w:styleId="DefaultParagraphFont" w:type="character">
-    <w:name w:val="Default Paragraph Font"/>
-    <w:semiHidden/>
-    <w:unhideWhenUsed/>
-  </w:style>
-  <w:style w:default="1" w:styleId="Table" w:type="table">
+  <w:style w:type="table" w:customStyle="1" w:styleId="Table">
     <w:name w:val="Table"/>
-    <w:basedOn w:val="TableNormal"/>
     <w:semiHidden/>
     <w:unhideWhenUsed/>
     <w:qFormat/>
     <w:tblPr>
-      <w:tblInd w:type="dxa" w:w="0"/>
+      <w:tblInd w:w="0" w:type="dxa"/>
       <w:tblCellMar>
-        <w:top w:type="dxa" w:w="0"/>
-        <w:left w:type="dxa" w:w="108"/>
-        <w:bottom w:type="dxa" w:w="0"/>
-        <w:right w:type="dxa" w:w="108"/>
+        <w:top w:w="0" w:type="dxa"/>
+        <w:left w:w="108" w:type="dxa"/>
+        <w:bottom w:w="0" w:type="dxa"/>
+        <w:right w:w="108" w:type="dxa"/>
       </w:tblCellMar>
     </w:tblPr>
     <w:tblStylePr w:type="firstRow">
+      <w:tblPr/>
       <w:tcPr>
         <w:tcBorders>
-          <w:bottom w:val="single"/>
+          <w:bottom w:val="single" w:sz="0" w:space="0" w:color="auto"/>
         </w:tcBorders>
         <w:vAlign w:val="bottom"/>
       </w:tcPr>
     </w:tblStylePr>
   </w:style>
-  <w:style w:customStyle="1" w:styleId="DefinitionTerm" w:type="paragraph">
+  <w:style w:type="paragraph" w:customStyle="1" w:styleId="DefinitionTerm">
     <w:name w:val="Definition Term"/>
     <w:basedOn w:val="Normal"/>
     <w:next w:val="Definition"/>
@@ -2925,75 +3685,77 @@
       <w:b/>
     </w:rPr>
   </w:style>
-  <w:style w:customStyle="1" w:styleId="Definition" w:type="paragraph">
+  <w:style w:type="paragraph" w:customStyle="1" w:styleId="Definition">
     <w:name w:val="Definition"/>
     <w:basedOn w:val="Normal"/>
   </w:style>
-  <w:style w:styleId="Caption" w:type="paragraph">
-    <w:name w:val="Caption"/>
+  <w:style w:type="paragraph" w:styleId="Caption">
+    <w:name w:val="caption"/>
     <w:basedOn w:val="Normal"/>
-    <w:link w:val="BodyTextChar"/>
+    <w:link w:val="CaptionChar"/>
     <w:pPr>
-      <w:spacing w:after="120" w:before="0"/>
+      <w:spacing w:after="120"/>
     </w:pPr>
     <w:rPr>
       <w:i/>
     </w:rPr>
   </w:style>
-  <w:style w:customStyle="1" w:styleId="TableCaption" w:type="paragraph">
+  <w:style w:type="paragraph" w:customStyle="1" w:styleId="TableCaption">
     <w:name w:val="Table Caption"/>
     <w:basedOn w:val="Caption"/>
     <w:pPr>
       <w:keepNext/>
     </w:pPr>
   </w:style>
-  <w:style w:customStyle="1" w:styleId="ImageCaption" w:type="paragraph">
+  <w:style w:type="paragraph" w:customStyle="1" w:styleId="ImageCaption">
     <w:name w:val="Image Caption"/>
     <w:basedOn w:val="Caption"/>
   </w:style>
-  <w:style w:customStyle="1" w:styleId="Figure" w:type="paragraph">
+  <w:style w:type="paragraph" w:customStyle="1" w:styleId="Figure">
     <w:name w:val="Figure"/>
     <w:basedOn w:val="Normal"/>
   </w:style>
-  <w:style w:customStyle="1" w:styleId="CaptionedFigure" w:type="paragraph">
+  <w:style w:type="paragraph" w:customStyle="1" w:styleId="CaptionedFigure">
     <w:name w:val="Captioned Figure"/>
     <w:basedOn w:val="Figure"/>
     <w:pPr>
       <w:keepNext/>
     </w:pPr>
   </w:style>
-  <w:style w:customStyle="1" w:styleId="BodyTextChar" w:type="character">
-    <w:name w:val="Body Text Char"/>
+  <w:style w:type="character" w:customStyle="1" w:styleId="CaptionChar">
+    <w:name w:val="Caption Char"/>
     <w:basedOn w:val="DefaultParagraphFont"/>
-    <w:link w:val="BodyText"/>
-  </w:style>
-  <w:style w:customStyle="1" w:styleId="VerbatimChar" w:type="character">
+    <w:link w:val="Caption"/>
+  </w:style>
+  <w:style w:type="character" w:customStyle="1" w:styleId="VerbatimChar">
     <w:name w:val="Verbatim Char"/>
-    <w:basedOn w:val="BodyTextChar"/>
+    <w:basedOn w:val="CaptionChar"/>
+    <w:link w:val="SourceCode"/>
     <w:rPr>
       <w:rFonts w:ascii="Consolas" w:hAnsi="Consolas"/>
       <w:sz w:val="22"/>
     </w:rPr>
   </w:style>
-  <w:style w:customStyle="1" w:styleId="SectionNumber" w:type="character">
+  <w:style w:type="character" w:customStyle="1" w:styleId="SectionNumber">
     <w:name w:val="Section Number"/>
-    <w:basedOn w:val="BodyTextChar"/>
-  </w:style>
-  <w:style w:styleId="FootnoteReference" w:type="character">
-    <w:name w:val="Footnote Reference"/>
-    <w:basedOn w:val="BodyTextChar"/>
+    <w:basedOn w:val="CaptionChar"/>
+  </w:style>
+  <w:style w:type="character" w:styleId="FootnoteReference">
+    <w:name w:val="footnote reference"/>
+    <w:basedOn w:val="CaptionChar"/>
     <w:rPr>
       <w:vertAlign w:val="superscript"/>
     </w:rPr>
   </w:style>
-  <w:style w:styleId="Hyperlink" w:type="character">
+  <w:style w:type="character" w:styleId="Hyperlink">
     <w:name w:val="Hyperlink"/>
-    <w:basedOn w:val="BodyTextChar"/>
-    <w:rPr>
-      <w:color w:themeColor="accent1" w:val="4F81BD"/>
-    </w:rPr>
-  </w:style>
-  <w:style w:styleId="TOCHeading" w:type="paragraph">
+    <w:basedOn w:val="CaptionChar"/>
+    <w:uiPriority w:val="99"/>
+    <w:rPr>
+      <w:color w:val="156082" w:themeColor="accent1"/>
+    </w:rPr>
+  </w:style>
+  <w:style w:type="paragraph" w:styleId="TOCHeading">
     <w:name w:val="TOC Heading"/>
     <w:basedOn w:val="Heading1"/>
     <w:next w:val="BodyText"/>
@@ -3004,246 +3766,330 @@
       <w:spacing w:before="240" w:line="259" w:lineRule="auto"/>
       <w:outlineLvl w:val="9"/>
     </w:pPr>
-    <w:rPr>
-      <w:rFonts w:asciiTheme="majorHAnsi" w:cstheme="majorBidi" w:eastAsiaTheme="majorEastAsia" w:hAnsiTheme="majorHAnsi"/>
-      <w:b w:val="0"/>
-      <w:bCs w:val="0"/>
-      <w:color w:themeColor="accent1" w:themeShade="BF" w:val="365F91"/>
-    </w:rPr>
   </w:style>
   <w:style w:type="paragraph" w:customStyle="1" w:styleId="SourceCode">
     <w:name w:val="Source Code"/>
     <w:basedOn w:val="Normal"/>
     <w:link w:val="VerbatimChar"/>
     <w:pPr>
-      <w:wordWrap w:val="off"/>
+      <w:wordWrap w:val="0"/>
     </w:pPr>
   </w:style>
   <w:style w:type="character" w:customStyle="1" w:styleId="KeywordTok">
     <w:name w:val="KeywordTok"/>
     <w:basedOn w:val="VerbatimChar"/>
     <w:rPr>
+      <w:rFonts w:ascii="Consolas" w:hAnsi="Consolas"/>
       <w:b/>
       <w:color w:val="007020"/>
+      <w:sz w:val="22"/>
     </w:rPr>
   </w:style>
   <w:style w:type="character" w:customStyle="1" w:styleId="DataTypeTok">
     <w:name w:val="DataTypeTok"/>
     <w:basedOn w:val="VerbatimChar"/>
     <w:rPr>
+      <w:rFonts w:ascii="Consolas" w:hAnsi="Consolas"/>
       <w:color w:val="902000"/>
+      <w:sz w:val="22"/>
     </w:rPr>
   </w:style>
   <w:style w:type="character" w:customStyle="1" w:styleId="DecValTok">
     <w:name w:val="DecValTok"/>
     <w:basedOn w:val="VerbatimChar"/>
     <w:rPr>
-      <w:color w:val="40a070"/>
+      <w:rFonts w:ascii="Consolas" w:hAnsi="Consolas"/>
+      <w:color w:val="40A070"/>
+      <w:sz w:val="22"/>
     </w:rPr>
   </w:style>
   <w:style w:type="character" w:customStyle="1" w:styleId="BaseNTok">
     <w:name w:val="BaseNTok"/>
     <w:basedOn w:val="VerbatimChar"/>
     <w:rPr>
-      <w:color w:val="40a070"/>
+      <w:rFonts w:ascii="Consolas" w:hAnsi="Consolas"/>
+      <w:color w:val="40A070"/>
+      <w:sz w:val="22"/>
     </w:rPr>
   </w:style>
   <w:style w:type="character" w:customStyle="1" w:styleId="FloatTok">
     <w:name w:val="FloatTok"/>
     <w:basedOn w:val="VerbatimChar"/>
     <w:rPr>
-      <w:color w:val="40a070"/>
+      <w:rFonts w:ascii="Consolas" w:hAnsi="Consolas"/>
+      <w:color w:val="40A070"/>
+      <w:sz w:val="22"/>
     </w:rPr>
   </w:style>
   <w:style w:type="character" w:customStyle="1" w:styleId="ConstantTok">
     <w:name w:val="ConstantTok"/>
     <w:basedOn w:val="VerbatimChar"/>
     <w:rPr>
+      <w:rFonts w:ascii="Consolas" w:hAnsi="Consolas"/>
       <w:color w:val="880000"/>
+      <w:sz w:val="22"/>
     </w:rPr>
   </w:style>
   <w:style w:type="character" w:customStyle="1" w:styleId="CharTok">
     <w:name w:val="CharTok"/>
     <w:basedOn w:val="VerbatimChar"/>
     <w:rPr>
-      <w:color w:val="4070a0"/>
+      <w:rFonts w:ascii="Consolas" w:hAnsi="Consolas"/>
+      <w:color w:val="4070A0"/>
+      <w:sz w:val="22"/>
     </w:rPr>
   </w:style>
   <w:style w:type="character" w:customStyle="1" w:styleId="SpecialCharTok">
     <w:name w:val="SpecialCharTok"/>
     <w:basedOn w:val="VerbatimChar"/>
     <w:rPr>
-      <w:color w:val="4070a0"/>
+      <w:rFonts w:ascii="Consolas" w:hAnsi="Consolas"/>
+      <w:color w:val="4070A0"/>
+      <w:sz w:val="22"/>
     </w:rPr>
   </w:style>
   <w:style w:type="character" w:customStyle="1" w:styleId="StringTok">
     <w:name w:val="StringTok"/>
     <w:basedOn w:val="VerbatimChar"/>
     <w:rPr>
-      <w:color w:val="4070a0"/>
+      <w:rFonts w:ascii="Consolas" w:hAnsi="Consolas"/>
+      <w:color w:val="4070A0"/>
+      <w:sz w:val="22"/>
     </w:rPr>
   </w:style>
   <w:style w:type="character" w:customStyle="1" w:styleId="VerbatimStringTok">
     <w:name w:val="VerbatimStringTok"/>
     <w:basedOn w:val="VerbatimChar"/>
     <w:rPr>
-      <w:color w:val="4070a0"/>
+      <w:rFonts w:ascii="Consolas" w:hAnsi="Consolas"/>
+      <w:color w:val="4070A0"/>
+      <w:sz w:val="22"/>
     </w:rPr>
   </w:style>
   <w:style w:type="character" w:customStyle="1" w:styleId="SpecialStringTok">
     <w:name w:val="SpecialStringTok"/>
     <w:basedOn w:val="VerbatimChar"/>
     <w:rPr>
-      <w:color w:val="bb6688"/>
+      <w:rFonts w:ascii="Consolas" w:hAnsi="Consolas"/>
+      <w:color w:val="BB6688"/>
+      <w:sz w:val="22"/>
     </w:rPr>
   </w:style>
   <w:style w:type="character" w:customStyle="1" w:styleId="ImportTok">
     <w:name w:val="ImportTok"/>
     <w:basedOn w:val="VerbatimChar"/>
     <w:rPr>
+      <w:rFonts w:ascii="Consolas" w:hAnsi="Consolas"/>
       <w:b/>
       <w:color w:val="008000"/>
+      <w:sz w:val="22"/>
     </w:rPr>
   </w:style>
   <w:style w:type="character" w:customStyle="1" w:styleId="CommentTok">
     <w:name w:val="CommentTok"/>
     <w:basedOn w:val="VerbatimChar"/>
     <w:rPr>
+      <w:rFonts w:ascii="Consolas" w:hAnsi="Consolas"/>
       <w:i/>
-      <w:color w:val="60a0b0"/>
+      <w:color w:val="60A0B0"/>
+      <w:sz w:val="22"/>
     </w:rPr>
   </w:style>
   <w:style w:type="character" w:customStyle="1" w:styleId="DocumentationTok">
     <w:name w:val="DocumentationTok"/>
     <w:basedOn w:val="VerbatimChar"/>
     <w:rPr>
+      <w:rFonts w:ascii="Consolas" w:hAnsi="Consolas"/>
       <w:i/>
-      <w:color w:val="ba2121"/>
+      <w:color w:val="BA2121"/>
+      <w:sz w:val="22"/>
     </w:rPr>
   </w:style>
   <w:style w:type="character" w:customStyle="1" w:styleId="AnnotationTok">
     <w:name w:val="AnnotationTok"/>
     <w:basedOn w:val="VerbatimChar"/>
     <w:rPr>
+      <w:rFonts w:ascii="Consolas" w:hAnsi="Consolas"/>
       <w:b/>
       <w:i/>
-      <w:color w:val="60a0b0"/>
+      <w:color w:val="60A0B0"/>
+      <w:sz w:val="22"/>
     </w:rPr>
   </w:style>
   <w:style w:type="character" w:customStyle="1" w:styleId="CommentVarTok">
     <w:name w:val="CommentVarTok"/>
     <w:basedOn w:val="VerbatimChar"/>
     <w:rPr>
+      <w:rFonts w:ascii="Consolas" w:hAnsi="Consolas"/>
       <w:b/>
       <w:i/>
-      <w:color w:val="60a0b0"/>
+      <w:color w:val="60A0B0"/>
+      <w:sz w:val="22"/>
     </w:rPr>
   </w:style>
   <w:style w:type="character" w:customStyle="1" w:styleId="OtherTok">
     <w:name w:val="OtherTok"/>
     <w:basedOn w:val="VerbatimChar"/>
     <w:rPr>
+      <w:rFonts w:ascii="Consolas" w:hAnsi="Consolas"/>
       <w:color w:val="007020"/>
+      <w:sz w:val="22"/>
     </w:rPr>
   </w:style>
   <w:style w:type="character" w:customStyle="1" w:styleId="FunctionTok">
     <w:name w:val="FunctionTok"/>
     <w:basedOn w:val="VerbatimChar"/>
     <w:rPr>
-      <w:color w:val="06287e"/>
+      <w:rFonts w:ascii="Consolas" w:hAnsi="Consolas"/>
+      <w:color w:val="06287E"/>
+      <w:sz w:val="22"/>
     </w:rPr>
   </w:style>
   <w:style w:type="character" w:customStyle="1" w:styleId="VariableTok">
     <w:name w:val="VariableTok"/>
     <w:basedOn w:val="VerbatimChar"/>
     <w:rPr>
-      <w:color w:val="19177c"/>
+      <w:rFonts w:ascii="Consolas" w:hAnsi="Consolas"/>
+      <w:color w:val="19177C"/>
+      <w:sz w:val="22"/>
     </w:rPr>
   </w:style>
   <w:style w:type="character" w:customStyle="1" w:styleId="ControlFlowTok">
     <w:name w:val="ControlFlowTok"/>
     <w:basedOn w:val="VerbatimChar"/>
     <w:rPr>
+      <w:rFonts w:ascii="Consolas" w:hAnsi="Consolas"/>
       <w:b/>
       <w:color w:val="007020"/>
+      <w:sz w:val="22"/>
     </w:rPr>
   </w:style>
   <w:style w:type="character" w:customStyle="1" w:styleId="OperatorTok">
     <w:name w:val="OperatorTok"/>
     <w:basedOn w:val="VerbatimChar"/>
     <w:rPr>
+      <w:rFonts w:ascii="Consolas" w:hAnsi="Consolas"/>
       <w:color w:val="666666"/>
+      <w:sz w:val="22"/>
     </w:rPr>
   </w:style>
   <w:style w:type="character" w:customStyle="1" w:styleId="BuiltInTok">
     <w:name w:val="BuiltInTok"/>
     <w:basedOn w:val="VerbatimChar"/>
     <w:rPr>
+      <w:rFonts w:ascii="Consolas" w:hAnsi="Consolas"/>
       <w:color w:val="008000"/>
+      <w:sz w:val="22"/>
     </w:rPr>
   </w:style>
   <w:style w:type="character" w:customStyle="1" w:styleId="ExtensionTok">
     <w:name w:val="ExtensionTok"/>
     <w:basedOn w:val="VerbatimChar"/>
-    <w:rPr/>
+    <w:rPr>
+      <w:rFonts w:ascii="Consolas" w:hAnsi="Consolas"/>
+      <w:sz w:val="22"/>
+    </w:rPr>
   </w:style>
   <w:style w:type="character" w:customStyle="1" w:styleId="PreprocessorTok">
     <w:name w:val="PreprocessorTok"/>
     <w:basedOn w:val="VerbatimChar"/>
     <w:rPr>
-      <w:color w:val="bc7a00"/>
+      <w:rFonts w:ascii="Consolas" w:hAnsi="Consolas"/>
+      <w:color w:val="BC7A00"/>
+      <w:sz w:val="22"/>
     </w:rPr>
   </w:style>
   <w:style w:type="character" w:customStyle="1" w:styleId="AttributeTok">
     <w:name w:val="AttributeTok"/>
     <w:basedOn w:val="VerbatimChar"/>
     <w:rPr>
-      <w:color w:val="7d9029"/>
+      <w:rFonts w:ascii="Consolas" w:hAnsi="Consolas"/>
+      <w:color w:val="7D9029"/>
+      <w:sz w:val="22"/>
     </w:rPr>
   </w:style>
   <w:style w:type="character" w:customStyle="1" w:styleId="RegionMarkerTok">
     <w:name w:val="RegionMarkerTok"/>
     <w:basedOn w:val="VerbatimChar"/>
-    <w:rPr/>
+    <w:rPr>
+      <w:rFonts w:ascii="Consolas" w:hAnsi="Consolas"/>
+      <w:sz w:val="22"/>
+    </w:rPr>
   </w:style>
   <w:style w:type="character" w:customStyle="1" w:styleId="InformationTok">
     <w:name w:val="InformationTok"/>
     <w:basedOn w:val="VerbatimChar"/>
     <w:rPr>
+      <w:rFonts w:ascii="Consolas" w:hAnsi="Consolas"/>
       <w:b/>
       <w:i/>
-      <w:color w:val="60a0b0"/>
+      <w:color w:val="60A0B0"/>
+      <w:sz w:val="22"/>
     </w:rPr>
   </w:style>
   <w:style w:type="character" w:customStyle="1" w:styleId="WarningTok">
     <w:name w:val="WarningTok"/>
     <w:basedOn w:val="VerbatimChar"/>
     <w:rPr>
+      <w:rFonts w:ascii="Consolas" w:hAnsi="Consolas"/>
       <w:b/>
       <w:i/>
-      <w:color w:val="60a0b0"/>
+      <w:color w:val="60A0B0"/>
+      <w:sz w:val="22"/>
     </w:rPr>
   </w:style>
   <w:style w:type="character" w:customStyle="1" w:styleId="AlertTok">
     <w:name w:val="AlertTok"/>
     <w:basedOn w:val="VerbatimChar"/>
     <w:rPr>
+      <w:rFonts w:ascii="Consolas" w:hAnsi="Consolas"/>
       <w:b/>
-      <w:color w:val="ff0000"/>
+      <w:color w:val="FF0000"/>
+      <w:sz w:val="22"/>
     </w:rPr>
   </w:style>
   <w:style w:type="character" w:customStyle="1" w:styleId="ErrorTok">
     <w:name w:val="ErrorTok"/>
     <w:basedOn w:val="VerbatimChar"/>
     <w:rPr>
+      <w:rFonts w:ascii="Consolas" w:hAnsi="Consolas"/>
       <w:b/>
-      <w:color w:val="ff0000"/>
+      <w:color w:val="FF0000"/>
+      <w:sz w:val="22"/>
     </w:rPr>
   </w:style>
   <w:style w:type="character" w:customStyle="1" w:styleId="NormalTok">
     <w:name w:val="NormalTok"/>
     <w:basedOn w:val="VerbatimChar"/>
-    <w:rPr/>
+    <w:rPr>
+      <w:rFonts w:ascii="Consolas" w:hAnsi="Consolas"/>
+      <w:sz w:val="22"/>
+    </w:rPr>
+  </w:style>
+  <w:style w:type="paragraph" w:styleId="TOC1">
+    <w:name w:val="toc 1"/>
+    <w:basedOn w:val="Normal"/>
+    <w:next w:val="Normal"/>
+    <w:autoRedefine/>
+    <w:uiPriority w:val="39"/>
+    <w:unhideWhenUsed/>
+    <w:rsid w:val="00DA61DC"/>
+    <w:pPr>
+      <w:spacing w:after="100"/>
+    </w:pPr>
+  </w:style>
+  <w:style w:type="paragraph" w:styleId="TOC2">
+    <w:name w:val="toc 2"/>
+    <w:basedOn w:val="Normal"/>
+    <w:next w:val="Normal"/>
+    <w:autoRedefine/>
+    <w:uiPriority w:val="39"/>
+    <w:unhideWhenUsed/>
+    <w:rsid w:val="00DA61DC"/>
+    <w:pPr>
+      <w:spacing w:after="100"/>
+      <w:ind w:left="240"/>
+    </w:pPr>
   </w:style>
 </w:styles>
 </file>
